--- a/Extra/MasterPlan.docx
+++ b/Extra/MasterPlan.docx
@@ -6,132 +6,106 @@
       <w:pPr>
         <w:pStyle w:val="NormalWeb"/>
       </w:pPr>
-      <w:proofErr w:type="gramStart"/>
-      <w:r>
-        <w:rPr>
-          <w:rFonts w:hAnsi="Symbol"/>
-        </w:rPr>
-        <w:t></w:t>
-      </w:r>
-      <w:r>
-        <w:t xml:space="preserve">  </w:t>
-      </w:r>
-      <w:r>
-        <w:rPr>
-          <w:b/>
-          <w:bCs/>
-        </w:rPr>
-        <w:t>"</w:t>
-      </w:r>
-      <w:proofErr w:type="gramEnd"/>
-      <w:r>
-        <w:rPr>
-          <w:b/>
-          <w:bCs/>
-        </w:rPr>
-        <w:t>About Us" or "Contact Us" Pages:</w:t>
-      </w:r>
-      <w:r>
-        <w:t xml:space="preserve"> Currently, these links in your menu might be empty.</w:t>
+      <w:r>
+        <w:drawing>
+          <wp:inline distT="0" distB="0" distL="0" distR="0" wp14:anchorId="40009A49" wp14:editId="5A757A06">
+            <wp:extent cx="5943600" cy="1193165"/>
+            <wp:effectExtent l="0" t="0" r="0" b="6985"/>
+            <wp:docPr id="1" name="Picture 1"/>
+            <wp:cNvGraphicFramePr>
+              <a:graphicFrameLocks xmlns:a="http://schemas.openxmlformats.org/drawingml/2006/main" noChangeAspect="1"/>
+            </wp:cNvGraphicFramePr>
+            <a:graphic xmlns:a="http://schemas.openxmlformats.org/drawingml/2006/main">
+              <a:graphicData uri="http://schemas.openxmlformats.org/drawingml/2006/picture">
+                <pic:pic xmlns:pic="http://schemas.openxmlformats.org/drawingml/2006/picture">
+                  <pic:nvPicPr>
+                    <pic:cNvPr id="1" name=""/>
+                    <pic:cNvPicPr/>
+                  </pic:nvPicPr>
+                  <pic:blipFill>
+                    <a:blip r:embed="rId5"/>
+                    <a:stretch>
+                      <a:fillRect/>
+                    </a:stretch>
+                  </pic:blipFill>
+                  <pic:spPr>
+                    <a:xfrm>
+                      <a:off x="0" y="0"/>
+                      <a:ext cx="5943600" cy="1193165"/>
+                    </a:xfrm>
+                    <a:prstGeom prst="rect">
+                      <a:avLst/>
+                    </a:prstGeom>
+                  </pic:spPr>
+                </pic:pic>
+              </a:graphicData>
+            </a:graphic>
+          </wp:inline>
+        </w:drawing>
       </w:r>
     </w:p>
     <w:p>
       <w:pPr>
         <w:pStyle w:val="NormalWeb"/>
       </w:pPr>
-      <w:proofErr w:type="gramStart"/>
-      <w:r>
-        <w:rPr>
-          <w:rFonts w:hAnsi="Symbol"/>
-        </w:rPr>
-        <w:t></w:t>
-      </w:r>
-      <w:r>
-        <w:t xml:space="preserve">  </w:t>
-      </w:r>
-      <w:r>
-        <w:rPr>
-          <w:b/>
-          <w:bCs/>
-        </w:rPr>
-        <w:t>Footer</w:t>
-      </w:r>
-      <w:proofErr w:type="gramEnd"/>
-      <w:r>
-        <w:rPr>
-          <w:b/>
-          <w:bCs/>
-        </w:rPr>
-        <w:t xml:space="preserve"> Polish:</w:t>
-      </w:r>
-      <w:r>
-        <w:t xml:space="preserve"> Adding actual links or a better design to the footer.</w:t>
-      </w:r>
     </w:p>
     <w:p>
       <w:pPr>
         <w:pStyle w:val="NormalWeb"/>
       </w:pPr>
-      <w:proofErr w:type="gramStart"/>
-      <w:r>
-        <w:rPr>
-          <w:rFonts w:hAnsi="Symbol"/>
-        </w:rPr>
-        <w:t></w:t>
-      </w:r>
-      <w:r>
-        <w:t xml:space="preserve">  </w:t>
-      </w:r>
-      <w:r>
-        <w:rPr>
-          <w:b/>
-          <w:bCs/>
-        </w:rPr>
-        <w:t>Email</w:t>
-      </w:r>
-      <w:proofErr w:type="gramEnd"/>
-      <w:r>
-        <w:rPr>
-          <w:b/>
-          <w:bCs/>
-        </w:rPr>
-        <w:t xml:space="preserve"> Notifications:</w:t>
-      </w:r>
-      <w:r>
-        <w:t xml:space="preserve"> Sending an actual email to the customer when they place an order.</w:t>
+      <w:r>
+        <w:drawing>
+          <wp:inline distT="0" distB="0" distL="0" distR="0" wp14:anchorId="65B3BE02" wp14:editId="3C172F81">
+            <wp:extent cx="5943600" cy="2257425"/>
+            <wp:effectExtent l="0" t="0" r="0" b="9525"/>
+            <wp:docPr id="2" name="Picture 2"/>
+            <wp:cNvGraphicFramePr>
+              <a:graphicFrameLocks xmlns:a="http://schemas.openxmlformats.org/drawingml/2006/main" noChangeAspect="1"/>
+            </wp:cNvGraphicFramePr>
+            <a:graphic xmlns:a="http://schemas.openxmlformats.org/drawingml/2006/main">
+              <a:graphicData uri="http://schemas.openxmlformats.org/drawingml/2006/picture">
+                <pic:pic xmlns:pic="http://schemas.openxmlformats.org/drawingml/2006/picture">
+                  <pic:nvPicPr>
+                    <pic:cNvPr id="1" name=""/>
+                    <pic:cNvPicPr/>
+                  </pic:nvPicPr>
+                  <pic:blipFill>
+                    <a:blip r:embed="rId6"/>
+                    <a:stretch>
+                      <a:fillRect/>
+                    </a:stretch>
+                  </pic:blipFill>
+                  <pic:spPr>
+                    <a:xfrm>
+                      <a:off x="0" y="0"/>
+                      <a:ext cx="5943600" cy="2257425"/>
+                    </a:xfrm>
+                    <a:prstGeom prst="rect">
+                      <a:avLst/>
+                    </a:prstGeom>
+                  </pic:spPr>
+                </pic:pic>
+              </a:graphicData>
+            </a:graphic>
+          </wp:inline>
+        </w:drawing>
       </w:r>
     </w:p>
     <w:p>
       <w:pPr>
-        <w:pStyle w:val="NormalWeb"/>
-      </w:pPr>
-      <w:proofErr w:type="gramStart"/>
-      <w:r>
-        <w:rPr>
-          <w:rFonts w:hAnsi="Symbol"/>
-        </w:rPr>
-        <w:t></w:t>
-      </w:r>
-      <w:r>
-        <w:t xml:space="preserve">  </w:t>
-      </w:r>
-      <w:r>
-        <w:rPr>
-          <w:b/>
-          <w:bCs/>
-        </w:rPr>
-        <w:t>Payment</w:t>
-      </w:r>
-      <w:proofErr w:type="gramEnd"/>
-      <w:r>
-        <w:rPr>
-          <w:b/>
-          <w:bCs/>
-        </w:rPr>
-        <w:t xml:space="preserve"> Gateway:</w:t>
-      </w:r>
-      <w:r>
-        <w:t xml:space="preserve"> Adding </w:t>
+        <w:pStyle w:val="Heading3"/>
+      </w:pPr>
+      <w:r>
+        <w:t>1️</w:t>
+      </w:r>
+      <w:r>
+        <w:rPr>
+          <w:rFonts w:ascii="Tahoma" w:hAnsi="Tahoma" w:cs="Tahoma"/>
+        </w:rPr>
+        <w:t>⃣</w:t>
+      </w:r>
+      <w:r>
+        <w:t xml:space="preserve"> Online Payment Gateway (</w:t>
       </w:r>
       <w:proofErr w:type="spellStart"/>
       <w:r>
@@ -139,35 +113,868 @@
       </w:r>
       <w:proofErr w:type="spellEnd"/>
       <w:r>
-        <w:t xml:space="preserve"> or Stripe so users can pay online (instead of just COD).</w:t>
+        <w:t xml:space="preserve"> / Stripe)</w:t>
       </w:r>
     </w:p>
     <w:p>
       <w:pPr>
-        <w:spacing w:before="100" w:beforeAutospacing="1" w:after="100" w:afterAutospacing="1" w:line="240" w:lineRule="auto"/>
-        <w:outlineLvl w:val="2"/>
-        <w:rPr>
-          <w:rFonts w:ascii="Times New Roman" w:eastAsia="Times New Roman" w:hAnsi="Times New Roman" w:cs="Times New Roman"/>
-          <w:b/>
-          <w:bCs/>
-          <w:sz w:val="27"/>
-          <w:szCs w:val="27"/>
-        </w:rPr>
-      </w:pPr>
-      <w:r>
-        <w:rPr>
-          <w:rFonts w:ascii="Times New Roman" w:eastAsia="Times New Roman" w:hAnsi="Times New Roman" w:cs="Times New Roman"/>
-          <w:b/>
-          <w:bCs/>
-          <w:sz w:val="27"/>
-          <w:szCs w:val="27"/>
-        </w:rPr>
-        <w:t>Customer Reviews &amp; Star Ratings</w:t>
-      </w:r>
+        <w:pStyle w:val="NormalWeb"/>
+      </w:pPr>
+      <w:r>
+        <w:rPr>
+          <w:rStyle w:val="Strong"/>
+        </w:rPr>
+        <w:t>Best choice for India:</w:t>
+      </w:r>
+      <w:r>
+        <w:t xml:space="preserve"> </w:t>
+      </w:r>
+      <w:r>
+        <w:rPr>
+          <w:rFonts w:ascii="Segoe UI Emoji" w:hAnsi="Segoe UI Emoji" w:cs="Segoe UI Emoji"/>
+        </w:rPr>
+        <w:t>✅</w:t>
+      </w:r>
+      <w:r>
+        <w:t xml:space="preserve"> </w:t>
+      </w:r>
+      <w:proofErr w:type="spellStart"/>
+      <w:r>
+        <w:rPr>
+          <w:rStyle w:val="Strong"/>
+        </w:rPr>
+        <w:t>Razorpay</w:t>
+      </w:r>
+      <w:proofErr w:type="spellEnd"/>
     </w:p>
     <w:p>
       <w:pPr>
-        <w:spacing w:before="100" w:beforeAutospacing="1" w:after="100" w:afterAutospacing="1" w:line="240" w:lineRule="auto"/>
+        <w:pStyle w:val="NormalWeb"/>
+      </w:pPr>
+      <w:r>
+        <w:rPr>
+          <w:rStyle w:val="Strong"/>
+        </w:rPr>
+        <w:t>What we add</w:t>
+      </w:r>
+    </w:p>
+    <w:p>
+      <w:pPr>
+        <w:pStyle w:val="NormalWeb"/>
+        <w:numPr>
+          <w:ilvl w:val="0"/>
+          <w:numId w:val="23"/>
+        </w:numPr>
+      </w:pPr>
+      <w:proofErr w:type="spellStart"/>
+      <w:r>
+        <w:t>Razorpay</w:t>
+      </w:r>
+      <w:proofErr w:type="spellEnd"/>
+      <w:r>
+        <w:t xml:space="preserve"> Checkout on </w:t>
+      </w:r>
+      <w:r>
+        <w:rPr>
+          <w:rStyle w:val="HTMLCode"/>
+        </w:rPr>
+        <w:t>checkout.html</w:t>
+      </w:r>
+    </w:p>
+    <w:p>
+      <w:pPr>
+        <w:pStyle w:val="NormalWeb"/>
+        <w:numPr>
+          <w:ilvl w:val="0"/>
+          <w:numId w:val="23"/>
+        </w:numPr>
+      </w:pPr>
+      <w:r>
+        <w:t>Payment verification webhook</w:t>
+      </w:r>
+    </w:p>
+    <w:p>
+      <w:pPr>
+        <w:pStyle w:val="NormalWeb"/>
+        <w:numPr>
+          <w:ilvl w:val="0"/>
+          <w:numId w:val="23"/>
+        </w:numPr>
+      </w:pPr>
+      <w:r>
+        <w:t xml:space="preserve">Save </w:t>
+      </w:r>
+      <w:proofErr w:type="spellStart"/>
+      <w:r>
+        <w:rPr>
+          <w:rStyle w:val="HTMLCode"/>
+        </w:rPr>
+        <w:t>payment_id</w:t>
+      </w:r>
+      <w:proofErr w:type="spellEnd"/>
+      <w:r>
+        <w:t xml:space="preserve">, </w:t>
+      </w:r>
+      <w:proofErr w:type="spellStart"/>
+      <w:r>
+        <w:rPr>
+          <w:rStyle w:val="HTMLCode"/>
+        </w:rPr>
+        <w:t>order_id</w:t>
+      </w:r>
+      <w:proofErr w:type="spellEnd"/>
+      <w:r>
+        <w:t xml:space="preserve">, </w:t>
+      </w:r>
+      <w:proofErr w:type="spellStart"/>
+      <w:r>
+        <w:rPr>
+          <w:rStyle w:val="HTMLCode"/>
+        </w:rPr>
+        <w:t>is_paid</w:t>
+      </w:r>
+      <w:proofErr w:type="spellEnd"/>
+      <w:r>
+        <w:rPr>
+          <w:rStyle w:val="HTMLCode"/>
+        </w:rPr>
+        <w:t>=True</w:t>
+      </w:r>
+    </w:p>
+    <w:p>
+      <w:pPr>
+        <w:pStyle w:val="NormalWeb"/>
+      </w:pPr>
+      <w:r>
+        <w:rPr>
+          <w:rStyle w:val="Strong"/>
+        </w:rPr>
+        <w:t>Model update</w:t>
+      </w:r>
+    </w:p>
+    <w:p>
+      <w:pPr>
+        <w:pStyle w:val="HTMLPreformatted"/>
+        <w:rPr>
+          <w:rStyle w:val="HTMLCode"/>
+        </w:rPr>
+      </w:pPr>
+      <w:r>
+        <w:rPr>
+          <w:rStyle w:val="HTMLCode"/>
+        </w:rPr>
+        <w:t>class Order(</w:t>
+      </w:r>
+      <w:proofErr w:type="spellStart"/>
+      <w:proofErr w:type="gramStart"/>
+      <w:r>
+        <w:rPr>
+          <w:rStyle w:val="HTMLCode"/>
+        </w:rPr>
+        <w:t>models.Model</w:t>
+      </w:r>
+      <w:proofErr w:type="spellEnd"/>
+      <w:proofErr w:type="gramEnd"/>
+      <w:r>
+        <w:rPr>
+          <w:rStyle w:val="HTMLCode"/>
+        </w:rPr>
+        <w:t>):</w:t>
+      </w:r>
+    </w:p>
+    <w:p>
+      <w:pPr>
+        <w:pStyle w:val="HTMLPreformatted"/>
+        <w:rPr>
+          <w:rStyle w:val="HTMLCode"/>
+        </w:rPr>
+      </w:pPr>
+      <w:r>
+        <w:rPr>
+          <w:rStyle w:val="HTMLCode"/>
+        </w:rPr>
+        <w:t xml:space="preserve">    ...</w:t>
+      </w:r>
+    </w:p>
+    <w:p>
+      <w:pPr>
+        <w:pStyle w:val="HTMLPreformatted"/>
+        <w:rPr>
+          <w:rStyle w:val="HTMLCode"/>
+        </w:rPr>
+      </w:pPr>
+      <w:r>
+        <w:rPr>
+          <w:rStyle w:val="HTMLCode"/>
+        </w:rPr>
+        <w:t xml:space="preserve">    </w:t>
+      </w:r>
+      <w:proofErr w:type="spellStart"/>
+      <w:r>
+        <w:rPr>
+          <w:rStyle w:val="HTMLCode"/>
+        </w:rPr>
+        <w:t>payment_method</w:t>
+      </w:r>
+      <w:proofErr w:type="spellEnd"/>
+      <w:r>
+        <w:rPr>
+          <w:rStyle w:val="HTMLCode"/>
+        </w:rPr>
+        <w:t xml:space="preserve"> = </w:t>
+      </w:r>
+      <w:proofErr w:type="spellStart"/>
+      <w:proofErr w:type="gramStart"/>
+      <w:r>
+        <w:rPr>
+          <w:rStyle w:val="HTMLCode"/>
+        </w:rPr>
+        <w:t>models.CharField</w:t>
+      </w:r>
+      <w:proofErr w:type="spellEnd"/>
+      <w:proofErr w:type="gramEnd"/>
+      <w:r>
+        <w:rPr>
+          <w:rStyle w:val="HTMLCode"/>
+        </w:rPr>
+        <w:t>(</w:t>
+      </w:r>
+      <w:proofErr w:type="spellStart"/>
+      <w:r>
+        <w:rPr>
+          <w:rStyle w:val="HTMLCode"/>
+        </w:rPr>
+        <w:t>max_length</w:t>
+      </w:r>
+      <w:proofErr w:type="spellEnd"/>
+      <w:r>
+        <w:rPr>
+          <w:rStyle w:val="HTMLCode"/>
+        </w:rPr>
+        <w:t>=20, default="COD")</w:t>
+      </w:r>
+    </w:p>
+    <w:p>
+      <w:pPr>
+        <w:pStyle w:val="HTMLPreformatted"/>
+        <w:rPr>
+          <w:rStyle w:val="HTMLCode"/>
+        </w:rPr>
+      </w:pPr>
+      <w:r>
+        <w:rPr>
+          <w:rStyle w:val="HTMLCode"/>
+        </w:rPr>
+        <w:t xml:space="preserve">    </w:t>
+      </w:r>
+      <w:proofErr w:type="spellStart"/>
+      <w:r>
+        <w:rPr>
+          <w:rStyle w:val="HTMLCode"/>
+        </w:rPr>
+        <w:t>payment_id</w:t>
+      </w:r>
+      <w:proofErr w:type="spellEnd"/>
+      <w:r>
+        <w:rPr>
+          <w:rStyle w:val="HTMLCode"/>
+        </w:rPr>
+        <w:t xml:space="preserve"> = </w:t>
+      </w:r>
+      <w:proofErr w:type="spellStart"/>
+      <w:proofErr w:type="gramStart"/>
+      <w:r>
+        <w:rPr>
+          <w:rStyle w:val="HTMLCode"/>
+        </w:rPr>
+        <w:t>models.CharField</w:t>
+      </w:r>
+      <w:proofErr w:type="spellEnd"/>
+      <w:proofErr w:type="gramEnd"/>
+      <w:r>
+        <w:rPr>
+          <w:rStyle w:val="HTMLCode"/>
+        </w:rPr>
+        <w:t>(</w:t>
+      </w:r>
+      <w:proofErr w:type="spellStart"/>
+      <w:r>
+        <w:rPr>
+          <w:rStyle w:val="HTMLCode"/>
+        </w:rPr>
+        <w:t>max_length</w:t>
+      </w:r>
+      <w:proofErr w:type="spellEnd"/>
+      <w:r>
+        <w:rPr>
+          <w:rStyle w:val="HTMLCode"/>
+        </w:rPr>
+        <w:t>=100, blank=True, null=True)</w:t>
+      </w:r>
+    </w:p>
+    <w:p>
+      <w:pPr>
+        <w:pStyle w:val="NormalWeb"/>
+      </w:pPr>
+      <w:r>
+        <w:rPr>
+          <w:rStyle w:val="Strong"/>
+        </w:rPr>
+        <w:t>Flow</w:t>
+      </w:r>
+    </w:p>
+    <w:p>
+      <w:pPr>
+        <w:pStyle w:val="HTMLPreformatted"/>
+        <w:rPr>
+          <w:rStyle w:val="HTMLCode"/>
+        </w:rPr>
+      </w:pPr>
+      <w:r>
+        <w:rPr>
+          <w:rStyle w:val="HTMLCode"/>
+        </w:rPr>
+        <w:t xml:space="preserve">Checkout → </w:t>
+      </w:r>
+      <w:proofErr w:type="spellStart"/>
+      <w:r>
+        <w:rPr>
+          <w:rStyle w:val="HTMLCode"/>
+        </w:rPr>
+        <w:t>Razorpay</w:t>
+      </w:r>
+      <w:proofErr w:type="spellEnd"/>
+      <w:r>
+        <w:rPr>
+          <w:rStyle w:val="HTMLCode"/>
+        </w:rPr>
+        <w:t xml:space="preserve"> popup → Payment success → Order marked PAID</w:t>
+      </w:r>
+    </w:p>
+    <w:p>
+      <w:pPr>
+        <w:pStyle w:val="NormalWeb"/>
+      </w:pPr>
+      <w:r>
+        <w:rPr>
+          <w:rStyle w:val="Strong"/>
+        </w:rPr>
+        <w:t>Result</w:t>
+      </w:r>
+      <w:r>
+        <w:br/>
+      </w:r>
+      <w:r>
+        <w:rPr>
+          <w:rFonts w:ascii="Segoe UI Emoji" w:hAnsi="Segoe UI Emoji" w:cs="Segoe UI Emoji"/>
+        </w:rPr>
+        <w:t>✔</w:t>
+      </w:r>
+      <w:r>
+        <w:t xml:space="preserve"> COD + Online Payment</w:t>
+      </w:r>
+      <w:r>
+        <w:br/>
+      </w:r>
+      <w:r>
+        <w:rPr>
+          <w:rFonts w:ascii="Segoe UI Emoji" w:hAnsi="Segoe UI Emoji" w:cs="Segoe UI Emoji"/>
+        </w:rPr>
+        <w:lastRenderedPageBreak/>
+        <w:t>✔</w:t>
+      </w:r>
+      <w:r>
+        <w:t xml:space="preserve"> More conversions</w:t>
+      </w:r>
+      <w:r>
+        <w:br/>
+      </w:r>
+      <w:r>
+        <w:rPr>
+          <w:rFonts w:ascii="Segoe UI Emoji" w:hAnsi="Segoe UI Emoji" w:cs="Segoe UI Emoji"/>
+        </w:rPr>
+        <w:t>✔</w:t>
+      </w:r>
+      <w:r>
+        <w:t xml:space="preserve"> Professional checkout</w:t>
+      </w:r>
+    </w:p>
+    <w:p>
+      <w:r>
+        <w:pict w14:anchorId="30DB7B97">
+          <v:rect id="_x0000_i1041" style="width:0;height:1.5pt" o:hralign="center" o:hrstd="t" o:hr="t" fillcolor="#a0a0a0" stroked="f"/>
+        </w:pict>
+      </w:r>
+    </w:p>
+    <w:p>
+      <w:pPr>
+        <w:pStyle w:val="Heading3"/>
+      </w:pPr>
+      <w:r>
+        <w:t>8️</w:t>
+      </w:r>
+      <w:r>
+        <w:rPr>
+          <w:rFonts w:ascii="Tahoma" w:hAnsi="Tahoma" w:cs="Tahoma"/>
+        </w:rPr>
+        <w:t>⃣</w:t>
+      </w:r>
+      <w:r>
+        <w:t xml:space="preserve"> Combo Packs (Bundles)</w:t>
+      </w:r>
+    </w:p>
+    <w:p>
+      <w:pPr>
+        <w:pStyle w:val="NormalWeb"/>
+      </w:pPr>
+      <w:r>
+        <w:t>Example:</w:t>
+      </w:r>
+    </w:p>
+    <w:p>
+      <w:pPr>
+        <w:pStyle w:val="HTMLPreformatted"/>
+        <w:rPr>
+          <w:rStyle w:val="HTMLCode"/>
+        </w:rPr>
+      </w:pPr>
+      <w:r>
+        <w:rPr>
+          <w:rStyle w:val="HTMLCode"/>
+        </w:rPr>
+        <w:t>BUMS 1st Prof Complete Set</w:t>
+      </w:r>
+    </w:p>
+    <w:p>
+      <w:pPr>
+        <w:pStyle w:val="NormalWeb"/>
+      </w:pPr>
+      <w:r>
+        <w:rPr>
+          <w:rStyle w:val="Strong"/>
+        </w:rPr>
+        <w:t>Model</w:t>
+      </w:r>
+    </w:p>
+    <w:p>
+      <w:pPr>
+        <w:pStyle w:val="HTMLPreformatted"/>
+        <w:rPr>
+          <w:rStyle w:val="HTMLCode"/>
+        </w:rPr>
+      </w:pPr>
+      <w:r>
+        <w:rPr>
+          <w:rStyle w:val="HTMLCode"/>
+        </w:rPr>
+        <w:t>class Bundle(</w:t>
+      </w:r>
+      <w:proofErr w:type="spellStart"/>
+      <w:proofErr w:type="gramStart"/>
+      <w:r>
+        <w:rPr>
+          <w:rStyle w:val="HTMLCode"/>
+        </w:rPr>
+        <w:t>models.Model</w:t>
+      </w:r>
+      <w:proofErr w:type="spellEnd"/>
+      <w:proofErr w:type="gramEnd"/>
+      <w:r>
+        <w:rPr>
+          <w:rStyle w:val="HTMLCode"/>
+        </w:rPr>
+        <w:t>):</w:t>
+      </w:r>
+    </w:p>
+    <w:p>
+      <w:pPr>
+        <w:pStyle w:val="HTMLPreformatted"/>
+        <w:rPr>
+          <w:rStyle w:val="HTMLCode"/>
+        </w:rPr>
+      </w:pPr>
+      <w:r>
+        <w:rPr>
+          <w:rStyle w:val="HTMLCode"/>
+        </w:rPr>
+        <w:t xml:space="preserve">    name = </w:t>
+      </w:r>
+      <w:proofErr w:type="spellStart"/>
+      <w:proofErr w:type="gramStart"/>
+      <w:r>
+        <w:rPr>
+          <w:rStyle w:val="HTMLCode"/>
+        </w:rPr>
+        <w:t>models.CharField</w:t>
+      </w:r>
+      <w:proofErr w:type="spellEnd"/>
+      <w:proofErr w:type="gramEnd"/>
+      <w:r>
+        <w:rPr>
+          <w:rStyle w:val="HTMLCode"/>
+        </w:rPr>
+        <w:t>(</w:t>
+      </w:r>
+      <w:proofErr w:type="spellStart"/>
+      <w:r>
+        <w:rPr>
+          <w:rStyle w:val="HTMLCode"/>
+        </w:rPr>
+        <w:t>max_length</w:t>
+      </w:r>
+      <w:proofErr w:type="spellEnd"/>
+      <w:r>
+        <w:rPr>
+          <w:rStyle w:val="HTMLCode"/>
+        </w:rPr>
+        <w:t>=200)</w:t>
+      </w:r>
+    </w:p>
+    <w:p>
+      <w:pPr>
+        <w:pStyle w:val="HTMLPreformatted"/>
+        <w:rPr>
+          <w:rStyle w:val="HTMLCode"/>
+        </w:rPr>
+      </w:pPr>
+      <w:r>
+        <w:rPr>
+          <w:rStyle w:val="HTMLCode"/>
+        </w:rPr>
+        <w:t xml:space="preserve">    books = </w:t>
+      </w:r>
+      <w:proofErr w:type="spellStart"/>
+      <w:proofErr w:type="gramStart"/>
+      <w:r>
+        <w:rPr>
+          <w:rStyle w:val="HTMLCode"/>
+        </w:rPr>
+        <w:t>models.ManyToManyField</w:t>
+      </w:r>
+      <w:proofErr w:type="spellEnd"/>
+      <w:proofErr w:type="gramEnd"/>
+      <w:r>
+        <w:rPr>
+          <w:rStyle w:val="HTMLCode"/>
+        </w:rPr>
+        <w:t>(Book)</w:t>
+      </w:r>
+    </w:p>
+    <w:p>
+      <w:pPr>
+        <w:pStyle w:val="HTMLPreformatted"/>
+        <w:rPr>
+          <w:rStyle w:val="HTMLCode"/>
+        </w:rPr>
+      </w:pPr>
+      <w:r>
+        <w:rPr>
+          <w:rStyle w:val="HTMLCode"/>
+        </w:rPr>
+        <w:t xml:space="preserve">    </w:t>
+      </w:r>
+      <w:proofErr w:type="spellStart"/>
+      <w:r>
+        <w:rPr>
+          <w:rStyle w:val="HTMLCode"/>
+        </w:rPr>
+        <w:t>bundle_price</w:t>
+      </w:r>
+      <w:proofErr w:type="spellEnd"/>
+      <w:r>
+        <w:rPr>
+          <w:rStyle w:val="HTMLCode"/>
+        </w:rPr>
+        <w:t xml:space="preserve"> = </w:t>
+      </w:r>
+      <w:proofErr w:type="spellStart"/>
+      <w:proofErr w:type="gramStart"/>
+      <w:r>
+        <w:rPr>
+          <w:rStyle w:val="HTMLCode"/>
+        </w:rPr>
+        <w:t>models.DecimalField</w:t>
+      </w:r>
+      <w:proofErr w:type="spellEnd"/>
+      <w:proofErr w:type="gramEnd"/>
+      <w:r>
+        <w:rPr>
+          <w:rStyle w:val="HTMLCode"/>
+        </w:rPr>
+        <w:t>(</w:t>
+      </w:r>
+      <w:proofErr w:type="spellStart"/>
+      <w:r>
+        <w:rPr>
+          <w:rStyle w:val="HTMLCode"/>
+        </w:rPr>
+        <w:t>max_digits</w:t>
+      </w:r>
+      <w:proofErr w:type="spellEnd"/>
+      <w:r>
+        <w:rPr>
+          <w:rStyle w:val="HTMLCode"/>
+        </w:rPr>
+        <w:t xml:space="preserve">=10, </w:t>
+      </w:r>
+      <w:proofErr w:type="spellStart"/>
+      <w:r>
+        <w:rPr>
+          <w:rStyle w:val="HTMLCode"/>
+        </w:rPr>
+        <w:t>decimal_places</w:t>
+      </w:r>
+      <w:proofErr w:type="spellEnd"/>
+      <w:r>
+        <w:rPr>
+          <w:rStyle w:val="HTMLCode"/>
+        </w:rPr>
+        <w:t>=2)</w:t>
+      </w:r>
+    </w:p>
+    <w:p>
+      <w:pPr>
+        <w:pStyle w:val="NormalWeb"/>
+      </w:pPr>
+      <w:r>
+        <w:rPr>
+          <w:rStyle w:val="Strong"/>
+        </w:rPr>
+        <w:t>UI</w:t>
+      </w:r>
+    </w:p>
+    <w:p>
+      <w:pPr>
+        <w:pStyle w:val="NormalWeb"/>
+        <w:numPr>
+          <w:ilvl w:val="0"/>
+          <w:numId w:val="30"/>
+        </w:numPr>
+      </w:pPr>
+      <w:r>
+        <w:t>One “Add Bundle to Cart” button</w:t>
+      </w:r>
+    </w:p>
+    <w:p>
+      <w:pPr>
+        <w:pStyle w:val="NormalWeb"/>
+        <w:numPr>
+          <w:ilvl w:val="0"/>
+          <w:numId w:val="30"/>
+        </w:numPr>
+      </w:pPr>
+      <w:r>
+        <w:t>Discounted total</w:t>
+      </w:r>
+    </w:p>
+    <w:p>
+      <w:pPr>
+        <w:pStyle w:val="NormalWeb"/>
+      </w:pPr>
+      <w:r>
+        <w:rPr>
+          <w:rFonts w:ascii="Segoe UI Emoji" w:hAnsi="Segoe UI Emoji" w:cs="Segoe UI Emoji"/>
+        </w:rPr>
+        <w:t>✔</w:t>
+      </w:r>
+      <w:r>
+        <w:t xml:space="preserve"> Higher order value</w:t>
+      </w:r>
+      <w:r>
+        <w:br/>
+      </w:r>
+      <w:r>
+        <w:rPr>
+          <w:rFonts w:ascii="Segoe UI Emoji" w:hAnsi="Segoe UI Emoji" w:cs="Segoe UI Emoji"/>
+        </w:rPr>
+        <w:t>✔</w:t>
+      </w:r>
+      <w:r>
+        <w:t xml:space="preserve"> Perfect for students</w:t>
+      </w:r>
+    </w:p>
+    <w:p>
+      <w:r>
+        <w:pict w14:anchorId="5E5C24AD">
+          <v:rect id="_x0000_i1044" style="width:0;height:1.5pt" o:hralign="center" o:hrstd="t" o:hr="t" fillcolor="#a0a0a0" stroked="f"/>
+        </w:pict>
+      </w:r>
+    </w:p>
+    <w:p>
+      <w:pPr>
+        <w:pStyle w:val="Heading3"/>
+      </w:pPr>
+      <w:r>
+        <w:t>1️</w:t>
+      </w:r>
+      <w:r>
+        <w:rPr>
+          <w:rFonts w:ascii="Tahoma" w:hAnsi="Tahoma" w:cs="Tahoma"/>
+        </w:rPr>
+        <w:t>⃣</w:t>
+      </w:r>
+      <w:r>
+        <w:t>1️</w:t>
+      </w:r>
+      <w:r>
+        <w:rPr>
+          <w:rFonts w:ascii="Tahoma" w:hAnsi="Tahoma" w:cs="Tahoma"/>
+        </w:rPr>
+        <w:t>⃣</w:t>
+      </w:r>
+      <w:r>
+        <w:t xml:space="preserve"> Admin Analytics Dashboard</w:t>
+      </w:r>
+    </w:p>
+    <w:p>
+      <w:pPr>
+        <w:pStyle w:val="NormalWeb"/>
+      </w:pPr>
+      <w:r>
+        <w:t>Custom dashboard with charts:</w:t>
+      </w:r>
+    </w:p>
+    <w:p>
+      <w:pPr>
+        <w:pStyle w:val="NormalWeb"/>
+      </w:pPr>
+      <w:r>
+        <w:rPr>
+          <w:rStyle w:val="Strong"/>
+        </w:rPr>
+        <w:t>Shows</w:t>
+      </w:r>
+    </w:p>
+    <w:p>
+      <w:pPr>
+        <w:pStyle w:val="NormalWeb"/>
+        <w:numPr>
+          <w:ilvl w:val="0"/>
+          <w:numId w:val="31"/>
+        </w:numPr>
+      </w:pPr>
+      <w:r>
+        <w:rPr>
+          <w:rFonts w:ascii="Segoe UI Emoji" w:hAnsi="Segoe UI Emoji" w:cs="Segoe UI Emoji"/>
+        </w:rPr>
+        <w:t>📈</w:t>
+      </w:r>
+      <w:r>
+        <w:t xml:space="preserve"> Sales per day/month</w:t>
+      </w:r>
+    </w:p>
+    <w:p>
+      <w:pPr>
+        <w:pStyle w:val="NormalWeb"/>
+        <w:numPr>
+          <w:ilvl w:val="0"/>
+          <w:numId w:val="31"/>
+        </w:numPr>
+      </w:pPr>
+      <w:r>
+        <w:rPr>
+          <w:rFonts w:ascii="Segoe UI Emoji" w:hAnsi="Segoe UI Emoji" w:cs="Segoe UI Emoji"/>
+        </w:rPr>
+        <w:t>🔥</w:t>
+      </w:r>
+      <w:r>
+        <w:t xml:space="preserve"> </w:t>
+      </w:r>
+      <w:proofErr w:type="spellStart"/>
+      <w:r>
+        <w:t>Best selling</w:t>
+      </w:r>
+      <w:proofErr w:type="spellEnd"/>
+      <w:r>
+        <w:t xml:space="preserve"> books</w:t>
+      </w:r>
+    </w:p>
+    <w:p>
+      <w:pPr>
+        <w:pStyle w:val="NormalWeb"/>
+        <w:numPr>
+          <w:ilvl w:val="0"/>
+          <w:numId w:val="31"/>
+        </w:numPr>
+      </w:pPr>
+      <w:r>
+        <w:rPr>
+          <w:rFonts w:ascii="Segoe UI Emoji" w:hAnsi="Segoe UI Emoji" w:cs="Segoe UI Emoji"/>
+        </w:rPr>
+        <w:t>⚠</w:t>
+      </w:r>
+      <w:r>
+        <w:t xml:space="preserve"> Low stock alerts</w:t>
+      </w:r>
+    </w:p>
+    <w:p>
+      <w:pPr>
+        <w:pStyle w:val="NormalWeb"/>
+      </w:pPr>
+      <w:r>
+        <w:rPr>
+          <w:rStyle w:val="Strong"/>
+        </w:rPr>
+        <w:t>Tech</w:t>
+      </w:r>
+    </w:p>
+    <w:p>
+      <w:pPr>
+        <w:pStyle w:val="NormalWeb"/>
+        <w:numPr>
+          <w:ilvl w:val="0"/>
+          <w:numId w:val="32"/>
+        </w:numPr>
+      </w:pPr>
+      <w:r>
+        <w:t>Django Admin customization</w:t>
+      </w:r>
+    </w:p>
+    <w:p>
+      <w:pPr>
+        <w:pStyle w:val="NormalWeb"/>
+        <w:numPr>
+          <w:ilvl w:val="0"/>
+          <w:numId w:val="32"/>
+        </w:numPr>
+      </w:pPr>
+      <w:r>
+        <w:t>Chart.js</w:t>
+      </w:r>
+    </w:p>
+    <w:p>
+      <w:pPr>
+        <w:pStyle w:val="NormalWeb"/>
+      </w:pPr>
+      <w:r>
+        <w:rPr>
+          <w:rFonts w:ascii="Segoe UI Emoji" w:hAnsi="Segoe UI Emoji" w:cs="Segoe UI Emoji"/>
+        </w:rPr>
+        <w:t>✔</w:t>
+      </w:r>
+      <w:r>
+        <w:t xml:space="preserve"> Smart restocking</w:t>
+      </w:r>
+      <w:r>
+        <w:br/>
+      </w:r>
+      <w:r>
+        <w:rPr>
+          <w:rFonts w:ascii="Segoe UI Emoji" w:hAnsi="Segoe UI Emoji" w:cs="Segoe UI Emoji"/>
+        </w:rPr>
+        <w:t>✔</w:t>
+      </w:r>
+      <w:r>
+        <w:t xml:space="preserve"> Data-driven decisions</w:t>
+      </w:r>
+      <w:bookmarkStart w:id="0" w:name="_GoBack"/>
+      <w:bookmarkEnd w:id="0"/>
+      <w:r>
+        <w:br w:type="page"/>
+      </w:r>
+    </w:p>
+    <w:p>
+      <w:pPr>
         <w:rPr>
           <w:rFonts w:ascii="Times New Roman" w:eastAsia="Times New Roman" w:hAnsi="Times New Roman" w:cs="Times New Roman"/>
           <w:sz w:val="24"/>
@@ -180,3092 +987,7 @@
           <w:sz w:val="24"/>
           <w:szCs w:val="24"/>
         </w:rPr>
-        <w:t xml:space="preserve">Allow users to leave a </w:t>
-      </w:r>
-      <w:r>
-        <w:rPr>
-          <w:rFonts w:ascii="Times New Roman" w:eastAsia="Times New Roman" w:hAnsi="Times New Roman" w:cs="Times New Roman"/>
-          <w:b/>
-          <w:bCs/>
-          <w:sz w:val="24"/>
-          <w:szCs w:val="24"/>
-        </w:rPr>
-        <w:t>5-star rating</w:t>
-      </w:r>
-      <w:r>
-        <w:rPr>
-          <w:rFonts w:ascii="Times New Roman" w:eastAsia="Times New Roman" w:hAnsi="Times New Roman" w:cs="Times New Roman"/>
-          <w:sz w:val="24"/>
-          <w:szCs w:val="24"/>
-        </w:rPr>
-        <w:t xml:space="preserve"> and a written review for books they have purchased.</w:t>
-      </w:r>
-    </w:p>
-    <w:p>
-      <w:pPr>
-        <w:numPr>
-          <w:ilvl w:val="0"/>
-          <w:numId w:val="12"/>
-        </w:numPr>
-        <w:spacing w:before="100" w:beforeAutospacing="1" w:after="100" w:afterAutospacing="1" w:line="240" w:lineRule="auto"/>
-        <w:rPr>
-          <w:rFonts w:ascii="Times New Roman" w:eastAsia="Times New Roman" w:hAnsi="Times New Roman" w:cs="Times New Roman"/>
-          <w:sz w:val="24"/>
-          <w:szCs w:val="24"/>
-        </w:rPr>
-      </w:pPr>
-      <w:r>
-        <w:rPr>
-          <w:rFonts w:ascii="Times New Roman" w:eastAsia="Times New Roman" w:hAnsi="Times New Roman" w:cs="Times New Roman"/>
-          <w:b/>
-          <w:bCs/>
-          <w:sz w:val="24"/>
-          <w:szCs w:val="24"/>
-        </w:rPr>
-        <w:t>Feature:</w:t>
-      </w:r>
-      <w:r>
-        <w:rPr>
-          <w:rFonts w:ascii="Times New Roman" w:eastAsia="Times New Roman" w:hAnsi="Times New Roman" w:cs="Times New Roman"/>
-          <w:sz w:val="24"/>
-          <w:szCs w:val="24"/>
-        </w:rPr>
-        <w:t xml:space="preserve"> Display the average rating (e.g., "4.5/5 stars") on the book card.</w:t>
-      </w:r>
-    </w:p>
-    <w:p>
-      <w:pPr>
-        <w:numPr>
-          <w:ilvl w:val="0"/>
-          <w:numId w:val="12"/>
-        </w:numPr>
-        <w:spacing w:before="100" w:beforeAutospacing="1" w:after="100" w:afterAutospacing="1" w:line="240" w:lineRule="auto"/>
-        <w:rPr>
-          <w:rFonts w:ascii="Times New Roman" w:eastAsia="Times New Roman" w:hAnsi="Times New Roman" w:cs="Times New Roman"/>
-          <w:sz w:val="24"/>
-          <w:szCs w:val="24"/>
-        </w:rPr>
-      </w:pPr>
-      <w:r>
-        <w:rPr>
-          <w:rFonts w:ascii="Times New Roman" w:eastAsia="Times New Roman" w:hAnsi="Times New Roman" w:cs="Times New Roman"/>
-          <w:b/>
-          <w:bCs/>
-          <w:sz w:val="24"/>
-          <w:szCs w:val="24"/>
-        </w:rPr>
-        <w:t>Benefit:</w:t>
-      </w:r>
-      <w:r>
-        <w:rPr>
-          <w:rFonts w:ascii="Times New Roman" w:eastAsia="Times New Roman" w:hAnsi="Times New Roman" w:cs="Times New Roman"/>
-          <w:sz w:val="24"/>
-          <w:szCs w:val="24"/>
-        </w:rPr>
-        <w:t xml:space="preserve"> Builds trust. New customers are more likely to buy a book if they see others liked it.</w:t>
-      </w:r>
-    </w:p>
-    <w:p>
-      <w:pPr>
-        <w:pStyle w:val="Heading3"/>
-      </w:pPr>
-      <w:r>
-        <w:t>PDF Invoice Generation</w:t>
-      </w:r>
-    </w:p>
-    <w:p>
-      <w:pPr>
-        <w:pStyle w:val="NormalWeb"/>
-      </w:pPr>
-      <w:r>
-        <w:t xml:space="preserve">When an order is placed, automatically generate a professional </w:t>
-      </w:r>
-      <w:r>
-        <w:rPr>
-          <w:b/>
-          <w:bCs/>
-        </w:rPr>
-        <w:t>PDF Invoice</w:t>
-      </w:r>
-      <w:r>
-        <w:t xml:space="preserve"> (with your logo, GST number, and signature).</w:t>
-      </w:r>
-    </w:p>
-    <w:p>
-      <w:pPr>
-        <w:pStyle w:val="NormalWeb"/>
-        <w:numPr>
-          <w:ilvl w:val="0"/>
-          <w:numId w:val="13"/>
-        </w:numPr>
-      </w:pPr>
-      <w:r>
-        <w:rPr>
-          <w:b/>
-          <w:bCs/>
-        </w:rPr>
-        <w:t>Feature:</w:t>
-      </w:r>
-      <w:r>
-        <w:t xml:space="preserve"> Users can download this PDF from their "My Profile" &gt; "Order History" page.</w:t>
-      </w:r>
-    </w:p>
-    <w:p>
-      <w:pPr>
-        <w:pStyle w:val="NormalWeb"/>
-        <w:numPr>
-          <w:ilvl w:val="0"/>
-          <w:numId w:val="13"/>
-        </w:numPr>
-      </w:pPr>
-      <w:r>
-        <w:rPr>
-          <w:b/>
-          <w:bCs/>
-        </w:rPr>
-        <w:t>Benefit:</w:t>
-      </w:r>
-      <w:r>
-        <w:t xml:space="preserve"> essential for professional businesses and customers who need bills for tax purposes.</w:t>
-      </w:r>
-    </w:p>
-    <w:p/>
-    <w:p>
-      <w:pPr>
-        <w:pStyle w:val="Heading3"/>
-      </w:pPr>
-      <w:r>
-        <w:t>Discount Coupons &amp; Promo Codes</w:t>
-      </w:r>
-    </w:p>
-    <w:p>
-      <w:pPr>
-        <w:pStyle w:val="NormalWeb"/>
-      </w:pPr>
-      <w:r>
-        <w:t xml:space="preserve">Add a field at checkout: </w:t>
-      </w:r>
-      <w:r>
-        <w:rPr>
-          <w:i/>
-          <w:iCs/>
-        </w:rPr>
-        <w:t>"Have a coupon code?"</w:t>
-      </w:r>
-    </w:p>
-    <w:p>
-      <w:pPr>
-        <w:pStyle w:val="NormalWeb"/>
-        <w:numPr>
-          <w:ilvl w:val="0"/>
-          <w:numId w:val="14"/>
-        </w:numPr>
-      </w:pPr>
-      <w:r>
-        <w:rPr>
-          <w:b/>
-          <w:bCs/>
-        </w:rPr>
-        <w:t>Feature:</w:t>
-      </w:r>
-      <w:r>
-        <w:t xml:space="preserve"> You can create codes like </w:t>
-      </w:r>
-      <w:r>
-        <w:rPr>
-          <w:rStyle w:val="HTMLCode"/>
-        </w:rPr>
-        <w:t>WELCOME10</w:t>
-      </w:r>
-      <w:r>
-        <w:t xml:space="preserve"> (10% off) or </w:t>
-      </w:r>
-      <w:r>
-        <w:rPr>
-          <w:rStyle w:val="HTMLCode"/>
-        </w:rPr>
-        <w:t>EID2026</w:t>
-      </w:r>
-      <w:r>
-        <w:t xml:space="preserve"> (₹100 off) in your Admin Panel.</w:t>
-      </w:r>
-    </w:p>
-    <w:p>
-      <w:pPr>
-        <w:pStyle w:val="NormalWeb"/>
-        <w:numPr>
-          <w:ilvl w:val="0"/>
-          <w:numId w:val="14"/>
-        </w:numPr>
-      </w:pPr>
-      <w:r>
-        <w:rPr>
-          <w:b/>
-          <w:bCs/>
-        </w:rPr>
-        <w:t>Benefit:</w:t>
-      </w:r>
-      <w:r>
-        <w:t xml:space="preserve"> Great for running marketing campaigns on Instagram/WhatsApp.</w:t>
-      </w:r>
-    </w:p>
-    <w:p/>
-    <w:p>
-      <w:pPr>
-        <w:pStyle w:val="Heading3"/>
-      </w:pPr>
-      <w:r>
-        <w:t>"Notify Me" (Back-in-Stock Alerts)</w:t>
-      </w:r>
-    </w:p>
-    <w:p>
-      <w:pPr>
-        <w:pStyle w:val="NormalWeb"/>
-      </w:pPr>
-      <w:r>
-        <w:t xml:space="preserve">If a book is </w:t>
-      </w:r>
-      <w:r>
-        <w:rPr>
-          <w:b/>
-          <w:bCs/>
-        </w:rPr>
-        <w:t>Out of Stock</w:t>
-      </w:r>
-      <w:r>
-        <w:t xml:space="preserve">, replace the "Add to Cart" button with a </w:t>
-      </w:r>
-      <w:r>
-        <w:rPr>
-          <w:b/>
-          <w:bCs/>
-        </w:rPr>
-        <w:t>"Notify Me"</w:t>
-      </w:r>
-      <w:r>
-        <w:t xml:space="preserve"> button.</w:t>
-      </w:r>
-    </w:p>
-    <w:p>
-      <w:pPr>
-        <w:pStyle w:val="NormalWeb"/>
-        <w:numPr>
-          <w:ilvl w:val="0"/>
-          <w:numId w:val="15"/>
-        </w:numPr>
-      </w:pPr>
-      <w:r>
-        <w:rPr>
-          <w:b/>
-          <w:bCs/>
-        </w:rPr>
-        <w:t>Feature:</w:t>
-      </w:r>
-      <w:r>
-        <w:t xml:space="preserve"> The user enters their email. When you update the stock in the Admin Panel, the system automatically emails them saying "The book is back!"</w:t>
-      </w:r>
-    </w:p>
-    <w:p>
-      <w:pPr>
-        <w:pStyle w:val="NormalWeb"/>
-        <w:numPr>
-          <w:ilvl w:val="0"/>
-          <w:numId w:val="15"/>
-        </w:numPr>
-      </w:pPr>
-      <w:r>
-        <w:rPr>
-          <w:b/>
-          <w:bCs/>
-        </w:rPr>
-        <w:t>Benefit:</w:t>
-      </w:r>
-      <w:r>
-        <w:t xml:space="preserve"> You don't lose customers just because a book was temporarily unavailable.</w:t>
-      </w:r>
-    </w:p>
-    <w:p/>
-    <w:p>
-      <w:pPr>
-        <w:spacing w:before="100" w:beforeAutospacing="1" w:after="100" w:afterAutospacing="1" w:line="240" w:lineRule="auto"/>
-        <w:outlineLvl w:val="2"/>
-        <w:rPr>
-          <w:rFonts w:ascii="Times New Roman" w:eastAsia="Times New Roman" w:hAnsi="Times New Roman" w:cs="Times New Roman"/>
-          <w:b/>
-          <w:bCs/>
-          <w:sz w:val="27"/>
-          <w:szCs w:val="27"/>
-        </w:rPr>
-      </w:pPr>
-      <w:r>
-        <w:rPr>
-          <w:rFonts w:ascii="Times New Roman" w:eastAsia="Times New Roman" w:hAnsi="Times New Roman" w:cs="Times New Roman"/>
-          <w:b/>
-          <w:bCs/>
-          <w:sz w:val="27"/>
-          <w:szCs w:val="27"/>
-        </w:rPr>
-        <w:t>Order Tracking Timeline</w:t>
-      </w:r>
-    </w:p>
-    <w:p>
-      <w:pPr>
-        <w:spacing w:before="100" w:beforeAutospacing="1" w:after="100" w:afterAutospacing="1" w:line="240" w:lineRule="auto"/>
-        <w:rPr>
-          <w:rFonts w:ascii="Times New Roman" w:eastAsia="Times New Roman" w:hAnsi="Times New Roman" w:cs="Times New Roman"/>
-          <w:sz w:val="24"/>
-          <w:szCs w:val="24"/>
-        </w:rPr>
-      </w:pPr>
-      <w:r>
-        <w:rPr>
-          <w:rFonts w:ascii="Times New Roman" w:eastAsia="Times New Roman" w:hAnsi="Times New Roman" w:cs="Times New Roman"/>
-          <w:sz w:val="24"/>
-          <w:szCs w:val="24"/>
-        </w:rPr>
-        <w:t>On the User Profile page, instead of just saying "Status: Processing", show a visual timeline.</w:t>
-      </w:r>
-    </w:p>
-    <w:p>
-      <w:pPr>
-        <w:numPr>
-          <w:ilvl w:val="0"/>
-          <w:numId w:val="16"/>
-        </w:numPr>
-        <w:spacing w:before="100" w:beforeAutospacing="1" w:after="100" w:afterAutospacing="1" w:line="240" w:lineRule="auto"/>
-        <w:rPr>
-          <w:rFonts w:ascii="Times New Roman" w:eastAsia="Times New Roman" w:hAnsi="Times New Roman" w:cs="Times New Roman"/>
-          <w:sz w:val="24"/>
-          <w:szCs w:val="24"/>
-        </w:rPr>
-      </w:pPr>
-      <w:r>
-        <w:rPr>
-          <w:rFonts w:ascii="Times New Roman" w:eastAsia="Times New Roman" w:hAnsi="Times New Roman" w:cs="Times New Roman"/>
-          <w:b/>
-          <w:bCs/>
-          <w:sz w:val="24"/>
-          <w:szCs w:val="24"/>
-        </w:rPr>
-        <w:t>Visual:</w:t>
-      </w:r>
-      <w:r>
-        <w:rPr>
-          <w:rFonts w:ascii="Times New Roman" w:eastAsia="Times New Roman" w:hAnsi="Times New Roman" w:cs="Times New Roman"/>
-          <w:sz w:val="24"/>
-          <w:szCs w:val="24"/>
-        </w:rPr>
-        <w:t xml:space="preserve"> </w:t>
-      </w:r>
-      <w:proofErr w:type="gramStart"/>
-      <w:r>
-        <w:rPr>
-          <w:rFonts w:ascii="Times New Roman" w:eastAsia="Times New Roman" w:hAnsi="Times New Roman" w:cs="Times New Roman"/>
-          <w:b/>
-          <w:bCs/>
-          <w:sz w:val="24"/>
-          <w:szCs w:val="24"/>
-        </w:rPr>
-        <w:t>Placed</w:t>
-      </w:r>
-      <w:r>
-        <w:rPr>
-          <w:rFonts w:ascii="Times New Roman" w:eastAsia="Times New Roman" w:hAnsi="Times New Roman" w:cs="Times New Roman"/>
-          <w:sz w:val="24"/>
-          <w:szCs w:val="24"/>
-        </w:rPr>
-        <w:t xml:space="preserve"> </w:t>
-      </w:r>
-      <w:r>
-        <w:rPr>
-          <w:rFonts w:ascii="Segoe UI Emoji" w:eastAsia="Times New Roman" w:hAnsi="Segoe UI Emoji" w:cs="Segoe UI Emoji"/>
-          <w:sz w:val="24"/>
-          <w:szCs w:val="24"/>
-        </w:rPr>
-        <w:t>✅</w:t>
-      </w:r>
-      <w:r>
-        <w:rPr>
-          <w:rFonts w:ascii="Times New Roman" w:eastAsia="Times New Roman" w:hAnsi="Times New Roman" w:cs="Times New Roman"/>
-          <w:sz w:val="24"/>
-          <w:szCs w:val="24"/>
-        </w:rPr>
-        <w:t xml:space="preserve"> →</w:t>
-      </w:r>
-      <w:proofErr w:type="gramEnd"/>
-      <w:r>
-        <w:rPr>
-          <w:rFonts w:ascii="Times New Roman" w:eastAsia="Times New Roman" w:hAnsi="Times New Roman" w:cs="Times New Roman"/>
-          <w:sz w:val="24"/>
-          <w:szCs w:val="24"/>
-        </w:rPr>
-        <w:t xml:space="preserve"> </w:t>
-      </w:r>
-      <w:r>
-        <w:rPr>
-          <w:rFonts w:ascii="Times New Roman" w:eastAsia="Times New Roman" w:hAnsi="Times New Roman" w:cs="Times New Roman"/>
-          <w:b/>
-          <w:bCs/>
-          <w:sz w:val="24"/>
-          <w:szCs w:val="24"/>
-        </w:rPr>
-        <w:t>Packed</w:t>
-      </w:r>
-      <w:r>
-        <w:rPr>
-          <w:rFonts w:ascii="Times New Roman" w:eastAsia="Times New Roman" w:hAnsi="Times New Roman" w:cs="Times New Roman"/>
-          <w:sz w:val="24"/>
-          <w:szCs w:val="24"/>
-        </w:rPr>
-        <w:t xml:space="preserve"> </w:t>
-      </w:r>
-      <w:r>
-        <w:rPr>
-          <w:rFonts w:ascii="Segoe UI Emoji" w:eastAsia="Times New Roman" w:hAnsi="Segoe UI Emoji" w:cs="Segoe UI Emoji"/>
-          <w:sz w:val="24"/>
-          <w:szCs w:val="24"/>
-        </w:rPr>
-        <w:t>✅</w:t>
-      </w:r>
-      <w:r>
-        <w:rPr>
-          <w:rFonts w:ascii="Times New Roman" w:eastAsia="Times New Roman" w:hAnsi="Times New Roman" w:cs="Times New Roman"/>
-          <w:sz w:val="24"/>
-          <w:szCs w:val="24"/>
-        </w:rPr>
-        <w:t xml:space="preserve"> → </w:t>
-      </w:r>
-      <w:r>
-        <w:rPr>
-          <w:rFonts w:ascii="Times New Roman" w:eastAsia="Times New Roman" w:hAnsi="Times New Roman" w:cs="Times New Roman"/>
-          <w:b/>
-          <w:bCs/>
-          <w:sz w:val="24"/>
-          <w:szCs w:val="24"/>
-        </w:rPr>
-        <w:t>Shipped</w:t>
-      </w:r>
-      <w:r>
-        <w:rPr>
-          <w:rFonts w:ascii="Times New Roman" w:eastAsia="Times New Roman" w:hAnsi="Times New Roman" w:cs="Times New Roman"/>
-          <w:sz w:val="24"/>
-          <w:szCs w:val="24"/>
-        </w:rPr>
-        <w:t xml:space="preserve"> </w:t>
-      </w:r>
-      <w:r>
-        <w:rPr>
-          <w:rFonts w:ascii="Segoe UI Emoji" w:eastAsia="Times New Roman" w:hAnsi="Segoe UI Emoji" w:cs="Segoe UI Emoji"/>
-          <w:sz w:val="24"/>
-          <w:szCs w:val="24"/>
-        </w:rPr>
-        <w:t>🚚</w:t>
-      </w:r>
-      <w:r>
-        <w:rPr>
-          <w:rFonts w:ascii="Times New Roman" w:eastAsia="Times New Roman" w:hAnsi="Times New Roman" w:cs="Times New Roman"/>
-          <w:sz w:val="24"/>
-          <w:szCs w:val="24"/>
-        </w:rPr>
-        <w:t xml:space="preserve"> → </w:t>
-      </w:r>
-      <w:r>
-        <w:rPr>
-          <w:rFonts w:ascii="Times New Roman" w:eastAsia="Times New Roman" w:hAnsi="Times New Roman" w:cs="Times New Roman"/>
-          <w:b/>
-          <w:bCs/>
-          <w:sz w:val="24"/>
-          <w:szCs w:val="24"/>
-        </w:rPr>
-        <w:t>Delivered</w:t>
-      </w:r>
-      <w:r>
-        <w:rPr>
-          <w:rFonts w:ascii="Times New Roman" w:eastAsia="Times New Roman" w:hAnsi="Times New Roman" w:cs="Times New Roman"/>
-          <w:sz w:val="24"/>
-          <w:szCs w:val="24"/>
-        </w:rPr>
-        <w:t xml:space="preserve"> </w:t>
-      </w:r>
-      <w:r>
-        <w:rPr>
-          <w:rFonts w:ascii="Segoe UI Emoji" w:eastAsia="Times New Roman" w:hAnsi="Segoe UI Emoji" w:cs="Segoe UI Emoji"/>
-          <w:sz w:val="24"/>
-          <w:szCs w:val="24"/>
-        </w:rPr>
-        <w:t>🏠</w:t>
-      </w:r>
-    </w:p>
-    <w:p>
-      <w:pPr>
-        <w:numPr>
-          <w:ilvl w:val="0"/>
-          <w:numId w:val="16"/>
-        </w:numPr>
-        <w:spacing w:before="100" w:beforeAutospacing="1" w:after="100" w:afterAutospacing="1" w:line="240" w:lineRule="auto"/>
-        <w:rPr>
-          <w:rFonts w:ascii="Times New Roman" w:eastAsia="Times New Roman" w:hAnsi="Times New Roman" w:cs="Times New Roman"/>
-          <w:sz w:val="24"/>
-          <w:szCs w:val="24"/>
-        </w:rPr>
-      </w:pPr>
-      <w:r>
-        <w:rPr>
-          <w:rFonts w:ascii="Times New Roman" w:eastAsia="Times New Roman" w:hAnsi="Times New Roman" w:cs="Times New Roman"/>
-          <w:b/>
-          <w:bCs/>
-          <w:sz w:val="24"/>
-          <w:szCs w:val="24"/>
-        </w:rPr>
-        <w:t>Benefit:</w:t>
-      </w:r>
-      <w:r>
-        <w:rPr>
-          <w:rFonts w:ascii="Times New Roman" w:eastAsia="Times New Roman" w:hAnsi="Times New Roman" w:cs="Times New Roman"/>
-          <w:sz w:val="24"/>
-          <w:szCs w:val="24"/>
-        </w:rPr>
-        <w:t xml:space="preserve"> Reduces customer anxiety and phone calls asking "Where is my order?".</w:t>
-      </w:r>
-    </w:p>
-    <w:p>
-      <w:pPr>
-        <w:spacing w:after="0" w:line="240" w:lineRule="auto"/>
-        <w:rPr>
-          <w:rFonts w:ascii="Times New Roman" w:eastAsia="Times New Roman" w:hAnsi="Times New Roman" w:cs="Times New Roman"/>
-          <w:sz w:val="24"/>
-          <w:szCs w:val="24"/>
-        </w:rPr>
-      </w:pPr>
-      <w:r>
-        <w:rPr>
-          <w:rFonts w:ascii="Times New Roman" w:eastAsia="Times New Roman" w:hAnsi="Times New Roman" w:cs="Times New Roman"/>
-          <w:sz w:val="24"/>
-          <w:szCs w:val="24"/>
-        </w:rPr>
-        <w:pict w14:anchorId="27DE8488">
-          <v:rect id="_x0000_i1031" style="width:0;height:1.5pt" o:hralign="center" o:hrstd="t" o:hr="t" fillcolor="#a0a0a0" stroked="f"/>
-        </w:pict>
-      </w:r>
-    </w:p>
-    <w:p>
-      <w:pPr>
-        <w:pStyle w:val="Heading3"/>
-      </w:pPr>
-      <w:r>
-        <w:t>Dynamic Search (Live Auto-complete)</w:t>
-      </w:r>
-    </w:p>
-    <w:p>
-      <w:pPr>
-        <w:pStyle w:val="NormalWeb"/>
-      </w:pPr>
-      <w:r>
-        <w:t>Currently, a user types a query and hits "Enter" to see results.</w:t>
-      </w:r>
-    </w:p>
-    <w:p>
-      <w:pPr>
-        <w:pStyle w:val="NormalWeb"/>
-        <w:numPr>
-          <w:ilvl w:val="0"/>
-          <w:numId w:val="17"/>
-        </w:numPr>
-      </w:pPr>
-      <w:r>
-        <w:rPr>
-          <w:b/>
-          <w:bCs/>
-        </w:rPr>
-        <w:t>Feature:</w:t>
-      </w:r>
-      <w:r>
-        <w:t xml:space="preserve"> As the user types (e.g., "Hum"), a small dropdown instantly appears below the search bar showing matching books ("Humor", "</w:t>
-      </w:r>
-      <w:proofErr w:type="spellStart"/>
-      <w:r>
-        <w:t>Humayan</w:t>
-      </w:r>
-      <w:proofErr w:type="spellEnd"/>
-      <w:r>
-        <w:t xml:space="preserve"> </w:t>
-      </w:r>
-      <w:proofErr w:type="spellStart"/>
-      <w:r>
-        <w:t>Namah</w:t>
-      </w:r>
-      <w:proofErr w:type="spellEnd"/>
-      <w:r>
-        <w:t>", etc.) with tiny thumbnails.</w:t>
-      </w:r>
-    </w:p>
-    <w:p>
-      <w:pPr>
-        <w:pStyle w:val="NormalWeb"/>
-        <w:numPr>
-          <w:ilvl w:val="0"/>
-          <w:numId w:val="17"/>
-        </w:numPr>
-      </w:pPr>
-      <w:r>
-        <w:rPr>
-          <w:b/>
-          <w:bCs/>
-        </w:rPr>
-        <w:t>Benefit:</w:t>
-      </w:r>
-      <w:r>
-        <w:t xml:space="preserve"> Makes the site feel incredibly fast and modern. It helps users find books even if they don't know the exact spelling (common with Urdu/English transliterations).</w:t>
-      </w:r>
-    </w:p>
-    <w:p>
-      <w:pPr>
-        <w:pStyle w:val="Heading3"/>
-      </w:pPr>
-      <w:r>
-        <w:t>9. Combo Packs (Bundles)</w:t>
-      </w:r>
-    </w:p>
-    <w:p>
-      <w:pPr>
-        <w:pStyle w:val="NormalWeb"/>
-      </w:pPr>
-      <w:r>
-        <w:t>Since you sell academic books (1st Prof, 2nd Prof), students often buy entire sets.</w:t>
-      </w:r>
-    </w:p>
-    <w:p>
-      <w:pPr>
-        <w:pStyle w:val="NormalWeb"/>
-        <w:numPr>
-          <w:ilvl w:val="0"/>
-          <w:numId w:val="18"/>
-        </w:numPr>
-      </w:pPr>
-      <w:r>
-        <w:rPr>
-          <w:b/>
-          <w:bCs/>
-        </w:rPr>
-        <w:t>Feature:</w:t>
-      </w:r>
-      <w:r>
-        <w:t xml:space="preserve"> Create a "Product Bundle" in the admin. For example, </w:t>
-      </w:r>
-      <w:r>
-        <w:rPr>
-          <w:i/>
-          <w:iCs/>
-        </w:rPr>
-        <w:t>"BUMS 1st Year Complete Set"</w:t>
-      </w:r>
-      <w:r>
-        <w:t>.</w:t>
-      </w:r>
-    </w:p>
-    <w:p>
-      <w:pPr>
-        <w:pStyle w:val="NormalWeb"/>
-        <w:numPr>
-          <w:ilvl w:val="0"/>
-          <w:numId w:val="18"/>
-        </w:numPr>
-      </w:pPr>
-      <w:r>
-        <w:rPr>
-          <w:b/>
-          <w:bCs/>
-        </w:rPr>
-        <w:t>Benefit:</w:t>
-      </w:r>
-      <w:r>
-        <w:t xml:space="preserve"> Instead of adding 5 separate books to the cart, the student clicks one button. You can also offer a small discount on the bundle to encourage higher spending.</w:t>
-      </w:r>
-    </w:p>
-    <w:p>
-      <w:pPr>
-        <w:pStyle w:val="Heading3"/>
-      </w:pPr>
-      <w:r>
-        <w:t>10. Social Login (Google/Facebook)</w:t>
-      </w:r>
-    </w:p>
-    <w:p>
-      <w:pPr>
-        <w:pStyle w:val="NormalWeb"/>
-      </w:pPr>
-      <w:r>
-        <w:t>Filling out the Signup form (Name, Email, Password) can be annoying on mobile.</w:t>
-      </w:r>
-    </w:p>
-    <w:p>
-      <w:pPr>
-        <w:pStyle w:val="NormalWeb"/>
-        <w:numPr>
-          <w:ilvl w:val="0"/>
-          <w:numId w:val="19"/>
-        </w:numPr>
-      </w:pPr>
-      <w:r>
-        <w:rPr>
-          <w:b/>
-          <w:bCs/>
-        </w:rPr>
-        <w:t>Feature:</w:t>
-      </w:r>
-      <w:r>
-        <w:t xml:space="preserve"> Add a "Continue with Google" button.</w:t>
-      </w:r>
-    </w:p>
-    <w:p>
-      <w:pPr>
-        <w:pStyle w:val="NormalWeb"/>
-        <w:numPr>
-          <w:ilvl w:val="0"/>
-          <w:numId w:val="19"/>
-        </w:numPr>
-      </w:pPr>
-      <w:r>
-        <w:rPr>
-          <w:b/>
-          <w:bCs/>
-        </w:rPr>
-        <w:t>Benefit:</w:t>
-      </w:r>
-      <w:r>
-        <w:t xml:space="preserve"> Reduces the effort to sign up to just </w:t>
-      </w:r>
-      <w:r>
-        <w:rPr>
-          <w:b/>
-          <w:bCs/>
-        </w:rPr>
-        <w:t>1 click</w:t>
-      </w:r>
-      <w:r>
-        <w:t>. This drastically increases the number of registered users.</w:t>
-      </w:r>
-    </w:p>
-    <w:p>
-      <w:pPr>
-        <w:pStyle w:val="Heading3"/>
-      </w:pPr>
-      <w:r>
-        <w:t>11. Guest Checkout</w:t>
-      </w:r>
-    </w:p>
-    <w:p>
-      <w:pPr>
-        <w:pStyle w:val="NormalWeb"/>
-      </w:pPr>
-      <w:r>
-        <w:t xml:space="preserve">Currently, a user </w:t>
-      </w:r>
-      <w:r>
-        <w:rPr>
-          <w:i/>
-          <w:iCs/>
-        </w:rPr>
-        <w:t>must</w:t>
-      </w:r>
-      <w:r>
-        <w:t xml:space="preserve"> have an account to buy.</w:t>
-      </w:r>
-    </w:p>
-    <w:p>
-      <w:pPr>
-        <w:pStyle w:val="NormalWeb"/>
-        <w:numPr>
-          <w:ilvl w:val="0"/>
-          <w:numId w:val="20"/>
-        </w:numPr>
-      </w:pPr>
-      <w:r>
-        <w:rPr>
-          <w:b/>
-          <w:bCs/>
-        </w:rPr>
-        <w:t>Feature:</w:t>
-      </w:r>
-      <w:r>
-        <w:t xml:space="preserve"> Allow users to buy without creating a password. They just enter their email and address. We create a "ghost" account for them in the background.</w:t>
-      </w:r>
-    </w:p>
-    <w:p>
-      <w:pPr>
-        <w:pStyle w:val="NormalWeb"/>
-        <w:numPr>
-          <w:ilvl w:val="0"/>
-          <w:numId w:val="20"/>
-        </w:numPr>
-      </w:pPr>
-      <w:r>
-        <w:rPr>
-          <w:b/>
-          <w:bCs/>
-        </w:rPr>
-        <w:t>Benefit:</w:t>
-      </w:r>
-      <w:r>
-        <w:t xml:space="preserve"> Removing the "Login Barrier" is the #1 way to increase sales conversions.</w:t>
-      </w:r>
-    </w:p>
-    <w:p>
-      <w:pPr>
-        <w:pStyle w:val="Heading3"/>
-      </w:pPr>
-      <w:r>
         <w:lastRenderedPageBreak/>
-        <w:t>12. Admin Analytics Dashboard</w:t>
-      </w:r>
-    </w:p>
-    <w:p>
-      <w:pPr>
-        <w:pStyle w:val="NormalWeb"/>
-      </w:pPr>
-      <w:r>
-        <w:t xml:space="preserve">The default Django admin lists orders, but it doesn't show </w:t>
-      </w:r>
-      <w:r>
-        <w:rPr>
-          <w:i/>
-          <w:iCs/>
-        </w:rPr>
-        <w:t>trends</w:t>
-      </w:r>
-      <w:r>
-        <w:t>.</w:t>
-      </w:r>
-    </w:p>
-    <w:p>
-      <w:pPr>
-        <w:pStyle w:val="NormalWeb"/>
-        <w:numPr>
-          <w:ilvl w:val="0"/>
-          <w:numId w:val="21"/>
-        </w:numPr>
-      </w:pPr>
-      <w:r>
-        <w:rPr>
-          <w:b/>
-          <w:bCs/>
-        </w:rPr>
-        <w:t>Feature:</w:t>
-      </w:r>
-      <w:r>
-        <w:t xml:space="preserve"> Create a custom dashboard chart that shows:</w:t>
-      </w:r>
-    </w:p>
-    <w:p>
-      <w:pPr>
-        <w:pStyle w:val="NormalWeb"/>
-        <w:numPr>
-          <w:ilvl w:val="1"/>
-          <w:numId w:val="21"/>
-        </w:numPr>
-      </w:pPr>
-      <w:r>
-        <w:rPr>
-          <w:b/>
-          <w:bCs/>
-        </w:rPr>
-        <w:t>Sales Graph:</w:t>
-      </w:r>
-      <w:r>
-        <w:t xml:space="preserve"> Total revenue per day/month.</w:t>
-      </w:r>
-    </w:p>
-    <w:p>
-      <w:pPr>
-        <w:pStyle w:val="NormalWeb"/>
-        <w:numPr>
-          <w:ilvl w:val="1"/>
-          <w:numId w:val="21"/>
-        </w:numPr>
-      </w:pPr>
-      <w:r>
-        <w:rPr>
-          <w:b/>
-          <w:bCs/>
-        </w:rPr>
-        <w:t>Best Sellers:</w:t>
-      </w:r>
-      <w:r>
-        <w:t xml:space="preserve"> Which books are sold the most?</w:t>
-      </w:r>
-    </w:p>
-    <w:p>
-      <w:pPr>
-        <w:pStyle w:val="NormalWeb"/>
-        <w:numPr>
-          <w:ilvl w:val="1"/>
-          <w:numId w:val="21"/>
-        </w:numPr>
-      </w:pPr>
-      <w:r>
-        <w:rPr>
-          <w:b/>
-          <w:bCs/>
-        </w:rPr>
-        <w:t>Low Stock Alert:</w:t>
-      </w:r>
-      <w:r>
-        <w:t xml:space="preserve"> A list of books that are about to run out.</w:t>
-      </w:r>
-    </w:p>
-    <w:p>
-      <w:pPr>
-        <w:pStyle w:val="NormalWeb"/>
-        <w:numPr>
-          <w:ilvl w:val="0"/>
-          <w:numId w:val="21"/>
-        </w:numPr>
-      </w:pPr>
-      <w:r>
-        <w:rPr>
-          <w:b/>
-          <w:bCs/>
-        </w:rPr>
-        <w:t>Benefit:</w:t>
-      </w:r>
-      <w:r>
-        <w:t xml:space="preserve"> Helps you make business decisions (e.g., "I need to order more copies of </w:t>
-      </w:r>
-      <w:r>
-        <w:rPr>
-          <w:i/>
-          <w:iCs/>
-        </w:rPr>
-        <w:t>Al-</w:t>
-      </w:r>
-      <w:proofErr w:type="spellStart"/>
-      <w:r>
-        <w:rPr>
-          <w:i/>
-          <w:iCs/>
-        </w:rPr>
-        <w:t>Qanun</w:t>
-      </w:r>
-      <w:proofErr w:type="spellEnd"/>
-      <w:r>
-        <w:t xml:space="preserve"> because it sells 10 copies a week").</w:t>
-      </w:r>
-    </w:p>
-    <w:p/>
-    <w:p>
-      <w:pPr>
-        <w:pStyle w:val="Heading3"/>
-      </w:pPr>
-      <w:r>
-        <w:t>Flash Sales with Countdown Timer</w:t>
-      </w:r>
-    </w:p>
-    <w:p>
-      <w:pPr>
-        <w:pStyle w:val="NormalWeb"/>
-      </w:pPr>
-      <w:r>
-        <w:t>Create urgency to sell stock quickly.</w:t>
-      </w:r>
-    </w:p>
-    <w:p>
-      <w:pPr>
-        <w:pStyle w:val="NormalWeb"/>
-        <w:numPr>
-          <w:ilvl w:val="0"/>
-          <w:numId w:val="22"/>
-        </w:numPr>
-      </w:pPr>
-      <w:r>
-        <w:rPr>
-          <w:b/>
-          <w:bCs/>
-        </w:rPr>
-        <w:t>Feature:</w:t>
-      </w:r>
-      <w:r>
-        <w:t xml:space="preserve"> An admin setting to discount a category (e.g., "30% off Anatomy Books") for 24 hours. The home page displays a ticking clock: </w:t>
-      </w:r>
-      <w:r>
-        <w:rPr>
-          <w:i/>
-          <w:iCs/>
-        </w:rPr>
-        <w:t>"Sale ends in 04:22:15"</w:t>
-      </w:r>
-      <w:r>
-        <w:t>.</w:t>
-      </w:r>
-    </w:p>
-    <w:p>
-      <w:pPr>
-        <w:pStyle w:val="NormalWeb"/>
-        <w:numPr>
-          <w:ilvl w:val="0"/>
-          <w:numId w:val="22"/>
-        </w:numPr>
-      </w:pPr>
-      <w:r>
-        <w:rPr>
-          <w:b/>
-          <w:bCs/>
-        </w:rPr>
-        <w:t>Benefit:</w:t>
-      </w:r>
-      <w:r>
-        <w:t xml:space="preserve"> Fear </w:t>
-      </w:r>
-      <w:proofErr w:type="gramStart"/>
-      <w:r>
-        <w:t>Of</w:t>
-      </w:r>
-      <w:proofErr w:type="gramEnd"/>
-      <w:r>
-        <w:t xml:space="preserve"> Missing Out (FOMO) drives immediate sales.</w:t>
-      </w:r>
-    </w:p>
-    <w:p/>
-    <w:p>
-      <w:pPr>
-        <w:rPr>
-          <w:rFonts w:ascii="Times New Roman" w:eastAsia="Times New Roman" w:hAnsi="Times New Roman" w:cs="Times New Roman"/>
-          <w:sz w:val="24"/>
-          <w:szCs w:val="24"/>
-        </w:rPr>
-      </w:pPr>
-      <w:r>
-        <w:rPr>
-          <w:rFonts w:ascii="Times New Roman" w:eastAsia="Times New Roman" w:hAnsi="Times New Roman" w:cs="Times New Roman"/>
-          <w:sz w:val="24"/>
-          <w:szCs w:val="24"/>
-        </w:rPr>
-        <w:br w:type="page"/>
-      </w:r>
-    </w:p>
-    <w:p>
-      <w:pPr>
-        <w:rPr>
-          <w:rFonts w:ascii="Times New Roman" w:eastAsia="Times New Roman" w:hAnsi="Times New Roman" w:cs="Times New Roman"/>
-          <w:sz w:val="24"/>
-          <w:szCs w:val="24"/>
-        </w:rPr>
-      </w:pPr>
-      <w:r>
-        <w:rPr>
-          <w:rFonts w:ascii="Times New Roman" w:eastAsia="Times New Roman" w:hAnsi="Times New Roman" w:cs="Times New Roman"/>
-          <w:sz w:val="24"/>
-          <w:szCs w:val="24"/>
-        </w:rPr>
-        <w:lastRenderedPageBreak/>
-        <w:br w:type="page"/>
-      </w:r>
-    </w:p>
-    <w:p>
-      <w:pPr>
-        <w:rPr>
-          <w:rFonts w:ascii="Times New Roman" w:eastAsia="Times New Roman" w:hAnsi="Times New Roman" w:cs="Times New Roman"/>
-          <w:sz w:val="24"/>
-          <w:szCs w:val="24"/>
-        </w:rPr>
-      </w:pPr>
-      <w:r>
-        <w:rPr>
-          <w:rFonts w:ascii="Times New Roman" w:eastAsia="Times New Roman" w:hAnsi="Times New Roman" w:cs="Times New Roman"/>
-          <w:sz w:val="24"/>
-          <w:szCs w:val="24"/>
-        </w:rPr>
-        <w:lastRenderedPageBreak/>
-        <w:br w:type="page"/>
-      </w:r>
-    </w:p>
-    <w:p>
-      <w:pPr>
-        <w:spacing w:before="100" w:beforeAutospacing="1" w:after="100" w:afterAutospacing="1" w:line="240" w:lineRule="auto"/>
-        <w:rPr>
-          <w:rFonts w:ascii="Times New Roman" w:eastAsia="Times New Roman" w:hAnsi="Times New Roman" w:cs="Times New Roman"/>
-          <w:sz w:val="24"/>
-          <w:szCs w:val="24"/>
-        </w:rPr>
-      </w:pPr>
-      <w:bookmarkStart w:id="0" w:name="_GoBack"/>
-      <w:bookmarkEnd w:id="0"/>
-      <w:r>
-        <w:rPr>
-          <w:rFonts w:ascii="Times New Roman" w:eastAsia="Times New Roman" w:hAnsi="Times New Roman" w:cs="Times New Roman"/>
-          <w:sz w:val="24"/>
-          <w:szCs w:val="24"/>
-        </w:rPr>
-        <w:lastRenderedPageBreak/>
-        <w:t xml:space="preserve">This is the comprehensive </w:t>
-      </w:r>
-      <w:r>
-        <w:rPr>
-          <w:rFonts w:ascii="Times New Roman" w:eastAsia="Times New Roman" w:hAnsi="Times New Roman" w:cs="Times New Roman"/>
-          <w:b/>
-          <w:bCs/>
-          <w:sz w:val="24"/>
-          <w:szCs w:val="24"/>
-        </w:rPr>
-        <w:t>Master Plan for "</w:t>
-      </w:r>
-      <w:proofErr w:type="spellStart"/>
-      <w:r>
-        <w:rPr>
-          <w:rFonts w:ascii="Times New Roman" w:eastAsia="Times New Roman" w:hAnsi="Times New Roman" w:cs="Times New Roman"/>
-          <w:b/>
-          <w:bCs/>
-          <w:sz w:val="24"/>
-          <w:szCs w:val="24"/>
-        </w:rPr>
-        <w:t>Idara</w:t>
-      </w:r>
-      <w:proofErr w:type="spellEnd"/>
-      <w:r>
-        <w:rPr>
-          <w:rFonts w:ascii="Times New Roman" w:eastAsia="Times New Roman" w:hAnsi="Times New Roman" w:cs="Times New Roman"/>
-          <w:b/>
-          <w:bCs/>
-          <w:sz w:val="24"/>
-          <w:szCs w:val="24"/>
-        </w:rPr>
-        <w:t xml:space="preserve"> Kitab Ul </w:t>
-      </w:r>
-      <w:proofErr w:type="spellStart"/>
-      <w:r>
-        <w:rPr>
-          <w:rFonts w:ascii="Times New Roman" w:eastAsia="Times New Roman" w:hAnsi="Times New Roman" w:cs="Times New Roman"/>
-          <w:b/>
-          <w:bCs/>
-          <w:sz w:val="24"/>
-          <w:szCs w:val="24"/>
-        </w:rPr>
-        <w:t>Shifa</w:t>
-      </w:r>
-      <w:proofErr w:type="spellEnd"/>
-      <w:r>
-        <w:rPr>
-          <w:rFonts w:ascii="Times New Roman" w:eastAsia="Times New Roman" w:hAnsi="Times New Roman" w:cs="Times New Roman"/>
-          <w:b/>
-          <w:bCs/>
-          <w:sz w:val="24"/>
-          <w:szCs w:val="24"/>
-        </w:rPr>
-        <w:t>"</w:t>
-      </w:r>
-      <w:r>
-        <w:rPr>
-          <w:rFonts w:ascii="Times New Roman" w:eastAsia="Times New Roman" w:hAnsi="Times New Roman" w:cs="Times New Roman"/>
-          <w:sz w:val="24"/>
-          <w:szCs w:val="24"/>
-        </w:rPr>
-        <w:t>.</w:t>
-      </w:r>
-    </w:p>
-    <w:p>
-      <w:pPr>
-        <w:spacing w:before="100" w:beforeAutospacing="1" w:after="100" w:afterAutospacing="1" w:line="240" w:lineRule="auto"/>
-        <w:rPr>
-          <w:rFonts w:ascii="Times New Roman" w:eastAsia="Times New Roman" w:hAnsi="Times New Roman" w:cs="Times New Roman"/>
-          <w:sz w:val="24"/>
-          <w:szCs w:val="24"/>
-        </w:rPr>
-      </w:pPr>
-      <w:r>
-        <w:rPr>
-          <w:rFonts w:ascii="Times New Roman" w:eastAsia="Times New Roman" w:hAnsi="Times New Roman" w:cs="Times New Roman"/>
-          <w:sz w:val="24"/>
-          <w:szCs w:val="24"/>
-        </w:rPr>
-        <w:t>This document outlines the entire architecture of your project, from the current foundation to the final advanced e-commerce platform. We will follow this roadmap to ensure every feature—from India Post calculations to the Unani-specific categories—is built correctly.</w:t>
-      </w:r>
-    </w:p>
-    <w:p>
-      <w:pPr>
-        <w:spacing w:after="0" w:line="240" w:lineRule="auto"/>
-        <w:rPr>
-          <w:rFonts w:ascii="Times New Roman" w:eastAsia="Times New Roman" w:hAnsi="Times New Roman" w:cs="Times New Roman"/>
-          <w:sz w:val="24"/>
-          <w:szCs w:val="24"/>
-        </w:rPr>
-      </w:pPr>
-      <w:r>
-        <w:rPr>
-          <w:rFonts w:ascii="Times New Roman" w:eastAsia="Times New Roman" w:hAnsi="Times New Roman" w:cs="Times New Roman"/>
-          <w:sz w:val="24"/>
-          <w:szCs w:val="24"/>
-        </w:rPr>
-        <w:pict w14:anchorId="4F39DCD9">
-          <v:rect id="_x0000_i1025" style="width:0;height:1.5pt" o:hralign="center" o:hrstd="t" o:hr="t" fillcolor="#a0a0a0" stroked="f"/>
-        </w:pict>
-      </w:r>
-    </w:p>
-    <w:p>
-      <w:pPr>
-        <w:spacing w:before="100" w:beforeAutospacing="1" w:after="100" w:afterAutospacing="1" w:line="240" w:lineRule="auto"/>
-        <w:outlineLvl w:val="2"/>
-        <w:rPr>
-          <w:rFonts w:ascii="Times New Roman" w:eastAsia="Times New Roman" w:hAnsi="Times New Roman" w:cs="Times New Roman"/>
-          <w:b/>
-          <w:bCs/>
-          <w:sz w:val="27"/>
-          <w:szCs w:val="27"/>
-        </w:rPr>
-      </w:pPr>
-      <w:r>
-        <w:rPr>
-          <w:rFonts w:ascii="Times New Roman" w:eastAsia="Times New Roman" w:hAnsi="Times New Roman" w:cs="Times New Roman"/>
-          <w:b/>
-          <w:bCs/>
-          <w:sz w:val="27"/>
-          <w:szCs w:val="27"/>
-        </w:rPr>
-        <w:t>1. The Core Identity</w:t>
-      </w:r>
-    </w:p>
-    <w:p>
-      <w:pPr>
-        <w:numPr>
-          <w:ilvl w:val="0"/>
-          <w:numId w:val="1"/>
-        </w:numPr>
-        <w:spacing w:before="100" w:beforeAutospacing="1" w:after="100" w:afterAutospacing="1" w:line="240" w:lineRule="auto"/>
-        <w:rPr>
-          <w:rFonts w:ascii="Times New Roman" w:eastAsia="Times New Roman" w:hAnsi="Times New Roman" w:cs="Times New Roman"/>
-          <w:sz w:val="24"/>
-          <w:szCs w:val="24"/>
-        </w:rPr>
-      </w:pPr>
-      <w:r>
-        <w:rPr>
-          <w:rFonts w:ascii="Times New Roman" w:eastAsia="Times New Roman" w:hAnsi="Times New Roman" w:cs="Times New Roman"/>
-          <w:b/>
-          <w:bCs/>
-          <w:sz w:val="24"/>
-          <w:szCs w:val="24"/>
-        </w:rPr>
-        <w:t>Name:</w:t>
-      </w:r>
-      <w:r>
-        <w:rPr>
-          <w:rFonts w:ascii="Times New Roman" w:eastAsia="Times New Roman" w:hAnsi="Times New Roman" w:cs="Times New Roman"/>
-          <w:sz w:val="24"/>
-          <w:szCs w:val="24"/>
-        </w:rPr>
-        <w:t xml:space="preserve"> </w:t>
-      </w:r>
-      <w:proofErr w:type="spellStart"/>
-      <w:r>
-        <w:rPr>
-          <w:rFonts w:ascii="Times New Roman" w:eastAsia="Times New Roman" w:hAnsi="Times New Roman" w:cs="Times New Roman"/>
-          <w:sz w:val="24"/>
-          <w:szCs w:val="24"/>
-        </w:rPr>
-        <w:t>Idara</w:t>
-      </w:r>
-      <w:proofErr w:type="spellEnd"/>
-      <w:r>
-        <w:rPr>
-          <w:rFonts w:ascii="Times New Roman" w:eastAsia="Times New Roman" w:hAnsi="Times New Roman" w:cs="Times New Roman"/>
-          <w:sz w:val="24"/>
-          <w:szCs w:val="24"/>
-        </w:rPr>
-        <w:t xml:space="preserve"> Kitab Ul </w:t>
-      </w:r>
-      <w:proofErr w:type="spellStart"/>
-      <w:r>
-        <w:rPr>
-          <w:rFonts w:ascii="Times New Roman" w:eastAsia="Times New Roman" w:hAnsi="Times New Roman" w:cs="Times New Roman"/>
-          <w:sz w:val="24"/>
-          <w:szCs w:val="24"/>
-        </w:rPr>
-        <w:t>Shifa</w:t>
-      </w:r>
-      <w:proofErr w:type="spellEnd"/>
-    </w:p>
-    <w:p>
-      <w:pPr>
-        <w:numPr>
-          <w:ilvl w:val="0"/>
-          <w:numId w:val="1"/>
-        </w:numPr>
-        <w:spacing w:before="100" w:beforeAutospacing="1" w:after="100" w:afterAutospacing="1" w:line="240" w:lineRule="auto"/>
-        <w:rPr>
-          <w:rFonts w:ascii="Times New Roman" w:eastAsia="Times New Roman" w:hAnsi="Times New Roman" w:cs="Times New Roman"/>
-          <w:sz w:val="24"/>
-          <w:szCs w:val="24"/>
-        </w:rPr>
-      </w:pPr>
-      <w:r>
-        <w:rPr>
-          <w:rFonts w:ascii="Times New Roman" w:eastAsia="Times New Roman" w:hAnsi="Times New Roman" w:cs="Times New Roman"/>
-          <w:b/>
-          <w:bCs/>
-          <w:sz w:val="24"/>
-          <w:szCs w:val="24"/>
-        </w:rPr>
-        <w:t>Mission:</w:t>
-      </w:r>
-      <w:r>
-        <w:rPr>
-          <w:rFonts w:ascii="Times New Roman" w:eastAsia="Times New Roman" w:hAnsi="Times New Roman" w:cs="Times New Roman"/>
-          <w:sz w:val="24"/>
-          <w:szCs w:val="24"/>
-        </w:rPr>
-        <w:t xml:space="preserve"> To be the premier digital archive and store for Unani Medicine (BUMS, MD Scholars, Practitioners).</w:t>
-      </w:r>
-    </w:p>
-    <w:p>
-      <w:pPr>
-        <w:numPr>
-          <w:ilvl w:val="0"/>
-          <w:numId w:val="1"/>
-        </w:numPr>
-        <w:spacing w:before="100" w:beforeAutospacing="1" w:after="100" w:afterAutospacing="1" w:line="240" w:lineRule="auto"/>
-        <w:rPr>
-          <w:rFonts w:ascii="Times New Roman" w:eastAsia="Times New Roman" w:hAnsi="Times New Roman" w:cs="Times New Roman"/>
-          <w:sz w:val="24"/>
-          <w:szCs w:val="24"/>
-        </w:rPr>
-      </w:pPr>
-      <w:r>
-        <w:rPr>
-          <w:rFonts w:ascii="Times New Roman" w:eastAsia="Times New Roman" w:hAnsi="Times New Roman" w:cs="Times New Roman"/>
-          <w:b/>
-          <w:bCs/>
-          <w:sz w:val="24"/>
-          <w:szCs w:val="24"/>
-        </w:rPr>
-        <w:t>Unique Selling Point:</w:t>
-      </w:r>
-      <w:r>
-        <w:rPr>
-          <w:rFonts w:ascii="Times New Roman" w:eastAsia="Times New Roman" w:hAnsi="Times New Roman" w:cs="Times New Roman"/>
-          <w:sz w:val="24"/>
-          <w:szCs w:val="24"/>
-        </w:rPr>
-        <w:t xml:space="preserve"> Sole publisher of 700+ titles; specialized academic inventory.</w:t>
-      </w:r>
-    </w:p>
-    <w:p>
-      <w:pPr>
-        <w:spacing w:after="0" w:line="240" w:lineRule="auto"/>
-        <w:rPr>
-          <w:rFonts w:ascii="Times New Roman" w:eastAsia="Times New Roman" w:hAnsi="Times New Roman" w:cs="Times New Roman"/>
-          <w:sz w:val="24"/>
-          <w:szCs w:val="24"/>
-        </w:rPr>
-      </w:pPr>
-      <w:r>
-        <w:rPr>
-          <w:rFonts w:ascii="Times New Roman" w:eastAsia="Times New Roman" w:hAnsi="Times New Roman" w:cs="Times New Roman"/>
-          <w:sz w:val="24"/>
-          <w:szCs w:val="24"/>
-        </w:rPr>
-        <w:pict w14:anchorId="79DA5096">
-          <v:rect id="_x0000_i1026" style="width:0;height:1.5pt" o:hralign="center" o:hrstd="t" o:hr="t" fillcolor="#a0a0a0" stroked="f"/>
-        </w:pict>
-      </w:r>
-    </w:p>
-    <w:p>
-      <w:pPr>
-        <w:spacing w:before="100" w:beforeAutospacing="1" w:after="100" w:afterAutospacing="1" w:line="240" w:lineRule="auto"/>
-        <w:outlineLvl w:val="2"/>
-        <w:rPr>
-          <w:rFonts w:ascii="Times New Roman" w:eastAsia="Times New Roman" w:hAnsi="Times New Roman" w:cs="Times New Roman"/>
-          <w:b/>
-          <w:bCs/>
-          <w:sz w:val="27"/>
-          <w:szCs w:val="27"/>
-        </w:rPr>
-      </w:pPr>
-      <w:r>
-        <w:rPr>
-          <w:rFonts w:ascii="Times New Roman" w:eastAsia="Times New Roman" w:hAnsi="Times New Roman" w:cs="Times New Roman"/>
-          <w:b/>
-          <w:bCs/>
-          <w:sz w:val="27"/>
-          <w:szCs w:val="27"/>
-        </w:rPr>
-        <w:t>2. The Technology Stack</w:t>
-      </w:r>
-    </w:p>
-    <w:p>
-      <w:pPr>
-        <w:numPr>
-          <w:ilvl w:val="0"/>
-          <w:numId w:val="2"/>
-        </w:numPr>
-        <w:spacing w:before="100" w:beforeAutospacing="1" w:after="100" w:afterAutospacing="1" w:line="240" w:lineRule="auto"/>
-        <w:rPr>
-          <w:rFonts w:ascii="Times New Roman" w:eastAsia="Times New Roman" w:hAnsi="Times New Roman" w:cs="Times New Roman"/>
-          <w:sz w:val="24"/>
-          <w:szCs w:val="24"/>
-        </w:rPr>
-      </w:pPr>
-      <w:r>
-        <w:rPr>
-          <w:rFonts w:ascii="Times New Roman" w:eastAsia="Times New Roman" w:hAnsi="Times New Roman" w:cs="Times New Roman"/>
-          <w:b/>
-          <w:bCs/>
-          <w:sz w:val="24"/>
-          <w:szCs w:val="24"/>
-        </w:rPr>
-        <w:t>Backend:</w:t>
-      </w:r>
-      <w:r>
-        <w:rPr>
-          <w:rFonts w:ascii="Times New Roman" w:eastAsia="Times New Roman" w:hAnsi="Times New Roman" w:cs="Times New Roman"/>
-          <w:sz w:val="24"/>
-          <w:szCs w:val="24"/>
-        </w:rPr>
-        <w:t xml:space="preserve"> Python &amp; Django 5.0 (The logic and security).</w:t>
-      </w:r>
-    </w:p>
-    <w:p>
-      <w:pPr>
-        <w:numPr>
-          <w:ilvl w:val="0"/>
-          <w:numId w:val="2"/>
-        </w:numPr>
-        <w:spacing w:before="100" w:beforeAutospacing="1" w:after="100" w:afterAutospacing="1" w:line="240" w:lineRule="auto"/>
-        <w:rPr>
-          <w:rFonts w:ascii="Times New Roman" w:eastAsia="Times New Roman" w:hAnsi="Times New Roman" w:cs="Times New Roman"/>
-          <w:sz w:val="24"/>
-          <w:szCs w:val="24"/>
-        </w:rPr>
-      </w:pPr>
-      <w:r>
-        <w:rPr>
-          <w:rFonts w:ascii="Times New Roman" w:eastAsia="Times New Roman" w:hAnsi="Times New Roman" w:cs="Times New Roman"/>
-          <w:b/>
-          <w:bCs/>
-          <w:sz w:val="24"/>
-          <w:szCs w:val="24"/>
-        </w:rPr>
-        <w:t>Database:</w:t>
-      </w:r>
-      <w:r>
-        <w:rPr>
-          <w:rFonts w:ascii="Times New Roman" w:eastAsia="Times New Roman" w:hAnsi="Times New Roman" w:cs="Times New Roman"/>
-          <w:sz w:val="24"/>
-          <w:szCs w:val="24"/>
-        </w:rPr>
-        <w:t xml:space="preserve"> SQLite (Development) → PostgreSQL (Production/Live).</w:t>
-      </w:r>
-    </w:p>
-    <w:p>
-      <w:pPr>
-        <w:numPr>
-          <w:ilvl w:val="0"/>
-          <w:numId w:val="2"/>
-        </w:numPr>
-        <w:spacing w:before="100" w:beforeAutospacing="1" w:after="100" w:afterAutospacing="1" w:line="240" w:lineRule="auto"/>
-        <w:rPr>
-          <w:rFonts w:ascii="Times New Roman" w:eastAsia="Times New Roman" w:hAnsi="Times New Roman" w:cs="Times New Roman"/>
-          <w:sz w:val="24"/>
-          <w:szCs w:val="24"/>
-        </w:rPr>
-      </w:pPr>
-      <w:r>
-        <w:rPr>
-          <w:rFonts w:ascii="Times New Roman" w:eastAsia="Times New Roman" w:hAnsi="Times New Roman" w:cs="Times New Roman"/>
-          <w:b/>
-          <w:bCs/>
-          <w:sz w:val="24"/>
-          <w:szCs w:val="24"/>
-        </w:rPr>
-        <w:t>Frontend:</w:t>
-      </w:r>
-      <w:r>
-        <w:rPr>
-          <w:rFonts w:ascii="Times New Roman" w:eastAsia="Times New Roman" w:hAnsi="Times New Roman" w:cs="Times New Roman"/>
-          <w:sz w:val="24"/>
-          <w:szCs w:val="24"/>
-        </w:rPr>
-        <w:t xml:space="preserve"> HTML5, CSS3, </w:t>
-      </w:r>
-      <w:r>
-        <w:rPr>
-          <w:rFonts w:ascii="Times New Roman" w:eastAsia="Times New Roman" w:hAnsi="Times New Roman" w:cs="Times New Roman"/>
-          <w:b/>
-          <w:bCs/>
-          <w:sz w:val="24"/>
-          <w:szCs w:val="24"/>
-        </w:rPr>
-        <w:t>Bootstrap 5</w:t>
-      </w:r>
-      <w:r>
-        <w:rPr>
-          <w:rFonts w:ascii="Times New Roman" w:eastAsia="Times New Roman" w:hAnsi="Times New Roman" w:cs="Times New Roman"/>
-          <w:sz w:val="24"/>
-          <w:szCs w:val="24"/>
-        </w:rPr>
-        <w:t xml:space="preserve"> (For mobile responsiveness).</w:t>
-      </w:r>
-    </w:p>
-    <w:p>
-      <w:pPr>
-        <w:numPr>
-          <w:ilvl w:val="0"/>
-          <w:numId w:val="2"/>
-        </w:numPr>
-        <w:spacing w:before="100" w:beforeAutospacing="1" w:after="100" w:afterAutospacing="1" w:line="240" w:lineRule="auto"/>
-        <w:rPr>
-          <w:rFonts w:ascii="Times New Roman" w:eastAsia="Times New Roman" w:hAnsi="Times New Roman" w:cs="Times New Roman"/>
-          <w:sz w:val="24"/>
-          <w:szCs w:val="24"/>
-        </w:rPr>
-      </w:pPr>
-      <w:r>
-        <w:rPr>
-          <w:rFonts w:ascii="Times New Roman" w:eastAsia="Times New Roman" w:hAnsi="Times New Roman" w:cs="Times New Roman"/>
-          <w:b/>
-          <w:bCs/>
-          <w:sz w:val="24"/>
-          <w:szCs w:val="24"/>
-        </w:rPr>
-        <w:t>Media Storage:</w:t>
-      </w:r>
-      <w:r>
-        <w:rPr>
-          <w:rFonts w:ascii="Times New Roman" w:eastAsia="Times New Roman" w:hAnsi="Times New Roman" w:cs="Times New Roman"/>
-          <w:sz w:val="24"/>
-          <w:szCs w:val="24"/>
-        </w:rPr>
-        <w:t xml:space="preserve"> Local (Development) → </w:t>
-      </w:r>
-      <w:r>
-        <w:rPr>
-          <w:rFonts w:ascii="Times New Roman" w:eastAsia="Times New Roman" w:hAnsi="Times New Roman" w:cs="Times New Roman"/>
-          <w:b/>
-          <w:bCs/>
-          <w:sz w:val="24"/>
-          <w:szCs w:val="24"/>
-        </w:rPr>
-        <w:t xml:space="preserve">AWS S3 / </w:t>
-      </w:r>
-      <w:proofErr w:type="spellStart"/>
-      <w:r>
-        <w:rPr>
-          <w:rFonts w:ascii="Times New Roman" w:eastAsia="Times New Roman" w:hAnsi="Times New Roman" w:cs="Times New Roman"/>
-          <w:b/>
-          <w:bCs/>
-          <w:sz w:val="24"/>
-          <w:szCs w:val="24"/>
-        </w:rPr>
-        <w:t>Cloudinary</w:t>
-      </w:r>
-      <w:proofErr w:type="spellEnd"/>
-      <w:r>
-        <w:rPr>
-          <w:rFonts w:ascii="Times New Roman" w:eastAsia="Times New Roman" w:hAnsi="Times New Roman" w:cs="Times New Roman"/>
-          <w:sz w:val="24"/>
-          <w:szCs w:val="24"/>
-        </w:rPr>
-        <w:t xml:space="preserve"> (Production for fast image loading).</w:t>
-      </w:r>
-    </w:p>
-    <w:p>
-      <w:pPr>
-        <w:numPr>
-          <w:ilvl w:val="0"/>
-          <w:numId w:val="2"/>
-        </w:numPr>
-        <w:spacing w:before="100" w:beforeAutospacing="1" w:after="100" w:afterAutospacing="1" w:line="240" w:lineRule="auto"/>
-        <w:rPr>
-          <w:rFonts w:ascii="Times New Roman" w:eastAsia="Times New Roman" w:hAnsi="Times New Roman" w:cs="Times New Roman"/>
-          <w:sz w:val="24"/>
-          <w:szCs w:val="24"/>
-        </w:rPr>
-      </w:pPr>
-      <w:r>
-        <w:rPr>
-          <w:rFonts w:ascii="Times New Roman" w:eastAsia="Times New Roman" w:hAnsi="Times New Roman" w:cs="Times New Roman"/>
-          <w:b/>
-          <w:bCs/>
-          <w:sz w:val="24"/>
-          <w:szCs w:val="24"/>
-        </w:rPr>
-        <w:t>Hosting:</w:t>
-      </w:r>
-      <w:r>
-        <w:rPr>
-          <w:rFonts w:ascii="Times New Roman" w:eastAsia="Times New Roman" w:hAnsi="Times New Roman" w:cs="Times New Roman"/>
-          <w:sz w:val="24"/>
-          <w:szCs w:val="24"/>
-        </w:rPr>
-        <w:t xml:space="preserve"> PythonAnywhere (Recommended for ease) or Railway.</w:t>
-      </w:r>
-    </w:p>
-    <w:p>
-      <w:pPr>
-        <w:spacing w:after="0" w:line="240" w:lineRule="auto"/>
-        <w:rPr>
-          <w:rFonts w:ascii="Times New Roman" w:eastAsia="Times New Roman" w:hAnsi="Times New Roman" w:cs="Times New Roman"/>
-          <w:sz w:val="24"/>
-          <w:szCs w:val="24"/>
-        </w:rPr>
-      </w:pPr>
-      <w:r>
-        <w:rPr>
-          <w:rFonts w:ascii="Times New Roman" w:eastAsia="Times New Roman" w:hAnsi="Times New Roman" w:cs="Times New Roman"/>
-          <w:sz w:val="24"/>
-          <w:szCs w:val="24"/>
-        </w:rPr>
-        <w:pict w14:anchorId="47528FF0">
-          <v:rect id="_x0000_i1027" style="width:0;height:1.5pt" o:hralign="center" o:hrstd="t" o:hr="t" fillcolor="#a0a0a0" stroked="f"/>
-        </w:pict>
-      </w:r>
-    </w:p>
-    <w:p>
-      <w:pPr>
-        <w:spacing w:before="100" w:beforeAutospacing="1" w:after="100" w:afterAutospacing="1" w:line="240" w:lineRule="auto"/>
-        <w:outlineLvl w:val="2"/>
-        <w:rPr>
-          <w:rFonts w:ascii="Times New Roman" w:eastAsia="Times New Roman" w:hAnsi="Times New Roman" w:cs="Times New Roman"/>
-          <w:b/>
-          <w:bCs/>
-          <w:sz w:val="27"/>
-          <w:szCs w:val="27"/>
-        </w:rPr>
-      </w:pPr>
-      <w:r>
-        <w:rPr>
-          <w:rFonts w:ascii="Times New Roman" w:eastAsia="Times New Roman" w:hAnsi="Times New Roman" w:cs="Times New Roman"/>
-          <w:b/>
-          <w:bCs/>
-          <w:sz w:val="27"/>
-          <w:szCs w:val="27"/>
-        </w:rPr>
-        <w:t>3. Database Architecture (The "Brain")</w:t>
-      </w:r>
-    </w:p>
-    <w:p>
-      <w:pPr>
-        <w:spacing w:before="100" w:beforeAutospacing="1" w:after="100" w:afterAutospacing="1" w:line="240" w:lineRule="auto"/>
-        <w:rPr>
-          <w:rFonts w:ascii="Times New Roman" w:eastAsia="Times New Roman" w:hAnsi="Times New Roman" w:cs="Times New Roman"/>
-          <w:sz w:val="24"/>
-          <w:szCs w:val="24"/>
-        </w:rPr>
-      </w:pPr>
-      <w:r>
-        <w:rPr>
-          <w:rFonts w:ascii="Times New Roman" w:eastAsia="Times New Roman" w:hAnsi="Times New Roman" w:cs="Times New Roman"/>
-          <w:sz w:val="24"/>
-          <w:szCs w:val="24"/>
-        </w:rPr>
-        <w:t>We have already built the first two. As we progress, we will add the others.</w:t>
-      </w:r>
-    </w:p>
-    <w:p>
-      <w:pPr>
-        <w:numPr>
-          <w:ilvl w:val="0"/>
-          <w:numId w:val="3"/>
-        </w:numPr>
-        <w:spacing w:before="100" w:beforeAutospacing="1" w:after="100" w:afterAutospacing="1" w:line="240" w:lineRule="auto"/>
-        <w:rPr>
-          <w:rFonts w:ascii="Times New Roman" w:eastAsia="Times New Roman" w:hAnsi="Times New Roman" w:cs="Times New Roman"/>
-          <w:sz w:val="24"/>
-          <w:szCs w:val="24"/>
-        </w:rPr>
-      </w:pPr>
-      <w:r>
-        <w:rPr>
-          <w:rFonts w:ascii="Times New Roman" w:eastAsia="Times New Roman" w:hAnsi="Times New Roman" w:cs="Times New Roman"/>
-          <w:b/>
-          <w:bCs/>
-          <w:sz w:val="24"/>
-          <w:szCs w:val="24"/>
-        </w:rPr>
-        <w:t>1. Books (The Inventory)</w:t>
-      </w:r>
-      <w:r>
-        <w:rPr>
-          <w:rFonts w:ascii="Times New Roman" w:eastAsia="Times New Roman" w:hAnsi="Times New Roman" w:cs="Times New Roman"/>
-          <w:sz w:val="24"/>
-          <w:szCs w:val="24"/>
-        </w:rPr>
-        <w:t xml:space="preserve"> – </w:t>
-      </w:r>
-      <w:r>
-        <w:rPr>
-          <w:rFonts w:ascii="Times New Roman" w:eastAsia="Times New Roman" w:hAnsi="Times New Roman" w:cs="Times New Roman"/>
-          <w:i/>
-          <w:iCs/>
-          <w:sz w:val="24"/>
-          <w:szCs w:val="24"/>
-        </w:rPr>
-        <w:t>[Completed]</w:t>
-      </w:r>
-    </w:p>
-    <w:p>
-      <w:pPr>
-        <w:numPr>
-          <w:ilvl w:val="1"/>
-          <w:numId w:val="3"/>
-        </w:numPr>
-        <w:spacing w:before="100" w:beforeAutospacing="1" w:after="100" w:afterAutospacing="1" w:line="240" w:lineRule="auto"/>
-        <w:rPr>
-          <w:rFonts w:ascii="Times New Roman" w:eastAsia="Times New Roman" w:hAnsi="Times New Roman" w:cs="Times New Roman"/>
-          <w:sz w:val="24"/>
-          <w:szCs w:val="24"/>
-        </w:rPr>
-      </w:pPr>
-      <w:r>
-        <w:rPr>
-          <w:rFonts w:ascii="Times New Roman" w:eastAsia="Times New Roman" w:hAnsi="Times New Roman" w:cs="Times New Roman"/>
-          <w:sz w:val="24"/>
-          <w:szCs w:val="24"/>
-        </w:rPr>
-        <w:t>Stores: Title, Author, Price, Language (Urdu/</w:t>
-      </w:r>
-      <w:proofErr w:type="spellStart"/>
-      <w:r>
-        <w:rPr>
-          <w:rFonts w:ascii="Times New Roman" w:eastAsia="Times New Roman" w:hAnsi="Times New Roman" w:cs="Times New Roman"/>
-          <w:sz w:val="24"/>
-          <w:szCs w:val="24"/>
-        </w:rPr>
-        <w:t>Eng</w:t>
-      </w:r>
-      <w:proofErr w:type="spellEnd"/>
-      <w:r>
-        <w:rPr>
-          <w:rFonts w:ascii="Times New Roman" w:eastAsia="Times New Roman" w:hAnsi="Times New Roman" w:cs="Times New Roman"/>
-          <w:sz w:val="24"/>
-          <w:szCs w:val="24"/>
-        </w:rPr>
-        <w:t>/Hindi), Weight (for shipping), Stock.</w:t>
-      </w:r>
-    </w:p>
-    <w:p>
-      <w:pPr>
-        <w:numPr>
-          <w:ilvl w:val="0"/>
-          <w:numId w:val="3"/>
-        </w:numPr>
-        <w:spacing w:before="100" w:beforeAutospacing="1" w:after="100" w:afterAutospacing="1" w:line="240" w:lineRule="auto"/>
-        <w:rPr>
-          <w:rFonts w:ascii="Times New Roman" w:eastAsia="Times New Roman" w:hAnsi="Times New Roman" w:cs="Times New Roman"/>
-          <w:sz w:val="24"/>
-          <w:szCs w:val="24"/>
-        </w:rPr>
-      </w:pPr>
-      <w:r>
-        <w:rPr>
-          <w:rFonts w:ascii="Times New Roman" w:eastAsia="Times New Roman" w:hAnsi="Times New Roman" w:cs="Times New Roman"/>
-          <w:b/>
-          <w:bCs/>
-          <w:sz w:val="24"/>
-          <w:szCs w:val="24"/>
-        </w:rPr>
-        <w:t>2. Book Images (The Gallery)</w:t>
-      </w:r>
-      <w:r>
-        <w:rPr>
-          <w:rFonts w:ascii="Times New Roman" w:eastAsia="Times New Roman" w:hAnsi="Times New Roman" w:cs="Times New Roman"/>
-          <w:sz w:val="24"/>
-          <w:szCs w:val="24"/>
-        </w:rPr>
-        <w:t xml:space="preserve"> – </w:t>
-      </w:r>
-      <w:r>
-        <w:rPr>
-          <w:rFonts w:ascii="Times New Roman" w:eastAsia="Times New Roman" w:hAnsi="Times New Roman" w:cs="Times New Roman"/>
-          <w:i/>
-          <w:iCs/>
-          <w:sz w:val="24"/>
-          <w:szCs w:val="24"/>
-        </w:rPr>
-        <w:t>[In Progress]</w:t>
-      </w:r>
-    </w:p>
-    <w:p>
-      <w:pPr>
-        <w:numPr>
-          <w:ilvl w:val="1"/>
-          <w:numId w:val="3"/>
-        </w:numPr>
-        <w:spacing w:before="100" w:beforeAutospacing="1" w:after="100" w:afterAutospacing="1" w:line="240" w:lineRule="auto"/>
-        <w:rPr>
-          <w:rFonts w:ascii="Times New Roman" w:eastAsia="Times New Roman" w:hAnsi="Times New Roman" w:cs="Times New Roman"/>
-          <w:sz w:val="24"/>
-          <w:szCs w:val="24"/>
-        </w:rPr>
-      </w:pPr>
-      <w:r>
-        <w:rPr>
-          <w:rFonts w:ascii="Times New Roman" w:eastAsia="Times New Roman" w:hAnsi="Times New Roman" w:cs="Times New Roman"/>
-          <w:sz w:val="24"/>
-          <w:szCs w:val="24"/>
-        </w:rPr>
-        <w:t>Stores: Multiple extra photos linked to a single book (Index, Back Cover).</w:t>
-      </w:r>
-    </w:p>
-    <w:p>
-      <w:pPr>
-        <w:numPr>
-          <w:ilvl w:val="0"/>
-          <w:numId w:val="3"/>
-        </w:numPr>
-        <w:spacing w:before="100" w:beforeAutospacing="1" w:after="100" w:afterAutospacing="1" w:line="240" w:lineRule="auto"/>
-        <w:rPr>
-          <w:rFonts w:ascii="Times New Roman" w:eastAsia="Times New Roman" w:hAnsi="Times New Roman" w:cs="Times New Roman"/>
-          <w:sz w:val="24"/>
-          <w:szCs w:val="24"/>
-        </w:rPr>
-      </w:pPr>
-      <w:r>
-        <w:rPr>
-          <w:rFonts w:ascii="Times New Roman" w:eastAsia="Times New Roman" w:hAnsi="Times New Roman" w:cs="Times New Roman"/>
-          <w:b/>
-          <w:bCs/>
-          <w:sz w:val="24"/>
-          <w:szCs w:val="24"/>
-        </w:rPr>
-        <w:t>3. Users (The Customers)</w:t>
-      </w:r>
-      <w:r>
-        <w:rPr>
-          <w:rFonts w:ascii="Times New Roman" w:eastAsia="Times New Roman" w:hAnsi="Times New Roman" w:cs="Times New Roman"/>
-          <w:sz w:val="24"/>
-          <w:szCs w:val="24"/>
-        </w:rPr>
-        <w:t xml:space="preserve"> – </w:t>
-      </w:r>
-      <w:r>
-        <w:rPr>
-          <w:rFonts w:ascii="Times New Roman" w:eastAsia="Times New Roman" w:hAnsi="Times New Roman" w:cs="Times New Roman"/>
-          <w:i/>
-          <w:iCs/>
-          <w:sz w:val="24"/>
-          <w:szCs w:val="24"/>
-        </w:rPr>
-        <w:t>[Next]</w:t>
-      </w:r>
-    </w:p>
-    <w:p>
-      <w:pPr>
-        <w:numPr>
-          <w:ilvl w:val="1"/>
-          <w:numId w:val="3"/>
-        </w:numPr>
-        <w:spacing w:before="100" w:beforeAutospacing="1" w:after="100" w:afterAutospacing="1" w:line="240" w:lineRule="auto"/>
-        <w:rPr>
-          <w:rFonts w:ascii="Times New Roman" w:eastAsia="Times New Roman" w:hAnsi="Times New Roman" w:cs="Times New Roman"/>
-          <w:sz w:val="24"/>
-          <w:szCs w:val="24"/>
-        </w:rPr>
-      </w:pPr>
-      <w:r>
-        <w:rPr>
-          <w:rFonts w:ascii="Times New Roman" w:eastAsia="Times New Roman" w:hAnsi="Times New Roman" w:cs="Times New Roman"/>
-          <w:sz w:val="24"/>
-          <w:szCs w:val="24"/>
-        </w:rPr>
-        <w:t>Standard Django User Model + Profile (Phone Number, Address, Profession).</w:t>
-      </w:r>
-    </w:p>
-    <w:p>
-      <w:pPr>
-        <w:numPr>
-          <w:ilvl w:val="0"/>
-          <w:numId w:val="3"/>
-        </w:numPr>
-        <w:spacing w:before="100" w:beforeAutospacing="1" w:after="100" w:afterAutospacing="1" w:line="240" w:lineRule="auto"/>
-        <w:rPr>
-          <w:rFonts w:ascii="Times New Roman" w:eastAsia="Times New Roman" w:hAnsi="Times New Roman" w:cs="Times New Roman"/>
-          <w:sz w:val="24"/>
-          <w:szCs w:val="24"/>
-        </w:rPr>
-      </w:pPr>
-      <w:r>
-        <w:rPr>
-          <w:rFonts w:ascii="Times New Roman" w:eastAsia="Times New Roman" w:hAnsi="Times New Roman" w:cs="Times New Roman"/>
-          <w:b/>
-          <w:bCs/>
-          <w:sz w:val="24"/>
-          <w:szCs w:val="24"/>
-        </w:rPr>
-        <w:t>4. Orders (The Sales)</w:t>
-      </w:r>
-    </w:p>
-    <w:p>
-      <w:pPr>
-        <w:numPr>
-          <w:ilvl w:val="1"/>
-          <w:numId w:val="3"/>
-        </w:numPr>
-        <w:spacing w:before="100" w:beforeAutospacing="1" w:after="100" w:afterAutospacing="1" w:line="240" w:lineRule="auto"/>
-        <w:rPr>
-          <w:rFonts w:ascii="Times New Roman" w:eastAsia="Times New Roman" w:hAnsi="Times New Roman" w:cs="Times New Roman"/>
-          <w:sz w:val="24"/>
-          <w:szCs w:val="24"/>
-        </w:rPr>
-      </w:pPr>
-      <w:r>
-        <w:rPr>
-          <w:rFonts w:ascii="Times New Roman" w:eastAsia="Times New Roman" w:hAnsi="Times New Roman" w:cs="Times New Roman"/>
-          <w:sz w:val="24"/>
-          <w:szCs w:val="24"/>
-        </w:rPr>
-        <w:t>Stores: Customer info, Total Price, Shipping Cost, Status (Pending, Shipped, Delivered), Tracking Number.</w:t>
-      </w:r>
-    </w:p>
-    <w:p>
-      <w:pPr>
-        <w:numPr>
-          <w:ilvl w:val="0"/>
-          <w:numId w:val="3"/>
-        </w:numPr>
-        <w:spacing w:before="100" w:beforeAutospacing="1" w:after="100" w:afterAutospacing="1" w:line="240" w:lineRule="auto"/>
-        <w:rPr>
-          <w:rFonts w:ascii="Times New Roman" w:eastAsia="Times New Roman" w:hAnsi="Times New Roman" w:cs="Times New Roman"/>
-          <w:sz w:val="24"/>
-          <w:szCs w:val="24"/>
-        </w:rPr>
-      </w:pPr>
-      <w:r>
-        <w:rPr>
-          <w:rFonts w:ascii="Times New Roman" w:eastAsia="Times New Roman" w:hAnsi="Times New Roman" w:cs="Times New Roman"/>
-          <w:b/>
-          <w:bCs/>
-          <w:sz w:val="24"/>
-          <w:szCs w:val="24"/>
-        </w:rPr>
-        <w:t>5. Reviews (The Community)</w:t>
-      </w:r>
-    </w:p>
-    <w:p>
-      <w:pPr>
-        <w:numPr>
-          <w:ilvl w:val="1"/>
-          <w:numId w:val="3"/>
-        </w:numPr>
-        <w:spacing w:before="100" w:beforeAutospacing="1" w:after="100" w:afterAutospacing="1" w:line="240" w:lineRule="auto"/>
-        <w:rPr>
-          <w:rFonts w:ascii="Times New Roman" w:eastAsia="Times New Roman" w:hAnsi="Times New Roman" w:cs="Times New Roman"/>
-          <w:sz w:val="24"/>
-          <w:szCs w:val="24"/>
-        </w:rPr>
-      </w:pPr>
-      <w:r>
-        <w:rPr>
-          <w:rFonts w:ascii="Times New Roman" w:eastAsia="Times New Roman" w:hAnsi="Times New Roman" w:cs="Times New Roman"/>
-          <w:sz w:val="24"/>
-          <w:szCs w:val="24"/>
-        </w:rPr>
-        <w:t>Stores: Star Rating (1-5), Comment, Verified Purchase status.</w:t>
-      </w:r>
-    </w:p>
-    <w:p>
-      <w:pPr>
-        <w:spacing w:after="0" w:line="240" w:lineRule="auto"/>
-        <w:rPr>
-          <w:rFonts w:ascii="Times New Roman" w:eastAsia="Times New Roman" w:hAnsi="Times New Roman" w:cs="Times New Roman"/>
-          <w:sz w:val="24"/>
-          <w:szCs w:val="24"/>
-        </w:rPr>
-      </w:pPr>
-      <w:r>
-        <w:rPr>
-          <w:rFonts w:ascii="Times New Roman" w:eastAsia="Times New Roman" w:hAnsi="Times New Roman" w:cs="Times New Roman"/>
-          <w:sz w:val="24"/>
-          <w:szCs w:val="24"/>
-        </w:rPr>
-        <w:pict w14:anchorId="4568D75C">
-          <v:rect id="_x0000_i1028" style="width:0;height:1.5pt" o:hralign="center" o:hrstd="t" o:hr="t" fillcolor="#a0a0a0" stroked="f"/>
-        </w:pict>
-      </w:r>
-    </w:p>
-    <w:p>
-      <w:pPr>
-        <w:spacing w:before="100" w:beforeAutospacing="1" w:after="100" w:afterAutospacing="1" w:line="240" w:lineRule="auto"/>
-        <w:outlineLvl w:val="2"/>
-        <w:rPr>
-          <w:rFonts w:ascii="Times New Roman" w:eastAsia="Times New Roman" w:hAnsi="Times New Roman" w:cs="Times New Roman"/>
-          <w:b/>
-          <w:bCs/>
-          <w:sz w:val="27"/>
-          <w:szCs w:val="27"/>
-        </w:rPr>
-      </w:pPr>
-      <w:r>
-        <w:rPr>
-          <w:rFonts w:ascii="Times New Roman" w:eastAsia="Times New Roman" w:hAnsi="Times New Roman" w:cs="Times New Roman"/>
-          <w:b/>
-          <w:bCs/>
-          <w:sz w:val="27"/>
-          <w:szCs w:val="27"/>
-        </w:rPr>
-        <w:lastRenderedPageBreak/>
-        <w:t>4. The Development Roadmap</w:t>
-      </w:r>
-    </w:p>
-    <w:p>
-      <w:pPr>
-        <w:spacing w:before="100" w:beforeAutospacing="1" w:after="100" w:afterAutospacing="1" w:line="240" w:lineRule="auto"/>
-        <w:rPr>
-          <w:rFonts w:ascii="Times New Roman" w:eastAsia="Times New Roman" w:hAnsi="Times New Roman" w:cs="Times New Roman"/>
-          <w:sz w:val="24"/>
-          <w:szCs w:val="24"/>
-        </w:rPr>
-      </w:pPr>
-      <w:r>
-        <w:rPr>
-          <w:rFonts w:ascii="Times New Roman" w:eastAsia="Times New Roman" w:hAnsi="Times New Roman" w:cs="Times New Roman"/>
-          <w:sz w:val="24"/>
-          <w:szCs w:val="24"/>
-        </w:rPr>
-        <w:t xml:space="preserve">We are currently finishing </w:t>
-      </w:r>
-      <w:r>
-        <w:rPr>
-          <w:rFonts w:ascii="Times New Roman" w:eastAsia="Times New Roman" w:hAnsi="Times New Roman" w:cs="Times New Roman"/>
-          <w:b/>
-          <w:bCs/>
-          <w:sz w:val="24"/>
-          <w:szCs w:val="24"/>
-        </w:rPr>
-        <w:t>Phase 1</w:t>
-      </w:r>
-      <w:r>
-        <w:rPr>
-          <w:rFonts w:ascii="Times New Roman" w:eastAsia="Times New Roman" w:hAnsi="Times New Roman" w:cs="Times New Roman"/>
-          <w:sz w:val="24"/>
-          <w:szCs w:val="24"/>
-        </w:rPr>
-        <w:t>.</w:t>
-      </w:r>
-    </w:p>
-    <w:p>
-      <w:pPr>
-        <w:spacing w:before="100" w:beforeAutospacing="1" w:after="100" w:afterAutospacing="1" w:line="240" w:lineRule="auto"/>
-        <w:outlineLvl w:val="3"/>
-        <w:rPr>
-          <w:rFonts w:ascii="Times New Roman" w:eastAsia="Times New Roman" w:hAnsi="Times New Roman" w:cs="Times New Roman"/>
-          <w:b/>
-          <w:bCs/>
-          <w:sz w:val="24"/>
-          <w:szCs w:val="24"/>
-        </w:rPr>
-      </w:pPr>
-      <w:r>
-        <w:rPr>
-          <w:rFonts w:ascii="Times New Roman" w:eastAsia="Times New Roman" w:hAnsi="Times New Roman" w:cs="Times New Roman"/>
-          <w:b/>
-          <w:bCs/>
-          <w:sz w:val="24"/>
-          <w:szCs w:val="24"/>
-        </w:rPr>
-        <w:t>Phase 1: The Foundation (Current Stage)</w:t>
-      </w:r>
-    </w:p>
-    <w:p>
-      <w:pPr>
-        <w:numPr>
-          <w:ilvl w:val="0"/>
-          <w:numId w:val="4"/>
-        </w:numPr>
-        <w:spacing w:before="100" w:beforeAutospacing="1" w:after="100" w:afterAutospacing="1" w:line="240" w:lineRule="auto"/>
-        <w:rPr>
-          <w:rFonts w:ascii="Times New Roman" w:eastAsia="Times New Roman" w:hAnsi="Times New Roman" w:cs="Times New Roman"/>
-          <w:sz w:val="24"/>
-          <w:szCs w:val="24"/>
-        </w:rPr>
-      </w:pPr>
-      <w:r>
-        <w:rPr>
-          <w:rFonts w:ascii="Segoe UI Emoji" w:eastAsia="Times New Roman" w:hAnsi="Segoe UI Emoji" w:cs="Segoe UI Emoji"/>
-          <w:sz w:val="24"/>
-          <w:szCs w:val="24"/>
-        </w:rPr>
-        <w:t>✅</w:t>
-      </w:r>
-      <w:r>
-        <w:rPr>
-          <w:rFonts w:ascii="Times New Roman" w:eastAsia="Times New Roman" w:hAnsi="Times New Roman" w:cs="Times New Roman"/>
-          <w:sz w:val="24"/>
-          <w:szCs w:val="24"/>
-        </w:rPr>
-        <w:t xml:space="preserve"> Install Django &amp; Setup Project.</w:t>
-      </w:r>
-    </w:p>
-    <w:p>
-      <w:pPr>
-        <w:numPr>
-          <w:ilvl w:val="0"/>
-          <w:numId w:val="4"/>
-        </w:numPr>
-        <w:spacing w:before="100" w:beforeAutospacing="1" w:after="100" w:afterAutospacing="1" w:line="240" w:lineRule="auto"/>
-        <w:rPr>
-          <w:rFonts w:ascii="Times New Roman" w:eastAsia="Times New Roman" w:hAnsi="Times New Roman" w:cs="Times New Roman"/>
-          <w:sz w:val="24"/>
-          <w:szCs w:val="24"/>
-        </w:rPr>
-      </w:pPr>
-      <w:r>
-        <w:rPr>
-          <w:rFonts w:ascii="Segoe UI Emoji" w:eastAsia="Times New Roman" w:hAnsi="Segoe UI Emoji" w:cs="Segoe UI Emoji"/>
-          <w:sz w:val="24"/>
-          <w:szCs w:val="24"/>
-        </w:rPr>
-        <w:t>✅</w:t>
-      </w:r>
-      <w:r>
-        <w:rPr>
-          <w:rFonts w:ascii="Times New Roman" w:eastAsia="Times New Roman" w:hAnsi="Times New Roman" w:cs="Times New Roman"/>
-          <w:sz w:val="24"/>
-          <w:szCs w:val="24"/>
-        </w:rPr>
-        <w:t xml:space="preserve"> Create "Book" Database with Unani-specific fields.</w:t>
-      </w:r>
-    </w:p>
-    <w:p>
-      <w:pPr>
-        <w:numPr>
-          <w:ilvl w:val="0"/>
-          <w:numId w:val="4"/>
-        </w:numPr>
-        <w:spacing w:before="100" w:beforeAutospacing="1" w:after="100" w:afterAutospacing="1" w:line="240" w:lineRule="auto"/>
-        <w:rPr>
-          <w:rFonts w:ascii="Times New Roman" w:eastAsia="Times New Roman" w:hAnsi="Times New Roman" w:cs="Times New Roman"/>
-          <w:sz w:val="24"/>
-          <w:szCs w:val="24"/>
-        </w:rPr>
-      </w:pPr>
-      <w:r>
-        <w:rPr>
-          <w:rFonts w:ascii="Segoe UI Emoji" w:eastAsia="Times New Roman" w:hAnsi="Segoe UI Emoji" w:cs="Segoe UI Emoji"/>
-          <w:sz w:val="24"/>
-          <w:szCs w:val="24"/>
-        </w:rPr>
-        <w:t>✅</w:t>
-      </w:r>
-      <w:r>
-        <w:rPr>
-          <w:rFonts w:ascii="Times New Roman" w:eastAsia="Times New Roman" w:hAnsi="Times New Roman" w:cs="Times New Roman"/>
-          <w:sz w:val="24"/>
-          <w:szCs w:val="24"/>
-        </w:rPr>
-        <w:t xml:space="preserve"> Build the "Seller Dashboard" (Admin Panel) to manage inventory.</w:t>
-      </w:r>
-    </w:p>
-    <w:p>
-      <w:pPr>
-        <w:numPr>
-          <w:ilvl w:val="0"/>
-          <w:numId w:val="4"/>
-        </w:numPr>
-        <w:spacing w:before="100" w:beforeAutospacing="1" w:after="100" w:afterAutospacing="1" w:line="240" w:lineRule="auto"/>
-        <w:rPr>
-          <w:rFonts w:ascii="Times New Roman" w:eastAsia="Times New Roman" w:hAnsi="Times New Roman" w:cs="Times New Roman"/>
-          <w:sz w:val="24"/>
-          <w:szCs w:val="24"/>
-        </w:rPr>
-      </w:pPr>
-      <w:r>
-        <w:rPr>
-          <w:rFonts w:ascii="Segoe UI Emoji" w:eastAsia="Times New Roman" w:hAnsi="Segoe UI Emoji" w:cs="Segoe UI Emoji"/>
-          <w:sz w:val="24"/>
-          <w:szCs w:val="24"/>
-        </w:rPr>
-        <w:t>✅</w:t>
-      </w:r>
-      <w:r>
-        <w:rPr>
-          <w:rFonts w:ascii="Times New Roman" w:eastAsia="Times New Roman" w:hAnsi="Times New Roman" w:cs="Times New Roman"/>
-          <w:sz w:val="24"/>
-          <w:szCs w:val="24"/>
-        </w:rPr>
-        <w:t xml:space="preserve"> Create "Home" and "Shop" pages to display books.</w:t>
-      </w:r>
-    </w:p>
-    <w:p>
-      <w:pPr>
-        <w:numPr>
-          <w:ilvl w:val="0"/>
-          <w:numId w:val="4"/>
-        </w:numPr>
-        <w:spacing w:before="100" w:beforeAutospacing="1" w:after="100" w:afterAutospacing="1" w:line="240" w:lineRule="auto"/>
-        <w:rPr>
-          <w:rFonts w:ascii="Times New Roman" w:eastAsia="Times New Roman" w:hAnsi="Times New Roman" w:cs="Times New Roman"/>
-          <w:sz w:val="24"/>
-          <w:szCs w:val="24"/>
-        </w:rPr>
-      </w:pPr>
-      <w:r>
-        <w:rPr>
-          <w:rFonts w:ascii="Segoe UI Emoji" w:eastAsia="Times New Roman" w:hAnsi="Segoe UI Emoji" w:cs="Segoe UI Emoji"/>
-          <w:sz w:val="24"/>
-          <w:szCs w:val="24"/>
-        </w:rPr>
-        <w:t>🔄</w:t>
-      </w:r>
-      <w:r>
-        <w:rPr>
-          <w:rFonts w:ascii="Times New Roman" w:eastAsia="Times New Roman" w:hAnsi="Times New Roman" w:cs="Times New Roman"/>
-          <w:sz w:val="24"/>
-          <w:szCs w:val="24"/>
-        </w:rPr>
-        <w:t xml:space="preserve"> </w:t>
-      </w:r>
-      <w:r>
-        <w:rPr>
-          <w:rFonts w:ascii="Times New Roman" w:eastAsia="Times New Roman" w:hAnsi="Times New Roman" w:cs="Times New Roman"/>
-          <w:b/>
-          <w:bCs/>
-          <w:sz w:val="24"/>
-          <w:szCs w:val="24"/>
-        </w:rPr>
-        <w:t>Current Task:</w:t>
-      </w:r>
-      <w:r>
-        <w:rPr>
-          <w:rFonts w:ascii="Times New Roman" w:eastAsia="Times New Roman" w:hAnsi="Times New Roman" w:cs="Times New Roman"/>
-          <w:sz w:val="24"/>
-          <w:szCs w:val="24"/>
-        </w:rPr>
-        <w:t xml:space="preserve"> Enable multiple image uploads (Book Gallery).</w:t>
-      </w:r>
-    </w:p>
-    <w:p>
-      <w:pPr>
-        <w:numPr>
-          <w:ilvl w:val="0"/>
-          <w:numId w:val="4"/>
-        </w:numPr>
-        <w:spacing w:before="100" w:beforeAutospacing="1" w:after="100" w:afterAutospacing="1" w:line="240" w:lineRule="auto"/>
-        <w:rPr>
-          <w:rFonts w:ascii="Times New Roman" w:eastAsia="Times New Roman" w:hAnsi="Times New Roman" w:cs="Times New Roman"/>
-          <w:sz w:val="24"/>
-          <w:szCs w:val="24"/>
-        </w:rPr>
-      </w:pPr>
-      <w:r>
-        <w:rPr>
-          <w:rFonts w:ascii="Times New Roman" w:eastAsia="Times New Roman" w:hAnsi="Times New Roman" w:cs="Times New Roman"/>
-          <w:b/>
-          <w:bCs/>
-          <w:sz w:val="24"/>
-          <w:szCs w:val="24"/>
-        </w:rPr>
-        <w:t>Next:</w:t>
-      </w:r>
-      <w:r>
-        <w:rPr>
-          <w:rFonts w:ascii="Times New Roman" w:eastAsia="Times New Roman" w:hAnsi="Times New Roman" w:cs="Times New Roman"/>
-          <w:sz w:val="24"/>
-          <w:szCs w:val="24"/>
-        </w:rPr>
-        <w:t xml:space="preserve"> Create the </w:t>
-      </w:r>
-      <w:r>
-        <w:rPr>
-          <w:rFonts w:ascii="Times New Roman" w:eastAsia="Times New Roman" w:hAnsi="Times New Roman" w:cs="Times New Roman"/>
-          <w:b/>
-          <w:bCs/>
-          <w:sz w:val="24"/>
-          <w:szCs w:val="24"/>
-        </w:rPr>
-        <w:t>"Book Detail" Page</w:t>
-      </w:r>
-      <w:r>
-        <w:rPr>
-          <w:rFonts w:ascii="Times New Roman" w:eastAsia="Times New Roman" w:hAnsi="Times New Roman" w:cs="Times New Roman"/>
-          <w:sz w:val="24"/>
-          <w:szCs w:val="24"/>
-        </w:rPr>
-        <w:t xml:space="preserve"> (When a user clicks a book, they see the description and all images).</w:t>
-      </w:r>
-    </w:p>
-    <w:p>
-      <w:pPr>
-        <w:spacing w:before="100" w:beforeAutospacing="1" w:after="100" w:afterAutospacing="1" w:line="240" w:lineRule="auto"/>
-        <w:outlineLvl w:val="3"/>
-        <w:rPr>
-          <w:rFonts w:ascii="Times New Roman" w:eastAsia="Times New Roman" w:hAnsi="Times New Roman" w:cs="Times New Roman"/>
-          <w:b/>
-          <w:bCs/>
-          <w:sz w:val="24"/>
-          <w:szCs w:val="24"/>
-        </w:rPr>
-      </w:pPr>
-      <w:r>
-        <w:rPr>
-          <w:rFonts w:ascii="Times New Roman" w:eastAsia="Times New Roman" w:hAnsi="Times New Roman" w:cs="Times New Roman"/>
-          <w:b/>
-          <w:bCs/>
-          <w:sz w:val="24"/>
-          <w:szCs w:val="24"/>
-        </w:rPr>
-        <w:t>Phase 2: The Shopping Experience</w:t>
-      </w:r>
-    </w:p>
-    <w:p>
-      <w:pPr>
-        <w:numPr>
-          <w:ilvl w:val="0"/>
-          <w:numId w:val="5"/>
-        </w:numPr>
-        <w:spacing w:before="100" w:beforeAutospacing="1" w:after="100" w:afterAutospacing="1" w:line="240" w:lineRule="auto"/>
-        <w:rPr>
-          <w:rFonts w:ascii="Times New Roman" w:eastAsia="Times New Roman" w:hAnsi="Times New Roman" w:cs="Times New Roman"/>
-          <w:sz w:val="24"/>
-          <w:szCs w:val="24"/>
-        </w:rPr>
-      </w:pPr>
-      <w:r>
-        <w:rPr>
-          <w:rFonts w:ascii="Times New Roman" w:eastAsia="Times New Roman" w:hAnsi="Times New Roman" w:cs="Times New Roman"/>
-          <w:b/>
-          <w:bCs/>
-          <w:sz w:val="24"/>
-          <w:szCs w:val="24"/>
-        </w:rPr>
-        <w:t>User Accounts:</w:t>
-      </w:r>
-      <w:r>
-        <w:rPr>
-          <w:rFonts w:ascii="Times New Roman" w:eastAsia="Times New Roman" w:hAnsi="Times New Roman" w:cs="Times New Roman"/>
-          <w:sz w:val="24"/>
-          <w:szCs w:val="24"/>
-        </w:rPr>
-        <w:t xml:space="preserve"> Allow students/doctors to Sign Up and Login.</w:t>
-      </w:r>
-    </w:p>
-    <w:p>
-      <w:pPr>
-        <w:numPr>
-          <w:ilvl w:val="0"/>
-          <w:numId w:val="5"/>
-        </w:numPr>
-        <w:spacing w:before="100" w:beforeAutospacing="1" w:after="100" w:afterAutospacing="1" w:line="240" w:lineRule="auto"/>
-        <w:rPr>
-          <w:rFonts w:ascii="Times New Roman" w:eastAsia="Times New Roman" w:hAnsi="Times New Roman" w:cs="Times New Roman"/>
-          <w:sz w:val="24"/>
-          <w:szCs w:val="24"/>
-        </w:rPr>
-      </w:pPr>
-      <w:r>
-        <w:rPr>
-          <w:rFonts w:ascii="Times New Roman" w:eastAsia="Times New Roman" w:hAnsi="Times New Roman" w:cs="Times New Roman"/>
-          <w:b/>
-          <w:bCs/>
-          <w:sz w:val="24"/>
-          <w:szCs w:val="24"/>
-        </w:rPr>
-        <w:t>The Cart:</w:t>
-      </w:r>
-      <w:r>
-        <w:rPr>
-          <w:rFonts w:ascii="Times New Roman" w:eastAsia="Times New Roman" w:hAnsi="Times New Roman" w:cs="Times New Roman"/>
-          <w:sz w:val="24"/>
-          <w:szCs w:val="24"/>
-        </w:rPr>
-        <w:t xml:space="preserve"> Build the logic to "Add to Cart" and keep it there while browsing.</w:t>
-      </w:r>
-    </w:p>
-    <w:p>
-      <w:pPr>
-        <w:numPr>
-          <w:ilvl w:val="0"/>
-          <w:numId w:val="5"/>
-        </w:numPr>
-        <w:spacing w:before="100" w:beforeAutospacing="1" w:after="100" w:afterAutospacing="1" w:line="240" w:lineRule="auto"/>
-        <w:rPr>
-          <w:rFonts w:ascii="Times New Roman" w:eastAsia="Times New Roman" w:hAnsi="Times New Roman" w:cs="Times New Roman"/>
-          <w:sz w:val="24"/>
-          <w:szCs w:val="24"/>
-        </w:rPr>
-      </w:pPr>
-      <w:r>
-        <w:rPr>
-          <w:rFonts w:ascii="Times New Roman" w:eastAsia="Times New Roman" w:hAnsi="Times New Roman" w:cs="Times New Roman"/>
-          <w:b/>
-          <w:bCs/>
-          <w:sz w:val="24"/>
-          <w:szCs w:val="24"/>
-        </w:rPr>
-        <w:t>Search &amp; Filter:</w:t>
-      </w:r>
-      <w:r>
-        <w:rPr>
-          <w:rFonts w:ascii="Times New Roman" w:eastAsia="Times New Roman" w:hAnsi="Times New Roman" w:cs="Times New Roman"/>
-          <w:sz w:val="24"/>
-          <w:szCs w:val="24"/>
-        </w:rPr>
-        <w:t xml:space="preserve"> Add a search bar for "Title" and filters for "Language" (Urdu/English) and "Category" (BUMS 1st Year/2nd Year).</w:t>
-      </w:r>
-    </w:p>
-    <w:p>
-      <w:pPr>
-        <w:spacing w:before="100" w:beforeAutospacing="1" w:after="100" w:afterAutospacing="1" w:line="240" w:lineRule="auto"/>
-        <w:outlineLvl w:val="3"/>
-        <w:rPr>
-          <w:rFonts w:ascii="Times New Roman" w:eastAsia="Times New Roman" w:hAnsi="Times New Roman" w:cs="Times New Roman"/>
-          <w:b/>
-          <w:bCs/>
-          <w:sz w:val="24"/>
-          <w:szCs w:val="24"/>
-        </w:rPr>
-      </w:pPr>
-      <w:r>
-        <w:rPr>
-          <w:rFonts w:ascii="Times New Roman" w:eastAsia="Times New Roman" w:hAnsi="Times New Roman" w:cs="Times New Roman"/>
-          <w:b/>
-          <w:bCs/>
-          <w:sz w:val="24"/>
-          <w:szCs w:val="24"/>
-        </w:rPr>
-        <w:t>Phase 3: The Business Logic (Crucial for You)</w:t>
-      </w:r>
-    </w:p>
-    <w:p>
-      <w:pPr>
-        <w:numPr>
-          <w:ilvl w:val="0"/>
-          <w:numId w:val="6"/>
-        </w:numPr>
-        <w:spacing w:before="100" w:beforeAutospacing="1" w:after="100" w:afterAutospacing="1" w:line="240" w:lineRule="auto"/>
-        <w:rPr>
-          <w:rFonts w:ascii="Times New Roman" w:eastAsia="Times New Roman" w:hAnsi="Times New Roman" w:cs="Times New Roman"/>
-          <w:sz w:val="24"/>
-          <w:szCs w:val="24"/>
-        </w:rPr>
-      </w:pPr>
-      <w:r>
-        <w:rPr>
-          <w:rFonts w:ascii="Times New Roman" w:eastAsia="Times New Roman" w:hAnsi="Times New Roman" w:cs="Times New Roman"/>
-          <w:b/>
-          <w:bCs/>
-          <w:sz w:val="24"/>
-          <w:szCs w:val="24"/>
-        </w:rPr>
-        <w:t>Shipping Calculator:</w:t>
-      </w:r>
-    </w:p>
-    <w:p>
-      <w:pPr>
-        <w:numPr>
-          <w:ilvl w:val="1"/>
-          <w:numId w:val="6"/>
-        </w:numPr>
-        <w:spacing w:before="100" w:beforeAutospacing="1" w:after="100" w:afterAutospacing="1" w:line="240" w:lineRule="auto"/>
-        <w:rPr>
-          <w:rFonts w:ascii="Times New Roman" w:eastAsia="Times New Roman" w:hAnsi="Times New Roman" w:cs="Times New Roman"/>
-          <w:sz w:val="24"/>
-          <w:szCs w:val="24"/>
-        </w:rPr>
-      </w:pPr>
-      <w:r>
-        <w:rPr>
-          <w:rFonts w:ascii="Times New Roman" w:eastAsia="Times New Roman" w:hAnsi="Times New Roman" w:cs="Times New Roman"/>
-          <w:sz w:val="24"/>
-          <w:szCs w:val="24"/>
-        </w:rPr>
-        <w:t xml:space="preserve">Write a Python function that takes the </w:t>
-      </w:r>
-      <w:r>
-        <w:rPr>
-          <w:rFonts w:ascii="Times New Roman" w:eastAsia="Times New Roman" w:hAnsi="Times New Roman" w:cs="Times New Roman"/>
-          <w:i/>
-          <w:iCs/>
-          <w:sz w:val="24"/>
-          <w:szCs w:val="24"/>
-        </w:rPr>
-        <w:t>total weight</w:t>
-      </w:r>
-      <w:r>
-        <w:rPr>
-          <w:rFonts w:ascii="Times New Roman" w:eastAsia="Times New Roman" w:hAnsi="Times New Roman" w:cs="Times New Roman"/>
-          <w:sz w:val="24"/>
-          <w:szCs w:val="24"/>
-        </w:rPr>
-        <w:t xml:space="preserve"> of the cart.</w:t>
-      </w:r>
-    </w:p>
-    <w:p>
-      <w:pPr>
-        <w:numPr>
-          <w:ilvl w:val="1"/>
-          <w:numId w:val="6"/>
-        </w:numPr>
-        <w:spacing w:before="100" w:beforeAutospacing="1" w:after="100" w:afterAutospacing="1" w:line="240" w:lineRule="auto"/>
-        <w:rPr>
-          <w:rFonts w:ascii="Times New Roman" w:eastAsia="Times New Roman" w:hAnsi="Times New Roman" w:cs="Times New Roman"/>
-          <w:sz w:val="24"/>
-          <w:szCs w:val="24"/>
-        </w:rPr>
-      </w:pPr>
-      <w:r>
-        <w:rPr>
-          <w:rFonts w:ascii="Times New Roman" w:eastAsia="Times New Roman" w:hAnsi="Times New Roman" w:cs="Times New Roman"/>
-          <w:sz w:val="24"/>
-          <w:szCs w:val="24"/>
-        </w:rPr>
-        <w:t>Apply India Post rules (e.g., ₹30 for first 500g, ₹15 for next 500g).</w:t>
-      </w:r>
-    </w:p>
-    <w:p>
-      <w:pPr>
-        <w:numPr>
-          <w:ilvl w:val="1"/>
-          <w:numId w:val="6"/>
-        </w:numPr>
-        <w:spacing w:before="100" w:beforeAutospacing="1" w:after="100" w:afterAutospacing="1" w:line="240" w:lineRule="auto"/>
-        <w:rPr>
-          <w:rFonts w:ascii="Times New Roman" w:eastAsia="Times New Roman" w:hAnsi="Times New Roman" w:cs="Times New Roman"/>
-          <w:sz w:val="24"/>
-          <w:szCs w:val="24"/>
-        </w:rPr>
-      </w:pPr>
-      <w:r>
-        <w:rPr>
-          <w:rFonts w:ascii="Times New Roman" w:eastAsia="Times New Roman" w:hAnsi="Times New Roman" w:cs="Times New Roman"/>
-          <w:sz w:val="24"/>
-          <w:szCs w:val="24"/>
-        </w:rPr>
-        <w:t>Add this cost to the final bill automatically.</w:t>
-      </w:r>
-    </w:p>
-    <w:p>
-      <w:pPr>
-        <w:numPr>
-          <w:ilvl w:val="0"/>
-          <w:numId w:val="6"/>
-        </w:numPr>
-        <w:spacing w:before="100" w:beforeAutospacing="1" w:after="100" w:afterAutospacing="1" w:line="240" w:lineRule="auto"/>
-        <w:rPr>
-          <w:rFonts w:ascii="Times New Roman" w:eastAsia="Times New Roman" w:hAnsi="Times New Roman" w:cs="Times New Roman"/>
-          <w:sz w:val="24"/>
-          <w:szCs w:val="24"/>
-        </w:rPr>
-      </w:pPr>
-      <w:r>
-        <w:rPr>
-          <w:rFonts w:ascii="Times New Roman" w:eastAsia="Times New Roman" w:hAnsi="Times New Roman" w:cs="Times New Roman"/>
-          <w:b/>
-          <w:bCs/>
-          <w:sz w:val="24"/>
-          <w:szCs w:val="24"/>
-        </w:rPr>
-        <w:t>Checkout System:</w:t>
-      </w:r>
-    </w:p>
-    <w:p>
-      <w:pPr>
-        <w:numPr>
-          <w:ilvl w:val="1"/>
-          <w:numId w:val="6"/>
-        </w:numPr>
-        <w:spacing w:before="100" w:beforeAutospacing="1" w:after="100" w:afterAutospacing="1" w:line="240" w:lineRule="auto"/>
-        <w:rPr>
-          <w:rFonts w:ascii="Times New Roman" w:eastAsia="Times New Roman" w:hAnsi="Times New Roman" w:cs="Times New Roman"/>
-          <w:sz w:val="24"/>
-          <w:szCs w:val="24"/>
-        </w:rPr>
-      </w:pPr>
-      <w:r>
-        <w:rPr>
-          <w:rFonts w:ascii="Times New Roman" w:eastAsia="Times New Roman" w:hAnsi="Times New Roman" w:cs="Times New Roman"/>
-          <w:sz w:val="24"/>
-          <w:szCs w:val="24"/>
-        </w:rPr>
-        <w:t>Guest Checkout (Name, Address, Phone).</w:t>
-      </w:r>
-    </w:p>
-    <w:p>
-      <w:pPr>
-        <w:numPr>
-          <w:ilvl w:val="1"/>
-          <w:numId w:val="6"/>
-        </w:numPr>
-        <w:spacing w:before="100" w:beforeAutospacing="1" w:after="100" w:afterAutospacing="1" w:line="240" w:lineRule="auto"/>
-        <w:rPr>
-          <w:rFonts w:ascii="Times New Roman" w:eastAsia="Times New Roman" w:hAnsi="Times New Roman" w:cs="Times New Roman"/>
-          <w:sz w:val="24"/>
-          <w:szCs w:val="24"/>
-        </w:rPr>
-      </w:pPr>
-      <w:r>
-        <w:rPr>
-          <w:rFonts w:ascii="Times New Roman" w:eastAsia="Times New Roman" w:hAnsi="Times New Roman" w:cs="Times New Roman"/>
-          <w:sz w:val="24"/>
-          <w:szCs w:val="24"/>
-        </w:rPr>
-        <w:t>Order Summary Page.</w:t>
-      </w:r>
-    </w:p>
-    <w:p>
-      <w:pPr>
-        <w:numPr>
-          <w:ilvl w:val="0"/>
-          <w:numId w:val="6"/>
-        </w:numPr>
-        <w:spacing w:before="100" w:beforeAutospacing="1" w:after="100" w:afterAutospacing="1" w:line="240" w:lineRule="auto"/>
-        <w:rPr>
-          <w:rFonts w:ascii="Times New Roman" w:eastAsia="Times New Roman" w:hAnsi="Times New Roman" w:cs="Times New Roman"/>
-          <w:sz w:val="24"/>
-          <w:szCs w:val="24"/>
-        </w:rPr>
-      </w:pPr>
-      <w:r>
-        <w:rPr>
-          <w:rFonts w:ascii="Times New Roman" w:eastAsia="Times New Roman" w:hAnsi="Times New Roman" w:cs="Times New Roman"/>
-          <w:b/>
-          <w:bCs/>
-          <w:sz w:val="24"/>
-          <w:szCs w:val="24"/>
-        </w:rPr>
-        <w:t>Order Dashboard:</w:t>
-      </w:r>
-    </w:p>
-    <w:p>
-      <w:pPr>
-        <w:numPr>
-          <w:ilvl w:val="1"/>
-          <w:numId w:val="6"/>
-        </w:numPr>
-        <w:spacing w:before="100" w:beforeAutospacing="1" w:after="100" w:afterAutospacing="1" w:line="240" w:lineRule="auto"/>
-        <w:rPr>
-          <w:rFonts w:ascii="Times New Roman" w:eastAsia="Times New Roman" w:hAnsi="Times New Roman" w:cs="Times New Roman"/>
-          <w:sz w:val="24"/>
-          <w:szCs w:val="24"/>
-        </w:rPr>
-      </w:pPr>
-      <w:r>
-        <w:rPr>
-          <w:rFonts w:ascii="Times New Roman" w:eastAsia="Times New Roman" w:hAnsi="Times New Roman" w:cs="Times New Roman"/>
-          <w:sz w:val="24"/>
-          <w:szCs w:val="24"/>
-        </w:rPr>
-        <w:t>A special page in your Admin panel to see new orders, print addresses, and mark them as "Shipped."</w:t>
-      </w:r>
-    </w:p>
-    <w:p>
-      <w:pPr>
-        <w:spacing w:before="100" w:beforeAutospacing="1" w:after="100" w:afterAutospacing="1" w:line="240" w:lineRule="auto"/>
-        <w:outlineLvl w:val="3"/>
-        <w:rPr>
-          <w:rFonts w:ascii="Times New Roman" w:eastAsia="Times New Roman" w:hAnsi="Times New Roman" w:cs="Times New Roman"/>
-          <w:b/>
-          <w:bCs/>
-          <w:sz w:val="24"/>
-          <w:szCs w:val="24"/>
-        </w:rPr>
-      </w:pPr>
-      <w:r>
-        <w:rPr>
-          <w:rFonts w:ascii="Times New Roman" w:eastAsia="Times New Roman" w:hAnsi="Times New Roman" w:cs="Times New Roman"/>
-          <w:b/>
-          <w:bCs/>
-          <w:sz w:val="24"/>
-          <w:szCs w:val="24"/>
-        </w:rPr>
-        <w:t>Phase 4: Launch &amp; Polish</w:t>
-      </w:r>
-    </w:p>
-    <w:p>
-      <w:pPr>
-        <w:numPr>
-          <w:ilvl w:val="0"/>
-          <w:numId w:val="7"/>
-        </w:numPr>
-        <w:spacing w:before="100" w:beforeAutospacing="1" w:after="100" w:afterAutospacing="1" w:line="240" w:lineRule="auto"/>
-        <w:rPr>
-          <w:rFonts w:ascii="Times New Roman" w:eastAsia="Times New Roman" w:hAnsi="Times New Roman" w:cs="Times New Roman"/>
-          <w:sz w:val="24"/>
-          <w:szCs w:val="24"/>
-        </w:rPr>
-      </w:pPr>
-      <w:r>
-        <w:rPr>
-          <w:rFonts w:ascii="Times New Roman" w:eastAsia="Times New Roman" w:hAnsi="Times New Roman" w:cs="Times New Roman"/>
-          <w:b/>
-          <w:bCs/>
-          <w:sz w:val="24"/>
-          <w:szCs w:val="24"/>
-        </w:rPr>
-        <w:t>Payment Gateway:</w:t>
-      </w:r>
-      <w:r>
-        <w:rPr>
-          <w:rFonts w:ascii="Times New Roman" w:eastAsia="Times New Roman" w:hAnsi="Times New Roman" w:cs="Times New Roman"/>
-          <w:sz w:val="24"/>
-          <w:szCs w:val="24"/>
-        </w:rPr>
-        <w:t xml:space="preserve"> Integrate </w:t>
-      </w:r>
-      <w:proofErr w:type="spellStart"/>
-      <w:r>
-        <w:rPr>
-          <w:rFonts w:ascii="Times New Roman" w:eastAsia="Times New Roman" w:hAnsi="Times New Roman" w:cs="Times New Roman"/>
-          <w:b/>
-          <w:bCs/>
-          <w:sz w:val="24"/>
-          <w:szCs w:val="24"/>
-        </w:rPr>
-        <w:t>Razorpay</w:t>
-      </w:r>
-      <w:proofErr w:type="spellEnd"/>
-      <w:r>
-        <w:rPr>
-          <w:rFonts w:ascii="Times New Roman" w:eastAsia="Times New Roman" w:hAnsi="Times New Roman" w:cs="Times New Roman"/>
-          <w:sz w:val="24"/>
-          <w:szCs w:val="24"/>
-        </w:rPr>
-        <w:t xml:space="preserve"> or </w:t>
-      </w:r>
-      <w:r>
-        <w:rPr>
-          <w:rFonts w:ascii="Times New Roman" w:eastAsia="Times New Roman" w:hAnsi="Times New Roman" w:cs="Times New Roman"/>
-          <w:b/>
-          <w:bCs/>
-          <w:sz w:val="24"/>
-          <w:szCs w:val="24"/>
-        </w:rPr>
-        <w:t>Stripe</w:t>
-      </w:r>
-      <w:r>
-        <w:rPr>
-          <w:rFonts w:ascii="Times New Roman" w:eastAsia="Times New Roman" w:hAnsi="Times New Roman" w:cs="Times New Roman"/>
-          <w:sz w:val="24"/>
-          <w:szCs w:val="24"/>
-        </w:rPr>
-        <w:t xml:space="preserve"> for secure payments.</w:t>
-      </w:r>
-    </w:p>
-    <w:p>
-      <w:pPr>
-        <w:numPr>
-          <w:ilvl w:val="0"/>
-          <w:numId w:val="7"/>
-        </w:numPr>
-        <w:spacing w:before="100" w:beforeAutospacing="1" w:after="100" w:afterAutospacing="1" w:line="240" w:lineRule="auto"/>
-        <w:rPr>
-          <w:rFonts w:ascii="Times New Roman" w:eastAsia="Times New Roman" w:hAnsi="Times New Roman" w:cs="Times New Roman"/>
-          <w:sz w:val="24"/>
-          <w:szCs w:val="24"/>
-        </w:rPr>
-      </w:pPr>
-      <w:r>
-        <w:rPr>
-          <w:rFonts w:ascii="Times New Roman" w:eastAsia="Times New Roman" w:hAnsi="Times New Roman" w:cs="Times New Roman"/>
-          <w:b/>
-          <w:bCs/>
-          <w:sz w:val="24"/>
-          <w:szCs w:val="24"/>
-        </w:rPr>
-        <w:t>SEO:</w:t>
-      </w:r>
-      <w:r>
-        <w:rPr>
-          <w:rFonts w:ascii="Times New Roman" w:eastAsia="Times New Roman" w:hAnsi="Times New Roman" w:cs="Times New Roman"/>
-          <w:sz w:val="24"/>
-          <w:szCs w:val="24"/>
-        </w:rPr>
-        <w:t xml:space="preserve"> Add meta tags so Google finds "Unani Books India" and points to your site.</w:t>
-      </w:r>
-    </w:p>
-    <w:p>
-      <w:pPr>
-        <w:numPr>
-          <w:ilvl w:val="0"/>
-          <w:numId w:val="7"/>
-        </w:numPr>
-        <w:spacing w:before="100" w:beforeAutospacing="1" w:after="100" w:afterAutospacing="1" w:line="240" w:lineRule="auto"/>
-        <w:rPr>
-          <w:rFonts w:ascii="Times New Roman" w:eastAsia="Times New Roman" w:hAnsi="Times New Roman" w:cs="Times New Roman"/>
-          <w:sz w:val="24"/>
-          <w:szCs w:val="24"/>
-        </w:rPr>
-      </w:pPr>
-      <w:r>
-        <w:rPr>
-          <w:rFonts w:ascii="Times New Roman" w:eastAsia="Times New Roman" w:hAnsi="Times New Roman" w:cs="Times New Roman"/>
-          <w:b/>
-          <w:bCs/>
-          <w:sz w:val="24"/>
-          <w:szCs w:val="24"/>
-        </w:rPr>
-        <w:t>Deployment:</w:t>
-      </w:r>
-      <w:r>
-        <w:rPr>
-          <w:rFonts w:ascii="Times New Roman" w:eastAsia="Times New Roman" w:hAnsi="Times New Roman" w:cs="Times New Roman"/>
-          <w:sz w:val="24"/>
-          <w:szCs w:val="24"/>
-        </w:rPr>
-        <w:t xml:space="preserve"> Move the code from your laptop to a live server (PythonAnywhere).</w:t>
-      </w:r>
-    </w:p>
-    <w:p>
-      <w:pPr>
-        <w:spacing w:after="0" w:line="240" w:lineRule="auto"/>
-        <w:rPr>
-          <w:rFonts w:ascii="Times New Roman" w:eastAsia="Times New Roman" w:hAnsi="Times New Roman" w:cs="Times New Roman"/>
-          <w:sz w:val="24"/>
-          <w:szCs w:val="24"/>
-        </w:rPr>
-      </w:pPr>
-      <w:r>
-        <w:rPr>
-          <w:rFonts w:ascii="Times New Roman" w:eastAsia="Times New Roman" w:hAnsi="Times New Roman" w:cs="Times New Roman"/>
-          <w:sz w:val="24"/>
-          <w:szCs w:val="24"/>
-        </w:rPr>
-        <w:pict w14:anchorId="621AB0D9">
-          <v:rect id="_x0000_i1029" style="width:0;height:1.5pt" o:hralign="center" o:hrstd="t" o:hr="t" fillcolor="#a0a0a0" stroked="f"/>
-        </w:pict>
-      </w:r>
-    </w:p>
-    <w:p>
-      <w:pPr>
-        <w:spacing w:before="100" w:beforeAutospacing="1" w:after="100" w:afterAutospacing="1" w:line="240" w:lineRule="auto"/>
-        <w:outlineLvl w:val="2"/>
-        <w:rPr>
-          <w:rFonts w:ascii="Times New Roman" w:eastAsia="Times New Roman" w:hAnsi="Times New Roman" w:cs="Times New Roman"/>
-          <w:b/>
-          <w:bCs/>
-          <w:sz w:val="27"/>
-          <w:szCs w:val="27"/>
-        </w:rPr>
-      </w:pPr>
-      <w:r>
-        <w:rPr>
-          <w:rFonts w:ascii="Times New Roman" w:eastAsia="Times New Roman" w:hAnsi="Times New Roman" w:cs="Times New Roman"/>
-          <w:b/>
-          <w:bCs/>
-          <w:sz w:val="27"/>
-          <w:szCs w:val="27"/>
-        </w:rPr>
-        <w:t>5. Immediate Next Step</w:t>
-      </w:r>
-    </w:p>
-    <w:p>
-      <w:pPr>
-        <w:spacing w:before="100" w:beforeAutospacing="1" w:after="100" w:afterAutospacing="1" w:line="240" w:lineRule="auto"/>
-        <w:rPr>
-          <w:rFonts w:ascii="Times New Roman" w:eastAsia="Times New Roman" w:hAnsi="Times New Roman" w:cs="Times New Roman"/>
-          <w:sz w:val="24"/>
-          <w:szCs w:val="24"/>
-        </w:rPr>
-      </w:pPr>
-      <w:r>
-        <w:rPr>
-          <w:rFonts w:ascii="Times New Roman" w:eastAsia="Times New Roman" w:hAnsi="Times New Roman" w:cs="Times New Roman"/>
-          <w:sz w:val="24"/>
-          <w:szCs w:val="24"/>
-        </w:rPr>
-        <w:t xml:space="preserve">We are currently finishing the </w:t>
-      </w:r>
-      <w:r>
-        <w:rPr>
-          <w:rFonts w:ascii="Times New Roman" w:eastAsia="Times New Roman" w:hAnsi="Times New Roman" w:cs="Times New Roman"/>
-          <w:b/>
-          <w:bCs/>
-          <w:sz w:val="24"/>
-          <w:szCs w:val="24"/>
-        </w:rPr>
-        <w:t>Multiple Images</w:t>
-      </w:r>
-      <w:r>
-        <w:rPr>
-          <w:rFonts w:ascii="Times New Roman" w:eastAsia="Times New Roman" w:hAnsi="Times New Roman" w:cs="Times New Roman"/>
-          <w:sz w:val="24"/>
-          <w:szCs w:val="24"/>
-        </w:rPr>
-        <w:t xml:space="preserve"> feature.</w:t>
-      </w:r>
-    </w:p>
-    <w:p>
-      <w:pPr>
-        <w:spacing w:before="100" w:beforeAutospacing="1" w:after="100" w:afterAutospacing="1" w:line="240" w:lineRule="auto"/>
-        <w:rPr>
-          <w:rFonts w:ascii="Times New Roman" w:eastAsia="Times New Roman" w:hAnsi="Times New Roman" w:cs="Times New Roman"/>
-          <w:sz w:val="24"/>
-          <w:szCs w:val="24"/>
-        </w:rPr>
-      </w:pPr>
-      <w:r>
-        <w:rPr>
-          <w:rFonts w:ascii="Times New Roman" w:eastAsia="Times New Roman" w:hAnsi="Times New Roman" w:cs="Times New Roman"/>
-          <w:b/>
-          <w:bCs/>
-          <w:sz w:val="24"/>
-          <w:szCs w:val="24"/>
-        </w:rPr>
-        <w:lastRenderedPageBreak/>
-        <w:t>Your current status:</w:t>
-      </w:r>
-    </w:p>
-    <w:p>
-      <w:pPr>
-        <w:numPr>
-          <w:ilvl w:val="0"/>
-          <w:numId w:val="8"/>
-        </w:numPr>
-        <w:spacing w:before="100" w:beforeAutospacing="1" w:after="100" w:afterAutospacing="1" w:line="240" w:lineRule="auto"/>
-        <w:rPr>
-          <w:rFonts w:ascii="Times New Roman" w:eastAsia="Times New Roman" w:hAnsi="Times New Roman" w:cs="Times New Roman"/>
-          <w:sz w:val="24"/>
-          <w:szCs w:val="24"/>
-        </w:rPr>
-      </w:pPr>
-      <w:r>
-        <w:rPr>
-          <w:rFonts w:ascii="Times New Roman" w:eastAsia="Times New Roman" w:hAnsi="Times New Roman" w:cs="Times New Roman"/>
-          <w:sz w:val="24"/>
-          <w:szCs w:val="24"/>
-        </w:rPr>
-        <w:t xml:space="preserve">You have updated </w:t>
-      </w:r>
-      <w:r>
-        <w:rPr>
-          <w:rFonts w:ascii="Courier New" w:eastAsia="Times New Roman" w:hAnsi="Courier New" w:cs="Courier New"/>
-          <w:sz w:val="20"/>
-          <w:szCs w:val="20"/>
-        </w:rPr>
-        <w:t>models.py</w:t>
-      </w:r>
-      <w:r>
-        <w:rPr>
-          <w:rFonts w:ascii="Times New Roman" w:eastAsia="Times New Roman" w:hAnsi="Times New Roman" w:cs="Times New Roman"/>
-          <w:sz w:val="24"/>
-          <w:szCs w:val="24"/>
-        </w:rPr>
-        <w:t xml:space="preserve"> with the </w:t>
-      </w:r>
-      <w:proofErr w:type="spellStart"/>
-      <w:r>
-        <w:rPr>
-          <w:rFonts w:ascii="Courier New" w:eastAsia="Times New Roman" w:hAnsi="Courier New" w:cs="Courier New"/>
-          <w:sz w:val="20"/>
-          <w:szCs w:val="20"/>
-        </w:rPr>
-        <w:t>BookImage</w:t>
-      </w:r>
-      <w:proofErr w:type="spellEnd"/>
-      <w:r>
-        <w:rPr>
-          <w:rFonts w:ascii="Times New Roman" w:eastAsia="Times New Roman" w:hAnsi="Times New Roman" w:cs="Times New Roman"/>
-          <w:sz w:val="24"/>
-          <w:szCs w:val="24"/>
-        </w:rPr>
-        <w:t xml:space="preserve"> class.</w:t>
-      </w:r>
-    </w:p>
-    <w:p>
-      <w:pPr>
-        <w:numPr>
-          <w:ilvl w:val="0"/>
-          <w:numId w:val="8"/>
-        </w:numPr>
-        <w:spacing w:before="100" w:beforeAutospacing="1" w:after="100" w:afterAutospacing="1" w:line="240" w:lineRule="auto"/>
-        <w:rPr>
-          <w:rFonts w:ascii="Times New Roman" w:eastAsia="Times New Roman" w:hAnsi="Times New Roman" w:cs="Times New Roman"/>
-          <w:sz w:val="24"/>
-          <w:szCs w:val="24"/>
-        </w:rPr>
-      </w:pPr>
-      <w:r>
-        <w:rPr>
-          <w:rFonts w:ascii="Times New Roman" w:eastAsia="Times New Roman" w:hAnsi="Times New Roman" w:cs="Times New Roman"/>
-          <w:sz w:val="24"/>
-          <w:szCs w:val="24"/>
-        </w:rPr>
-        <w:t xml:space="preserve">You have updated </w:t>
-      </w:r>
-      <w:r>
-        <w:rPr>
-          <w:rFonts w:ascii="Courier New" w:eastAsia="Times New Roman" w:hAnsi="Courier New" w:cs="Courier New"/>
-          <w:sz w:val="20"/>
-          <w:szCs w:val="20"/>
-        </w:rPr>
-        <w:t>admin.py</w:t>
-      </w:r>
-      <w:r>
-        <w:rPr>
-          <w:rFonts w:ascii="Times New Roman" w:eastAsia="Times New Roman" w:hAnsi="Times New Roman" w:cs="Times New Roman"/>
-          <w:sz w:val="24"/>
-          <w:szCs w:val="24"/>
-        </w:rPr>
-        <w:t xml:space="preserve"> with the </w:t>
-      </w:r>
-      <w:r>
-        <w:rPr>
-          <w:rFonts w:ascii="Courier New" w:eastAsia="Times New Roman" w:hAnsi="Courier New" w:cs="Courier New"/>
-          <w:sz w:val="20"/>
-          <w:szCs w:val="20"/>
-        </w:rPr>
-        <w:t>Inline</w:t>
-      </w:r>
-      <w:r>
-        <w:rPr>
-          <w:rFonts w:ascii="Times New Roman" w:eastAsia="Times New Roman" w:hAnsi="Times New Roman" w:cs="Times New Roman"/>
-          <w:sz w:val="24"/>
-          <w:szCs w:val="24"/>
-        </w:rPr>
-        <w:t xml:space="preserve"> code.</w:t>
-      </w:r>
-    </w:p>
-    <w:p>
-      <w:pPr>
-        <w:numPr>
-          <w:ilvl w:val="0"/>
-          <w:numId w:val="8"/>
-        </w:numPr>
-        <w:spacing w:before="100" w:beforeAutospacing="1" w:after="100" w:afterAutospacing="1" w:line="240" w:lineRule="auto"/>
-        <w:rPr>
-          <w:rFonts w:ascii="Times New Roman" w:eastAsia="Times New Roman" w:hAnsi="Times New Roman" w:cs="Times New Roman"/>
-          <w:sz w:val="24"/>
-          <w:szCs w:val="24"/>
-        </w:rPr>
-      </w:pPr>
-      <w:r>
-        <w:rPr>
-          <w:rFonts w:ascii="Times New Roman" w:eastAsia="Times New Roman" w:hAnsi="Times New Roman" w:cs="Times New Roman"/>
-          <w:b/>
-          <w:bCs/>
-          <w:sz w:val="24"/>
-          <w:szCs w:val="24"/>
-        </w:rPr>
-        <w:t>Action Item:</w:t>
-      </w:r>
-      <w:r>
-        <w:rPr>
-          <w:rFonts w:ascii="Times New Roman" w:eastAsia="Times New Roman" w:hAnsi="Times New Roman" w:cs="Times New Roman"/>
-          <w:sz w:val="24"/>
-          <w:szCs w:val="24"/>
-        </w:rPr>
-        <w:t xml:space="preserve"> You need to run the migration commands to apply these changes to the database.</w:t>
-      </w:r>
-    </w:p>
-    <w:p>
-      <w:pPr>
-        <w:spacing w:before="100" w:beforeAutospacing="1" w:after="100" w:afterAutospacing="1" w:line="240" w:lineRule="auto"/>
-        <w:rPr>
-          <w:rFonts w:ascii="Times New Roman" w:eastAsia="Times New Roman" w:hAnsi="Times New Roman" w:cs="Times New Roman"/>
-          <w:sz w:val="24"/>
-          <w:szCs w:val="24"/>
-        </w:rPr>
-      </w:pPr>
-      <w:r>
-        <w:rPr>
-          <w:rFonts w:ascii="Times New Roman" w:eastAsia="Times New Roman" w:hAnsi="Times New Roman" w:cs="Times New Roman"/>
-          <w:b/>
-          <w:bCs/>
-          <w:sz w:val="24"/>
-          <w:szCs w:val="24"/>
-        </w:rPr>
-        <w:t>Shall we proceed with the migration commands to finish the "Multiple Images" feature?</w:t>
-      </w:r>
-    </w:p>
-    <w:p>
-      <w:r>
         <w:br w:type="page"/>
       </w:r>
     </w:p>
@@ -4395,7 +2117,7 @@
           <w:szCs w:val="24"/>
         </w:rPr>
         <w:pict w14:anchorId="220AFE13">
-          <v:rect id="_x0000_i1030" style="width:0;height:1.5pt" o:hralign="center" o:hrstd="t" o:hr="t" fillcolor="#a0a0a0" stroked="f"/>
+          <v:rect id="_x0000_i1031" style="width:0;height:1.5pt" o:hralign="center" o:hrstd="t" o:hr="t" fillcolor="#a0a0a0" stroked="f"/>
         </w:pict>
       </w:r>
     </w:p>
@@ -4745,6 +2467,566 @@
     </w:lvl>
   </w:abstractNum>
   <w:abstractNum w:abstractNumId="2" w15:restartNumberingAfterBreak="0">
+    <w:nsid w:val="0E726312"/>
+    <w:multiLevelType w:val="multilevel"/>
+    <w:tmpl w:val="F16C5662"/>
+    <w:lvl w:ilvl="0">
+      <w:start w:val="1"/>
+      <w:numFmt w:val="decimal"/>
+      <w:lvlText w:val="%1."/>
+      <w:lvlJc w:val="left"/>
+      <w:pPr>
+        <w:tabs>
+          <w:tab w:val="num" w:pos="720"/>
+        </w:tabs>
+        <w:ind w:left="720" w:hanging="360"/>
+      </w:pPr>
+    </w:lvl>
+    <w:lvl w:ilvl="1" w:tentative="1">
+      <w:start w:val="1"/>
+      <w:numFmt w:val="decimal"/>
+      <w:lvlText w:val="%2."/>
+      <w:lvlJc w:val="left"/>
+      <w:pPr>
+        <w:tabs>
+          <w:tab w:val="num" w:pos="1440"/>
+        </w:tabs>
+        <w:ind w:left="1440" w:hanging="360"/>
+      </w:pPr>
+    </w:lvl>
+    <w:lvl w:ilvl="2" w:tentative="1">
+      <w:start w:val="1"/>
+      <w:numFmt w:val="decimal"/>
+      <w:lvlText w:val="%3."/>
+      <w:lvlJc w:val="left"/>
+      <w:pPr>
+        <w:tabs>
+          <w:tab w:val="num" w:pos="2160"/>
+        </w:tabs>
+        <w:ind w:left="2160" w:hanging="360"/>
+      </w:pPr>
+    </w:lvl>
+    <w:lvl w:ilvl="3" w:tentative="1">
+      <w:start w:val="1"/>
+      <w:numFmt w:val="decimal"/>
+      <w:lvlText w:val="%4."/>
+      <w:lvlJc w:val="left"/>
+      <w:pPr>
+        <w:tabs>
+          <w:tab w:val="num" w:pos="2880"/>
+        </w:tabs>
+        <w:ind w:left="2880" w:hanging="360"/>
+      </w:pPr>
+    </w:lvl>
+    <w:lvl w:ilvl="4" w:tentative="1">
+      <w:start w:val="1"/>
+      <w:numFmt w:val="decimal"/>
+      <w:lvlText w:val="%5."/>
+      <w:lvlJc w:val="left"/>
+      <w:pPr>
+        <w:tabs>
+          <w:tab w:val="num" w:pos="3600"/>
+        </w:tabs>
+        <w:ind w:left="3600" w:hanging="360"/>
+      </w:pPr>
+    </w:lvl>
+    <w:lvl w:ilvl="5" w:tentative="1">
+      <w:start w:val="1"/>
+      <w:numFmt w:val="decimal"/>
+      <w:lvlText w:val="%6."/>
+      <w:lvlJc w:val="left"/>
+      <w:pPr>
+        <w:tabs>
+          <w:tab w:val="num" w:pos="4320"/>
+        </w:tabs>
+        <w:ind w:left="4320" w:hanging="360"/>
+      </w:pPr>
+    </w:lvl>
+    <w:lvl w:ilvl="6" w:tentative="1">
+      <w:start w:val="1"/>
+      <w:numFmt w:val="decimal"/>
+      <w:lvlText w:val="%7."/>
+      <w:lvlJc w:val="left"/>
+      <w:pPr>
+        <w:tabs>
+          <w:tab w:val="num" w:pos="5040"/>
+        </w:tabs>
+        <w:ind w:left="5040" w:hanging="360"/>
+      </w:pPr>
+    </w:lvl>
+    <w:lvl w:ilvl="7" w:tentative="1">
+      <w:start w:val="1"/>
+      <w:numFmt w:val="decimal"/>
+      <w:lvlText w:val="%8."/>
+      <w:lvlJc w:val="left"/>
+      <w:pPr>
+        <w:tabs>
+          <w:tab w:val="num" w:pos="5760"/>
+        </w:tabs>
+        <w:ind w:left="5760" w:hanging="360"/>
+      </w:pPr>
+    </w:lvl>
+    <w:lvl w:ilvl="8" w:tentative="1">
+      <w:start w:val="1"/>
+      <w:numFmt w:val="decimal"/>
+      <w:lvlText w:val="%9."/>
+      <w:lvlJc w:val="left"/>
+      <w:pPr>
+        <w:tabs>
+          <w:tab w:val="num" w:pos="6480"/>
+        </w:tabs>
+        <w:ind w:left="6480" w:hanging="360"/>
+      </w:pPr>
+    </w:lvl>
+  </w:abstractNum>
+  <w:abstractNum w:abstractNumId="3" w15:restartNumberingAfterBreak="0">
+    <w:nsid w:val="177A635A"/>
+    <w:multiLevelType w:val="multilevel"/>
+    <w:tmpl w:val="7056EFD0"/>
+    <w:lvl w:ilvl="0">
+      <w:start w:val="1"/>
+      <w:numFmt w:val="bullet"/>
+      <w:lvlText w:val=""/>
+      <w:lvlJc w:val="left"/>
+      <w:pPr>
+        <w:tabs>
+          <w:tab w:val="num" w:pos="720"/>
+        </w:tabs>
+        <w:ind w:left="720" w:hanging="360"/>
+      </w:pPr>
+      <w:rPr>
+        <w:rFonts w:ascii="Symbol" w:hAnsi="Symbol" w:hint="default"/>
+        <w:sz w:val="20"/>
+      </w:rPr>
+    </w:lvl>
+    <w:lvl w:ilvl="1" w:tentative="1">
+      <w:start w:val="1"/>
+      <w:numFmt w:val="bullet"/>
+      <w:lvlText w:val="o"/>
+      <w:lvlJc w:val="left"/>
+      <w:pPr>
+        <w:tabs>
+          <w:tab w:val="num" w:pos="1440"/>
+        </w:tabs>
+        <w:ind w:left="1440" w:hanging="360"/>
+      </w:pPr>
+      <w:rPr>
+        <w:rFonts w:ascii="Courier New" w:hAnsi="Courier New" w:hint="default"/>
+        <w:sz w:val="20"/>
+      </w:rPr>
+    </w:lvl>
+    <w:lvl w:ilvl="2" w:tentative="1">
+      <w:start w:val="1"/>
+      <w:numFmt w:val="bullet"/>
+      <w:lvlText w:val=""/>
+      <w:lvlJc w:val="left"/>
+      <w:pPr>
+        <w:tabs>
+          <w:tab w:val="num" w:pos="2160"/>
+        </w:tabs>
+        <w:ind w:left="2160" w:hanging="360"/>
+      </w:pPr>
+      <w:rPr>
+        <w:rFonts w:ascii="Wingdings" w:hAnsi="Wingdings" w:hint="default"/>
+        <w:sz w:val="20"/>
+      </w:rPr>
+    </w:lvl>
+    <w:lvl w:ilvl="3" w:tentative="1">
+      <w:start w:val="1"/>
+      <w:numFmt w:val="bullet"/>
+      <w:lvlText w:val=""/>
+      <w:lvlJc w:val="left"/>
+      <w:pPr>
+        <w:tabs>
+          <w:tab w:val="num" w:pos="2880"/>
+        </w:tabs>
+        <w:ind w:left="2880" w:hanging="360"/>
+      </w:pPr>
+      <w:rPr>
+        <w:rFonts w:ascii="Wingdings" w:hAnsi="Wingdings" w:hint="default"/>
+        <w:sz w:val="20"/>
+      </w:rPr>
+    </w:lvl>
+    <w:lvl w:ilvl="4" w:tentative="1">
+      <w:start w:val="1"/>
+      <w:numFmt w:val="bullet"/>
+      <w:lvlText w:val=""/>
+      <w:lvlJc w:val="left"/>
+      <w:pPr>
+        <w:tabs>
+          <w:tab w:val="num" w:pos="3600"/>
+        </w:tabs>
+        <w:ind w:left="3600" w:hanging="360"/>
+      </w:pPr>
+      <w:rPr>
+        <w:rFonts w:ascii="Wingdings" w:hAnsi="Wingdings" w:hint="default"/>
+        <w:sz w:val="20"/>
+      </w:rPr>
+    </w:lvl>
+    <w:lvl w:ilvl="5" w:tentative="1">
+      <w:start w:val="1"/>
+      <w:numFmt w:val="bullet"/>
+      <w:lvlText w:val=""/>
+      <w:lvlJc w:val="left"/>
+      <w:pPr>
+        <w:tabs>
+          <w:tab w:val="num" w:pos="4320"/>
+        </w:tabs>
+        <w:ind w:left="4320" w:hanging="360"/>
+      </w:pPr>
+      <w:rPr>
+        <w:rFonts w:ascii="Wingdings" w:hAnsi="Wingdings" w:hint="default"/>
+        <w:sz w:val="20"/>
+      </w:rPr>
+    </w:lvl>
+    <w:lvl w:ilvl="6" w:tentative="1">
+      <w:start w:val="1"/>
+      <w:numFmt w:val="bullet"/>
+      <w:lvlText w:val=""/>
+      <w:lvlJc w:val="left"/>
+      <w:pPr>
+        <w:tabs>
+          <w:tab w:val="num" w:pos="5040"/>
+        </w:tabs>
+        <w:ind w:left="5040" w:hanging="360"/>
+      </w:pPr>
+      <w:rPr>
+        <w:rFonts w:ascii="Wingdings" w:hAnsi="Wingdings" w:hint="default"/>
+        <w:sz w:val="20"/>
+      </w:rPr>
+    </w:lvl>
+    <w:lvl w:ilvl="7" w:tentative="1">
+      <w:start w:val="1"/>
+      <w:numFmt w:val="bullet"/>
+      <w:lvlText w:val=""/>
+      <w:lvlJc w:val="left"/>
+      <w:pPr>
+        <w:tabs>
+          <w:tab w:val="num" w:pos="5760"/>
+        </w:tabs>
+        <w:ind w:left="5760" w:hanging="360"/>
+      </w:pPr>
+      <w:rPr>
+        <w:rFonts w:ascii="Wingdings" w:hAnsi="Wingdings" w:hint="default"/>
+        <w:sz w:val="20"/>
+      </w:rPr>
+    </w:lvl>
+    <w:lvl w:ilvl="8" w:tentative="1">
+      <w:start w:val="1"/>
+      <w:numFmt w:val="bullet"/>
+      <w:lvlText w:val=""/>
+      <w:lvlJc w:val="left"/>
+      <w:pPr>
+        <w:tabs>
+          <w:tab w:val="num" w:pos="6480"/>
+        </w:tabs>
+        <w:ind w:left="6480" w:hanging="360"/>
+      </w:pPr>
+      <w:rPr>
+        <w:rFonts w:ascii="Wingdings" w:hAnsi="Wingdings" w:hint="default"/>
+        <w:sz w:val="20"/>
+      </w:rPr>
+    </w:lvl>
+  </w:abstractNum>
+  <w:abstractNum w:abstractNumId="4" w15:restartNumberingAfterBreak="0">
+    <w:nsid w:val="18B63D8B"/>
+    <w:multiLevelType w:val="multilevel"/>
+    <w:tmpl w:val="7C2AE042"/>
+    <w:lvl w:ilvl="0">
+      <w:start w:val="1"/>
+      <w:numFmt w:val="bullet"/>
+      <w:lvlText w:val=""/>
+      <w:lvlJc w:val="left"/>
+      <w:pPr>
+        <w:tabs>
+          <w:tab w:val="num" w:pos="720"/>
+        </w:tabs>
+        <w:ind w:left="720" w:hanging="360"/>
+      </w:pPr>
+      <w:rPr>
+        <w:rFonts w:ascii="Symbol" w:hAnsi="Symbol" w:hint="default"/>
+        <w:sz w:val="20"/>
+      </w:rPr>
+    </w:lvl>
+    <w:lvl w:ilvl="1" w:tentative="1">
+      <w:start w:val="1"/>
+      <w:numFmt w:val="bullet"/>
+      <w:lvlText w:val="o"/>
+      <w:lvlJc w:val="left"/>
+      <w:pPr>
+        <w:tabs>
+          <w:tab w:val="num" w:pos="1440"/>
+        </w:tabs>
+        <w:ind w:left="1440" w:hanging="360"/>
+      </w:pPr>
+      <w:rPr>
+        <w:rFonts w:ascii="Courier New" w:hAnsi="Courier New" w:hint="default"/>
+        <w:sz w:val="20"/>
+      </w:rPr>
+    </w:lvl>
+    <w:lvl w:ilvl="2" w:tentative="1">
+      <w:start w:val="1"/>
+      <w:numFmt w:val="bullet"/>
+      <w:lvlText w:val=""/>
+      <w:lvlJc w:val="left"/>
+      <w:pPr>
+        <w:tabs>
+          <w:tab w:val="num" w:pos="2160"/>
+        </w:tabs>
+        <w:ind w:left="2160" w:hanging="360"/>
+      </w:pPr>
+      <w:rPr>
+        <w:rFonts w:ascii="Wingdings" w:hAnsi="Wingdings" w:hint="default"/>
+        <w:sz w:val="20"/>
+      </w:rPr>
+    </w:lvl>
+    <w:lvl w:ilvl="3" w:tentative="1">
+      <w:start w:val="1"/>
+      <w:numFmt w:val="bullet"/>
+      <w:lvlText w:val=""/>
+      <w:lvlJc w:val="left"/>
+      <w:pPr>
+        <w:tabs>
+          <w:tab w:val="num" w:pos="2880"/>
+        </w:tabs>
+        <w:ind w:left="2880" w:hanging="360"/>
+      </w:pPr>
+      <w:rPr>
+        <w:rFonts w:ascii="Wingdings" w:hAnsi="Wingdings" w:hint="default"/>
+        <w:sz w:val="20"/>
+      </w:rPr>
+    </w:lvl>
+    <w:lvl w:ilvl="4" w:tentative="1">
+      <w:start w:val="1"/>
+      <w:numFmt w:val="bullet"/>
+      <w:lvlText w:val=""/>
+      <w:lvlJc w:val="left"/>
+      <w:pPr>
+        <w:tabs>
+          <w:tab w:val="num" w:pos="3600"/>
+        </w:tabs>
+        <w:ind w:left="3600" w:hanging="360"/>
+      </w:pPr>
+      <w:rPr>
+        <w:rFonts w:ascii="Wingdings" w:hAnsi="Wingdings" w:hint="default"/>
+        <w:sz w:val="20"/>
+      </w:rPr>
+    </w:lvl>
+    <w:lvl w:ilvl="5" w:tentative="1">
+      <w:start w:val="1"/>
+      <w:numFmt w:val="bullet"/>
+      <w:lvlText w:val=""/>
+      <w:lvlJc w:val="left"/>
+      <w:pPr>
+        <w:tabs>
+          <w:tab w:val="num" w:pos="4320"/>
+        </w:tabs>
+        <w:ind w:left="4320" w:hanging="360"/>
+      </w:pPr>
+      <w:rPr>
+        <w:rFonts w:ascii="Wingdings" w:hAnsi="Wingdings" w:hint="default"/>
+        <w:sz w:val="20"/>
+      </w:rPr>
+    </w:lvl>
+    <w:lvl w:ilvl="6" w:tentative="1">
+      <w:start w:val="1"/>
+      <w:numFmt w:val="bullet"/>
+      <w:lvlText w:val=""/>
+      <w:lvlJc w:val="left"/>
+      <w:pPr>
+        <w:tabs>
+          <w:tab w:val="num" w:pos="5040"/>
+        </w:tabs>
+        <w:ind w:left="5040" w:hanging="360"/>
+      </w:pPr>
+      <w:rPr>
+        <w:rFonts w:ascii="Wingdings" w:hAnsi="Wingdings" w:hint="default"/>
+        <w:sz w:val="20"/>
+      </w:rPr>
+    </w:lvl>
+    <w:lvl w:ilvl="7" w:tentative="1">
+      <w:start w:val="1"/>
+      <w:numFmt w:val="bullet"/>
+      <w:lvlText w:val=""/>
+      <w:lvlJc w:val="left"/>
+      <w:pPr>
+        <w:tabs>
+          <w:tab w:val="num" w:pos="5760"/>
+        </w:tabs>
+        <w:ind w:left="5760" w:hanging="360"/>
+      </w:pPr>
+      <w:rPr>
+        <w:rFonts w:ascii="Wingdings" w:hAnsi="Wingdings" w:hint="default"/>
+        <w:sz w:val="20"/>
+      </w:rPr>
+    </w:lvl>
+    <w:lvl w:ilvl="8" w:tentative="1">
+      <w:start w:val="1"/>
+      <w:numFmt w:val="bullet"/>
+      <w:lvlText w:val=""/>
+      <w:lvlJc w:val="left"/>
+      <w:pPr>
+        <w:tabs>
+          <w:tab w:val="num" w:pos="6480"/>
+        </w:tabs>
+        <w:ind w:left="6480" w:hanging="360"/>
+      </w:pPr>
+      <w:rPr>
+        <w:rFonts w:ascii="Wingdings" w:hAnsi="Wingdings" w:hint="default"/>
+        <w:sz w:val="20"/>
+      </w:rPr>
+    </w:lvl>
+  </w:abstractNum>
+  <w:abstractNum w:abstractNumId="5" w15:restartNumberingAfterBreak="0">
+    <w:nsid w:val="263F7A85"/>
+    <w:multiLevelType w:val="multilevel"/>
+    <w:tmpl w:val="27EAB84A"/>
+    <w:lvl w:ilvl="0">
+      <w:start w:val="1"/>
+      <w:numFmt w:val="bullet"/>
+      <w:lvlText w:val=""/>
+      <w:lvlJc w:val="left"/>
+      <w:pPr>
+        <w:tabs>
+          <w:tab w:val="num" w:pos="720"/>
+        </w:tabs>
+        <w:ind w:left="720" w:hanging="360"/>
+      </w:pPr>
+      <w:rPr>
+        <w:rFonts w:ascii="Symbol" w:hAnsi="Symbol" w:hint="default"/>
+        <w:sz w:val="20"/>
+      </w:rPr>
+    </w:lvl>
+    <w:lvl w:ilvl="1" w:tentative="1">
+      <w:start w:val="1"/>
+      <w:numFmt w:val="bullet"/>
+      <w:lvlText w:val="o"/>
+      <w:lvlJc w:val="left"/>
+      <w:pPr>
+        <w:tabs>
+          <w:tab w:val="num" w:pos="1440"/>
+        </w:tabs>
+        <w:ind w:left="1440" w:hanging="360"/>
+      </w:pPr>
+      <w:rPr>
+        <w:rFonts w:ascii="Courier New" w:hAnsi="Courier New" w:hint="default"/>
+        <w:sz w:val="20"/>
+      </w:rPr>
+    </w:lvl>
+    <w:lvl w:ilvl="2" w:tentative="1">
+      <w:start w:val="1"/>
+      <w:numFmt w:val="bullet"/>
+      <w:lvlText w:val=""/>
+      <w:lvlJc w:val="left"/>
+      <w:pPr>
+        <w:tabs>
+          <w:tab w:val="num" w:pos="2160"/>
+        </w:tabs>
+        <w:ind w:left="2160" w:hanging="360"/>
+      </w:pPr>
+      <w:rPr>
+        <w:rFonts w:ascii="Wingdings" w:hAnsi="Wingdings" w:hint="default"/>
+        <w:sz w:val="20"/>
+      </w:rPr>
+    </w:lvl>
+    <w:lvl w:ilvl="3" w:tentative="1">
+      <w:start w:val="1"/>
+      <w:numFmt w:val="bullet"/>
+      <w:lvlText w:val=""/>
+      <w:lvlJc w:val="left"/>
+      <w:pPr>
+        <w:tabs>
+          <w:tab w:val="num" w:pos="2880"/>
+        </w:tabs>
+        <w:ind w:left="2880" w:hanging="360"/>
+      </w:pPr>
+      <w:rPr>
+        <w:rFonts w:ascii="Wingdings" w:hAnsi="Wingdings" w:hint="default"/>
+        <w:sz w:val="20"/>
+      </w:rPr>
+    </w:lvl>
+    <w:lvl w:ilvl="4" w:tentative="1">
+      <w:start w:val="1"/>
+      <w:numFmt w:val="bullet"/>
+      <w:lvlText w:val=""/>
+      <w:lvlJc w:val="left"/>
+      <w:pPr>
+        <w:tabs>
+          <w:tab w:val="num" w:pos="3600"/>
+        </w:tabs>
+        <w:ind w:left="3600" w:hanging="360"/>
+      </w:pPr>
+      <w:rPr>
+        <w:rFonts w:ascii="Wingdings" w:hAnsi="Wingdings" w:hint="default"/>
+        <w:sz w:val="20"/>
+      </w:rPr>
+    </w:lvl>
+    <w:lvl w:ilvl="5" w:tentative="1">
+      <w:start w:val="1"/>
+      <w:numFmt w:val="bullet"/>
+      <w:lvlText w:val=""/>
+      <w:lvlJc w:val="left"/>
+      <w:pPr>
+        <w:tabs>
+          <w:tab w:val="num" w:pos="4320"/>
+        </w:tabs>
+        <w:ind w:left="4320" w:hanging="360"/>
+      </w:pPr>
+      <w:rPr>
+        <w:rFonts w:ascii="Wingdings" w:hAnsi="Wingdings" w:hint="default"/>
+        <w:sz w:val="20"/>
+      </w:rPr>
+    </w:lvl>
+    <w:lvl w:ilvl="6" w:tentative="1">
+      <w:start w:val="1"/>
+      <w:numFmt w:val="bullet"/>
+      <w:lvlText w:val=""/>
+      <w:lvlJc w:val="left"/>
+      <w:pPr>
+        <w:tabs>
+          <w:tab w:val="num" w:pos="5040"/>
+        </w:tabs>
+        <w:ind w:left="5040" w:hanging="360"/>
+      </w:pPr>
+      <w:rPr>
+        <w:rFonts w:ascii="Wingdings" w:hAnsi="Wingdings" w:hint="default"/>
+        <w:sz w:val="20"/>
+      </w:rPr>
+    </w:lvl>
+    <w:lvl w:ilvl="7" w:tentative="1">
+      <w:start w:val="1"/>
+      <w:numFmt w:val="bullet"/>
+      <w:lvlText w:val=""/>
+      <w:lvlJc w:val="left"/>
+      <w:pPr>
+        <w:tabs>
+          <w:tab w:val="num" w:pos="5760"/>
+        </w:tabs>
+        <w:ind w:left="5760" w:hanging="360"/>
+      </w:pPr>
+      <w:rPr>
+        <w:rFonts w:ascii="Wingdings" w:hAnsi="Wingdings" w:hint="default"/>
+        <w:sz w:val="20"/>
+      </w:rPr>
+    </w:lvl>
+    <w:lvl w:ilvl="8" w:tentative="1">
+      <w:start w:val="1"/>
+      <w:numFmt w:val="bullet"/>
+      <w:lvlText w:val=""/>
+      <w:lvlJc w:val="left"/>
+      <w:pPr>
+        <w:tabs>
+          <w:tab w:val="num" w:pos="6480"/>
+        </w:tabs>
+        <w:ind w:left="6480" w:hanging="360"/>
+      </w:pPr>
+      <w:rPr>
+        <w:rFonts w:ascii="Wingdings" w:hAnsi="Wingdings" w:hint="default"/>
+        <w:sz w:val="20"/>
+      </w:rPr>
+    </w:lvl>
+  </w:abstractNum>
+  <w:abstractNum w:abstractNumId="6" w15:restartNumberingAfterBreak="0">
     <w:nsid w:val="271218D6"/>
     <w:multiLevelType w:val="multilevel"/>
     <w:tmpl w:val="F6C0EA1A"/>
@@ -4857,7 +3139,7 @@
       </w:pPr>
     </w:lvl>
   </w:abstractNum>
-  <w:abstractNum w:abstractNumId="3" w15:restartNumberingAfterBreak="0">
+  <w:abstractNum w:abstractNumId="7" w15:restartNumberingAfterBreak="0">
     <w:nsid w:val="29D451CB"/>
     <w:multiLevelType w:val="multilevel"/>
     <w:tmpl w:val="2152A4E4"/>
@@ -5006,7 +3288,7 @@
       </w:rPr>
     </w:lvl>
   </w:abstractNum>
-  <w:abstractNum w:abstractNumId="4" w15:restartNumberingAfterBreak="0">
+  <w:abstractNum w:abstractNumId="8" w15:restartNumberingAfterBreak="0">
     <w:nsid w:val="2B1F10D5"/>
     <w:multiLevelType w:val="multilevel"/>
     <w:tmpl w:val="F5869B38"/>
@@ -5155,7 +3437,7 @@
       </w:rPr>
     </w:lvl>
   </w:abstractNum>
-  <w:abstractNum w:abstractNumId="5" w15:restartNumberingAfterBreak="0">
+  <w:abstractNum w:abstractNumId="9" w15:restartNumberingAfterBreak="0">
     <w:nsid w:val="2D0C5015"/>
     <w:multiLevelType w:val="multilevel"/>
     <w:tmpl w:val="16D42B24"/>
@@ -5304,7 +3586,7 @@
       </w:rPr>
     </w:lvl>
   </w:abstractNum>
-  <w:abstractNum w:abstractNumId="6" w15:restartNumberingAfterBreak="0">
+  <w:abstractNum w:abstractNumId="10" w15:restartNumberingAfterBreak="0">
     <w:nsid w:val="317E5AF4"/>
     <w:multiLevelType w:val="multilevel"/>
     <w:tmpl w:val="2EAC050A"/>
@@ -5453,7 +3735,7 @@
       </w:rPr>
     </w:lvl>
   </w:abstractNum>
-  <w:abstractNum w:abstractNumId="7" w15:restartNumberingAfterBreak="0">
+  <w:abstractNum w:abstractNumId="11" w15:restartNumberingAfterBreak="0">
     <w:nsid w:val="34880FB5"/>
     <w:multiLevelType w:val="multilevel"/>
     <w:tmpl w:val="898657F0"/>
@@ -5566,7 +3848,7 @@
       </w:pPr>
     </w:lvl>
   </w:abstractNum>
-  <w:abstractNum w:abstractNumId="8" w15:restartNumberingAfterBreak="0">
+  <w:abstractNum w:abstractNumId="12" w15:restartNumberingAfterBreak="0">
     <w:nsid w:val="35581F2E"/>
     <w:multiLevelType w:val="multilevel"/>
     <w:tmpl w:val="B7769828"/>
@@ -5715,7 +3997,7 @@
       </w:rPr>
     </w:lvl>
   </w:abstractNum>
-  <w:abstractNum w:abstractNumId="9" w15:restartNumberingAfterBreak="0">
+  <w:abstractNum w:abstractNumId="13" w15:restartNumberingAfterBreak="0">
     <w:nsid w:val="386F483F"/>
     <w:multiLevelType w:val="multilevel"/>
     <w:tmpl w:val="C7742296"/>
@@ -5864,7 +4146,305 @@
       </w:rPr>
     </w:lvl>
   </w:abstractNum>
-  <w:abstractNum w:abstractNumId="10" w15:restartNumberingAfterBreak="0">
+  <w:abstractNum w:abstractNumId="14" w15:restartNumberingAfterBreak="0">
+    <w:nsid w:val="3E7852B4"/>
+    <w:multiLevelType w:val="multilevel"/>
+    <w:tmpl w:val="313299FA"/>
+    <w:lvl w:ilvl="0">
+      <w:start w:val="1"/>
+      <w:numFmt w:val="bullet"/>
+      <w:lvlText w:val=""/>
+      <w:lvlJc w:val="left"/>
+      <w:pPr>
+        <w:tabs>
+          <w:tab w:val="num" w:pos="720"/>
+        </w:tabs>
+        <w:ind w:left="720" w:hanging="360"/>
+      </w:pPr>
+      <w:rPr>
+        <w:rFonts w:ascii="Symbol" w:hAnsi="Symbol" w:hint="default"/>
+        <w:sz w:val="20"/>
+      </w:rPr>
+    </w:lvl>
+    <w:lvl w:ilvl="1" w:tentative="1">
+      <w:start w:val="1"/>
+      <w:numFmt w:val="bullet"/>
+      <w:lvlText w:val="o"/>
+      <w:lvlJc w:val="left"/>
+      <w:pPr>
+        <w:tabs>
+          <w:tab w:val="num" w:pos="1440"/>
+        </w:tabs>
+        <w:ind w:left="1440" w:hanging="360"/>
+      </w:pPr>
+      <w:rPr>
+        <w:rFonts w:ascii="Courier New" w:hAnsi="Courier New" w:hint="default"/>
+        <w:sz w:val="20"/>
+      </w:rPr>
+    </w:lvl>
+    <w:lvl w:ilvl="2" w:tentative="1">
+      <w:start w:val="1"/>
+      <w:numFmt w:val="bullet"/>
+      <w:lvlText w:val=""/>
+      <w:lvlJc w:val="left"/>
+      <w:pPr>
+        <w:tabs>
+          <w:tab w:val="num" w:pos="2160"/>
+        </w:tabs>
+        <w:ind w:left="2160" w:hanging="360"/>
+      </w:pPr>
+      <w:rPr>
+        <w:rFonts w:ascii="Wingdings" w:hAnsi="Wingdings" w:hint="default"/>
+        <w:sz w:val="20"/>
+      </w:rPr>
+    </w:lvl>
+    <w:lvl w:ilvl="3" w:tentative="1">
+      <w:start w:val="1"/>
+      <w:numFmt w:val="bullet"/>
+      <w:lvlText w:val=""/>
+      <w:lvlJc w:val="left"/>
+      <w:pPr>
+        <w:tabs>
+          <w:tab w:val="num" w:pos="2880"/>
+        </w:tabs>
+        <w:ind w:left="2880" w:hanging="360"/>
+      </w:pPr>
+      <w:rPr>
+        <w:rFonts w:ascii="Wingdings" w:hAnsi="Wingdings" w:hint="default"/>
+        <w:sz w:val="20"/>
+      </w:rPr>
+    </w:lvl>
+    <w:lvl w:ilvl="4" w:tentative="1">
+      <w:start w:val="1"/>
+      <w:numFmt w:val="bullet"/>
+      <w:lvlText w:val=""/>
+      <w:lvlJc w:val="left"/>
+      <w:pPr>
+        <w:tabs>
+          <w:tab w:val="num" w:pos="3600"/>
+        </w:tabs>
+        <w:ind w:left="3600" w:hanging="360"/>
+      </w:pPr>
+      <w:rPr>
+        <w:rFonts w:ascii="Wingdings" w:hAnsi="Wingdings" w:hint="default"/>
+        <w:sz w:val="20"/>
+      </w:rPr>
+    </w:lvl>
+    <w:lvl w:ilvl="5" w:tentative="1">
+      <w:start w:val="1"/>
+      <w:numFmt w:val="bullet"/>
+      <w:lvlText w:val=""/>
+      <w:lvlJc w:val="left"/>
+      <w:pPr>
+        <w:tabs>
+          <w:tab w:val="num" w:pos="4320"/>
+        </w:tabs>
+        <w:ind w:left="4320" w:hanging="360"/>
+      </w:pPr>
+      <w:rPr>
+        <w:rFonts w:ascii="Wingdings" w:hAnsi="Wingdings" w:hint="default"/>
+        <w:sz w:val="20"/>
+      </w:rPr>
+    </w:lvl>
+    <w:lvl w:ilvl="6" w:tentative="1">
+      <w:start w:val="1"/>
+      <w:numFmt w:val="bullet"/>
+      <w:lvlText w:val=""/>
+      <w:lvlJc w:val="left"/>
+      <w:pPr>
+        <w:tabs>
+          <w:tab w:val="num" w:pos="5040"/>
+        </w:tabs>
+        <w:ind w:left="5040" w:hanging="360"/>
+      </w:pPr>
+      <w:rPr>
+        <w:rFonts w:ascii="Wingdings" w:hAnsi="Wingdings" w:hint="default"/>
+        <w:sz w:val="20"/>
+      </w:rPr>
+    </w:lvl>
+    <w:lvl w:ilvl="7" w:tentative="1">
+      <w:start w:val="1"/>
+      <w:numFmt w:val="bullet"/>
+      <w:lvlText w:val=""/>
+      <w:lvlJc w:val="left"/>
+      <w:pPr>
+        <w:tabs>
+          <w:tab w:val="num" w:pos="5760"/>
+        </w:tabs>
+        <w:ind w:left="5760" w:hanging="360"/>
+      </w:pPr>
+      <w:rPr>
+        <w:rFonts w:ascii="Wingdings" w:hAnsi="Wingdings" w:hint="default"/>
+        <w:sz w:val="20"/>
+      </w:rPr>
+    </w:lvl>
+    <w:lvl w:ilvl="8" w:tentative="1">
+      <w:start w:val="1"/>
+      <w:numFmt w:val="bullet"/>
+      <w:lvlText w:val=""/>
+      <w:lvlJc w:val="left"/>
+      <w:pPr>
+        <w:tabs>
+          <w:tab w:val="num" w:pos="6480"/>
+        </w:tabs>
+        <w:ind w:left="6480" w:hanging="360"/>
+      </w:pPr>
+      <w:rPr>
+        <w:rFonts w:ascii="Wingdings" w:hAnsi="Wingdings" w:hint="default"/>
+        <w:sz w:val="20"/>
+      </w:rPr>
+    </w:lvl>
+  </w:abstractNum>
+  <w:abstractNum w:abstractNumId="15" w15:restartNumberingAfterBreak="0">
+    <w:nsid w:val="3F31722B"/>
+    <w:multiLevelType w:val="multilevel"/>
+    <w:tmpl w:val="69346FC0"/>
+    <w:lvl w:ilvl="0">
+      <w:start w:val="1"/>
+      <w:numFmt w:val="bullet"/>
+      <w:lvlText w:val=""/>
+      <w:lvlJc w:val="left"/>
+      <w:pPr>
+        <w:tabs>
+          <w:tab w:val="num" w:pos="720"/>
+        </w:tabs>
+        <w:ind w:left="720" w:hanging="360"/>
+      </w:pPr>
+      <w:rPr>
+        <w:rFonts w:ascii="Symbol" w:hAnsi="Symbol" w:hint="default"/>
+        <w:sz w:val="20"/>
+      </w:rPr>
+    </w:lvl>
+    <w:lvl w:ilvl="1" w:tentative="1">
+      <w:start w:val="1"/>
+      <w:numFmt w:val="bullet"/>
+      <w:lvlText w:val="o"/>
+      <w:lvlJc w:val="left"/>
+      <w:pPr>
+        <w:tabs>
+          <w:tab w:val="num" w:pos="1440"/>
+        </w:tabs>
+        <w:ind w:left="1440" w:hanging="360"/>
+      </w:pPr>
+      <w:rPr>
+        <w:rFonts w:ascii="Courier New" w:hAnsi="Courier New" w:hint="default"/>
+        <w:sz w:val="20"/>
+      </w:rPr>
+    </w:lvl>
+    <w:lvl w:ilvl="2" w:tentative="1">
+      <w:start w:val="1"/>
+      <w:numFmt w:val="bullet"/>
+      <w:lvlText w:val=""/>
+      <w:lvlJc w:val="left"/>
+      <w:pPr>
+        <w:tabs>
+          <w:tab w:val="num" w:pos="2160"/>
+        </w:tabs>
+        <w:ind w:left="2160" w:hanging="360"/>
+      </w:pPr>
+      <w:rPr>
+        <w:rFonts w:ascii="Wingdings" w:hAnsi="Wingdings" w:hint="default"/>
+        <w:sz w:val="20"/>
+      </w:rPr>
+    </w:lvl>
+    <w:lvl w:ilvl="3" w:tentative="1">
+      <w:start w:val="1"/>
+      <w:numFmt w:val="bullet"/>
+      <w:lvlText w:val=""/>
+      <w:lvlJc w:val="left"/>
+      <w:pPr>
+        <w:tabs>
+          <w:tab w:val="num" w:pos="2880"/>
+        </w:tabs>
+        <w:ind w:left="2880" w:hanging="360"/>
+      </w:pPr>
+      <w:rPr>
+        <w:rFonts w:ascii="Wingdings" w:hAnsi="Wingdings" w:hint="default"/>
+        <w:sz w:val="20"/>
+      </w:rPr>
+    </w:lvl>
+    <w:lvl w:ilvl="4" w:tentative="1">
+      <w:start w:val="1"/>
+      <w:numFmt w:val="bullet"/>
+      <w:lvlText w:val=""/>
+      <w:lvlJc w:val="left"/>
+      <w:pPr>
+        <w:tabs>
+          <w:tab w:val="num" w:pos="3600"/>
+        </w:tabs>
+        <w:ind w:left="3600" w:hanging="360"/>
+      </w:pPr>
+      <w:rPr>
+        <w:rFonts w:ascii="Wingdings" w:hAnsi="Wingdings" w:hint="default"/>
+        <w:sz w:val="20"/>
+      </w:rPr>
+    </w:lvl>
+    <w:lvl w:ilvl="5" w:tentative="1">
+      <w:start w:val="1"/>
+      <w:numFmt w:val="bullet"/>
+      <w:lvlText w:val=""/>
+      <w:lvlJc w:val="left"/>
+      <w:pPr>
+        <w:tabs>
+          <w:tab w:val="num" w:pos="4320"/>
+        </w:tabs>
+        <w:ind w:left="4320" w:hanging="360"/>
+      </w:pPr>
+      <w:rPr>
+        <w:rFonts w:ascii="Wingdings" w:hAnsi="Wingdings" w:hint="default"/>
+        <w:sz w:val="20"/>
+      </w:rPr>
+    </w:lvl>
+    <w:lvl w:ilvl="6" w:tentative="1">
+      <w:start w:val="1"/>
+      <w:numFmt w:val="bullet"/>
+      <w:lvlText w:val=""/>
+      <w:lvlJc w:val="left"/>
+      <w:pPr>
+        <w:tabs>
+          <w:tab w:val="num" w:pos="5040"/>
+        </w:tabs>
+        <w:ind w:left="5040" w:hanging="360"/>
+      </w:pPr>
+      <w:rPr>
+        <w:rFonts w:ascii="Wingdings" w:hAnsi="Wingdings" w:hint="default"/>
+        <w:sz w:val="20"/>
+      </w:rPr>
+    </w:lvl>
+    <w:lvl w:ilvl="7" w:tentative="1">
+      <w:start w:val="1"/>
+      <w:numFmt w:val="bullet"/>
+      <w:lvlText w:val=""/>
+      <w:lvlJc w:val="left"/>
+      <w:pPr>
+        <w:tabs>
+          <w:tab w:val="num" w:pos="5760"/>
+        </w:tabs>
+        <w:ind w:left="5760" w:hanging="360"/>
+      </w:pPr>
+      <w:rPr>
+        <w:rFonts w:ascii="Wingdings" w:hAnsi="Wingdings" w:hint="default"/>
+        <w:sz w:val="20"/>
+      </w:rPr>
+    </w:lvl>
+    <w:lvl w:ilvl="8" w:tentative="1">
+      <w:start w:val="1"/>
+      <w:numFmt w:val="bullet"/>
+      <w:lvlText w:val=""/>
+      <w:lvlJc w:val="left"/>
+      <w:pPr>
+        <w:tabs>
+          <w:tab w:val="num" w:pos="6480"/>
+        </w:tabs>
+        <w:ind w:left="6480" w:hanging="360"/>
+      </w:pPr>
+      <w:rPr>
+        <w:rFonts w:ascii="Wingdings" w:hAnsi="Wingdings" w:hint="default"/>
+        <w:sz w:val="20"/>
+      </w:rPr>
+    </w:lvl>
+  </w:abstractNum>
+  <w:abstractNum w:abstractNumId="16" w15:restartNumberingAfterBreak="0">
     <w:nsid w:val="40745428"/>
     <w:multiLevelType w:val="multilevel"/>
     <w:tmpl w:val="A61AB2DC"/>
@@ -6013,7 +4593,7 @@
       </w:rPr>
     </w:lvl>
   </w:abstractNum>
-  <w:abstractNum w:abstractNumId="11" w15:restartNumberingAfterBreak="0">
+  <w:abstractNum w:abstractNumId="17" w15:restartNumberingAfterBreak="0">
     <w:nsid w:val="41E52DE0"/>
     <w:multiLevelType w:val="multilevel"/>
     <w:tmpl w:val="6414DD7C"/>
@@ -6162,7 +4742,156 @@
       </w:rPr>
     </w:lvl>
   </w:abstractNum>
-  <w:abstractNum w:abstractNumId="12" w15:restartNumberingAfterBreak="0">
+  <w:abstractNum w:abstractNumId="18" w15:restartNumberingAfterBreak="0">
+    <w:nsid w:val="44F77144"/>
+    <w:multiLevelType w:val="multilevel"/>
+    <w:tmpl w:val="FDA407A8"/>
+    <w:lvl w:ilvl="0">
+      <w:start w:val="1"/>
+      <w:numFmt w:val="bullet"/>
+      <w:lvlText w:val=""/>
+      <w:lvlJc w:val="left"/>
+      <w:pPr>
+        <w:tabs>
+          <w:tab w:val="num" w:pos="720"/>
+        </w:tabs>
+        <w:ind w:left="720" w:hanging="360"/>
+      </w:pPr>
+      <w:rPr>
+        <w:rFonts w:ascii="Symbol" w:hAnsi="Symbol" w:hint="default"/>
+        <w:sz w:val="20"/>
+      </w:rPr>
+    </w:lvl>
+    <w:lvl w:ilvl="1" w:tentative="1">
+      <w:start w:val="1"/>
+      <w:numFmt w:val="bullet"/>
+      <w:lvlText w:val="o"/>
+      <w:lvlJc w:val="left"/>
+      <w:pPr>
+        <w:tabs>
+          <w:tab w:val="num" w:pos="1440"/>
+        </w:tabs>
+        <w:ind w:left="1440" w:hanging="360"/>
+      </w:pPr>
+      <w:rPr>
+        <w:rFonts w:ascii="Courier New" w:hAnsi="Courier New" w:hint="default"/>
+        <w:sz w:val="20"/>
+      </w:rPr>
+    </w:lvl>
+    <w:lvl w:ilvl="2" w:tentative="1">
+      <w:start w:val="1"/>
+      <w:numFmt w:val="bullet"/>
+      <w:lvlText w:val=""/>
+      <w:lvlJc w:val="left"/>
+      <w:pPr>
+        <w:tabs>
+          <w:tab w:val="num" w:pos="2160"/>
+        </w:tabs>
+        <w:ind w:left="2160" w:hanging="360"/>
+      </w:pPr>
+      <w:rPr>
+        <w:rFonts w:ascii="Wingdings" w:hAnsi="Wingdings" w:hint="default"/>
+        <w:sz w:val="20"/>
+      </w:rPr>
+    </w:lvl>
+    <w:lvl w:ilvl="3" w:tentative="1">
+      <w:start w:val="1"/>
+      <w:numFmt w:val="bullet"/>
+      <w:lvlText w:val=""/>
+      <w:lvlJc w:val="left"/>
+      <w:pPr>
+        <w:tabs>
+          <w:tab w:val="num" w:pos="2880"/>
+        </w:tabs>
+        <w:ind w:left="2880" w:hanging="360"/>
+      </w:pPr>
+      <w:rPr>
+        <w:rFonts w:ascii="Wingdings" w:hAnsi="Wingdings" w:hint="default"/>
+        <w:sz w:val="20"/>
+      </w:rPr>
+    </w:lvl>
+    <w:lvl w:ilvl="4" w:tentative="1">
+      <w:start w:val="1"/>
+      <w:numFmt w:val="bullet"/>
+      <w:lvlText w:val=""/>
+      <w:lvlJc w:val="left"/>
+      <w:pPr>
+        <w:tabs>
+          <w:tab w:val="num" w:pos="3600"/>
+        </w:tabs>
+        <w:ind w:left="3600" w:hanging="360"/>
+      </w:pPr>
+      <w:rPr>
+        <w:rFonts w:ascii="Wingdings" w:hAnsi="Wingdings" w:hint="default"/>
+        <w:sz w:val="20"/>
+      </w:rPr>
+    </w:lvl>
+    <w:lvl w:ilvl="5" w:tentative="1">
+      <w:start w:val="1"/>
+      <w:numFmt w:val="bullet"/>
+      <w:lvlText w:val=""/>
+      <w:lvlJc w:val="left"/>
+      <w:pPr>
+        <w:tabs>
+          <w:tab w:val="num" w:pos="4320"/>
+        </w:tabs>
+        <w:ind w:left="4320" w:hanging="360"/>
+      </w:pPr>
+      <w:rPr>
+        <w:rFonts w:ascii="Wingdings" w:hAnsi="Wingdings" w:hint="default"/>
+        <w:sz w:val="20"/>
+      </w:rPr>
+    </w:lvl>
+    <w:lvl w:ilvl="6" w:tentative="1">
+      <w:start w:val="1"/>
+      <w:numFmt w:val="bullet"/>
+      <w:lvlText w:val=""/>
+      <w:lvlJc w:val="left"/>
+      <w:pPr>
+        <w:tabs>
+          <w:tab w:val="num" w:pos="5040"/>
+        </w:tabs>
+        <w:ind w:left="5040" w:hanging="360"/>
+      </w:pPr>
+      <w:rPr>
+        <w:rFonts w:ascii="Wingdings" w:hAnsi="Wingdings" w:hint="default"/>
+        <w:sz w:val="20"/>
+      </w:rPr>
+    </w:lvl>
+    <w:lvl w:ilvl="7" w:tentative="1">
+      <w:start w:val="1"/>
+      <w:numFmt w:val="bullet"/>
+      <w:lvlText w:val=""/>
+      <w:lvlJc w:val="left"/>
+      <w:pPr>
+        <w:tabs>
+          <w:tab w:val="num" w:pos="5760"/>
+        </w:tabs>
+        <w:ind w:left="5760" w:hanging="360"/>
+      </w:pPr>
+      <w:rPr>
+        <w:rFonts w:ascii="Wingdings" w:hAnsi="Wingdings" w:hint="default"/>
+        <w:sz w:val="20"/>
+      </w:rPr>
+    </w:lvl>
+    <w:lvl w:ilvl="8" w:tentative="1">
+      <w:start w:val="1"/>
+      <w:numFmt w:val="bullet"/>
+      <w:lvlText w:val=""/>
+      <w:lvlJc w:val="left"/>
+      <w:pPr>
+        <w:tabs>
+          <w:tab w:val="num" w:pos="6480"/>
+        </w:tabs>
+        <w:ind w:left="6480" w:hanging="360"/>
+      </w:pPr>
+      <w:rPr>
+        <w:rFonts w:ascii="Wingdings" w:hAnsi="Wingdings" w:hint="default"/>
+        <w:sz w:val="20"/>
+      </w:rPr>
+    </w:lvl>
+  </w:abstractNum>
+  <w:abstractNum w:abstractNumId="19" w15:restartNumberingAfterBreak="0">
     <w:nsid w:val="467E1AFF"/>
     <w:multiLevelType w:val="multilevel"/>
     <w:tmpl w:val="9A14719C"/>
@@ -6311,7 +5040,7 @@
       </w:rPr>
     </w:lvl>
   </w:abstractNum>
-  <w:abstractNum w:abstractNumId="13" w15:restartNumberingAfterBreak="0">
+  <w:abstractNum w:abstractNumId="20" w15:restartNumberingAfterBreak="0">
     <w:nsid w:val="46C120B4"/>
     <w:multiLevelType w:val="multilevel"/>
     <w:tmpl w:val="9DB83056"/>
@@ -6460,7 +5189,7 @@
       </w:rPr>
     </w:lvl>
   </w:abstractNum>
-  <w:abstractNum w:abstractNumId="14" w15:restartNumberingAfterBreak="0">
+  <w:abstractNum w:abstractNumId="21" w15:restartNumberingAfterBreak="0">
     <w:nsid w:val="49366A08"/>
     <w:multiLevelType w:val="multilevel"/>
     <w:tmpl w:val="1130E5A0"/>
@@ -6609,7 +5338,7 @@
       </w:rPr>
     </w:lvl>
   </w:abstractNum>
-  <w:abstractNum w:abstractNumId="15" w15:restartNumberingAfterBreak="0">
+  <w:abstractNum w:abstractNumId="22" w15:restartNumberingAfterBreak="0">
     <w:nsid w:val="4CE7728B"/>
     <w:multiLevelType w:val="multilevel"/>
     <w:tmpl w:val="322E9104"/>
@@ -6758,7 +5487,305 @@
       </w:rPr>
     </w:lvl>
   </w:abstractNum>
-  <w:abstractNum w:abstractNumId="16" w15:restartNumberingAfterBreak="0">
+  <w:abstractNum w:abstractNumId="23" w15:restartNumberingAfterBreak="0">
+    <w:nsid w:val="4EB53FBE"/>
+    <w:multiLevelType w:val="multilevel"/>
+    <w:tmpl w:val="3C2E10D6"/>
+    <w:lvl w:ilvl="0">
+      <w:start w:val="1"/>
+      <w:numFmt w:val="bullet"/>
+      <w:lvlText w:val=""/>
+      <w:lvlJc w:val="left"/>
+      <w:pPr>
+        <w:tabs>
+          <w:tab w:val="num" w:pos="720"/>
+        </w:tabs>
+        <w:ind w:left="720" w:hanging="360"/>
+      </w:pPr>
+      <w:rPr>
+        <w:rFonts w:ascii="Symbol" w:hAnsi="Symbol" w:hint="default"/>
+        <w:sz w:val="20"/>
+      </w:rPr>
+    </w:lvl>
+    <w:lvl w:ilvl="1" w:tentative="1">
+      <w:start w:val="1"/>
+      <w:numFmt w:val="bullet"/>
+      <w:lvlText w:val="o"/>
+      <w:lvlJc w:val="left"/>
+      <w:pPr>
+        <w:tabs>
+          <w:tab w:val="num" w:pos="1440"/>
+        </w:tabs>
+        <w:ind w:left="1440" w:hanging="360"/>
+      </w:pPr>
+      <w:rPr>
+        <w:rFonts w:ascii="Courier New" w:hAnsi="Courier New" w:hint="default"/>
+        <w:sz w:val="20"/>
+      </w:rPr>
+    </w:lvl>
+    <w:lvl w:ilvl="2" w:tentative="1">
+      <w:start w:val="1"/>
+      <w:numFmt w:val="bullet"/>
+      <w:lvlText w:val=""/>
+      <w:lvlJc w:val="left"/>
+      <w:pPr>
+        <w:tabs>
+          <w:tab w:val="num" w:pos="2160"/>
+        </w:tabs>
+        <w:ind w:left="2160" w:hanging="360"/>
+      </w:pPr>
+      <w:rPr>
+        <w:rFonts w:ascii="Wingdings" w:hAnsi="Wingdings" w:hint="default"/>
+        <w:sz w:val="20"/>
+      </w:rPr>
+    </w:lvl>
+    <w:lvl w:ilvl="3" w:tentative="1">
+      <w:start w:val="1"/>
+      <w:numFmt w:val="bullet"/>
+      <w:lvlText w:val=""/>
+      <w:lvlJc w:val="left"/>
+      <w:pPr>
+        <w:tabs>
+          <w:tab w:val="num" w:pos="2880"/>
+        </w:tabs>
+        <w:ind w:left="2880" w:hanging="360"/>
+      </w:pPr>
+      <w:rPr>
+        <w:rFonts w:ascii="Wingdings" w:hAnsi="Wingdings" w:hint="default"/>
+        <w:sz w:val="20"/>
+      </w:rPr>
+    </w:lvl>
+    <w:lvl w:ilvl="4" w:tentative="1">
+      <w:start w:val="1"/>
+      <w:numFmt w:val="bullet"/>
+      <w:lvlText w:val=""/>
+      <w:lvlJc w:val="left"/>
+      <w:pPr>
+        <w:tabs>
+          <w:tab w:val="num" w:pos="3600"/>
+        </w:tabs>
+        <w:ind w:left="3600" w:hanging="360"/>
+      </w:pPr>
+      <w:rPr>
+        <w:rFonts w:ascii="Wingdings" w:hAnsi="Wingdings" w:hint="default"/>
+        <w:sz w:val="20"/>
+      </w:rPr>
+    </w:lvl>
+    <w:lvl w:ilvl="5" w:tentative="1">
+      <w:start w:val="1"/>
+      <w:numFmt w:val="bullet"/>
+      <w:lvlText w:val=""/>
+      <w:lvlJc w:val="left"/>
+      <w:pPr>
+        <w:tabs>
+          <w:tab w:val="num" w:pos="4320"/>
+        </w:tabs>
+        <w:ind w:left="4320" w:hanging="360"/>
+      </w:pPr>
+      <w:rPr>
+        <w:rFonts w:ascii="Wingdings" w:hAnsi="Wingdings" w:hint="default"/>
+        <w:sz w:val="20"/>
+      </w:rPr>
+    </w:lvl>
+    <w:lvl w:ilvl="6" w:tentative="1">
+      <w:start w:val="1"/>
+      <w:numFmt w:val="bullet"/>
+      <w:lvlText w:val=""/>
+      <w:lvlJc w:val="left"/>
+      <w:pPr>
+        <w:tabs>
+          <w:tab w:val="num" w:pos="5040"/>
+        </w:tabs>
+        <w:ind w:left="5040" w:hanging="360"/>
+      </w:pPr>
+      <w:rPr>
+        <w:rFonts w:ascii="Wingdings" w:hAnsi="Wingdings" w:hint="default"/>
+        <w:sz w:val="20"/>
+      </w:rPr>
+    </w:lvl>
+    <w:lvl w:ilvl="7" w:tentative="1">
+      <w:start w:val="1"/>
+      <w:numFmt w:val="bullet"/>
+      <w:lvlText w:val=""/>
+      <w:lvlJc w:val="left"/>
+      <w:pPr>
+        <w:tabs>
+          <w:tab w:val="num" w:pos="5760"/>
+        </w:tabs>
+        <w:ind w:left="5760" w:hanging="360"/>
+      </w:pPr>
+      <w:rPr>
+        <w:rFonts w:ascii="Wingdings" w:hAnsi="Wingdings" w:hint="default"/>
+        <w:sz w:val="20"/>
+      </w:rPr>
+    </w:lvl>
+    <w:lvl w:ilvl="8" w:tentative="1">
+      <w:start w:val="1"/>
+      <w:numFmt w:val="bullet"/>
+      <w:lvlText w:val=""/>
+      <w:lvlJc w:val="left"/>
+      <w:pPr>
+        <w:tabs>
+          <w:tab w:val="num" w:pos="6480"/>
+        </w:tabs>
+        <w:ind w:left="6480" w:hanging="360"/>
+      </w:pPr>
+      <w:rPr>
+        <w:rFonts w:ascii="Wingdings" w:hAnsi="Wingdings" w:hint="default"/>
+        <w:sz w:val="20"/>
+      </w:rPr>
+    </w:lvl>
+  </w:abstractNum>
+  <w:abstractNum w:abstractNumId="24" w15:restartNumberingAfterBreak="0">
+    <w:nsid w:val="5A500118"/>
+    <w:multiLevelType w:val="multilevel"/>
+    <w:tmpl w:val="2FECEC46"/>
+    <w:lvl w:ilvl="0">
+      <w:start w:val="1"/>
+      <w:numFmt w:val="bullet"/>
+      <w:lvlText w:val=""/>
+      <w:lvlJc w:val="left"/>
+      <w:pPr>
+        <w:tabs>
+          <w:tab w:val="num" w:pos="720"/>
+        </w:tabs>
+        <w:ind w:left="720" w:hanging="360"/>
+      </w:pPr>
+      <w:rPr>
+        <w:rFonts w:ascii="Symbol" w:hAnsi="Symbol" w:hint="default"/>
+        <w:sz w:val="20"/>
+      </w:rPr>
+    </w:lvl>
+    <w:lvl w:ilvl="1" w:tentative="1">
+      <w:start w:val="1"/>
+      <w:numFmt w:val="bullet"/>
+      <w:lvlText w:val="o"/>
+      <w:lvlJc w:val="left"/>
+      <w:pPr>
+        <w:tabs>
+          <w:tab w:val="num" w:pos="1440"/>
+        </w:tabs>
+        <w:ind w:left="1440" w:hanging="360"/>
+      </w:pPr>
+      <w:rPr>
+        <w:rFonts w:ascii="Courier New" w:hAnsi="Courier New" w:hint="default"/>
+        <w:sz w:val="20"/>
+      </w:rPr>
+    </w:lvl>
+    <w:lvl w:ilvl="2" w:tentative="1">
+      <w:start w:val="1"/>
+      <w:numFmt w:val="bullet"/>
+      <w:lvlText w:val=""/>
+      <w:lvlJc w:val="left"/>
+      <w:pPr>
+        <w:tabs>
+          <w:tab w:val="num" w:pos="2160"/>
+        </w:tabs>
+        <w:ind w:left="2160" w:hanging="360"/>
+      </w:pPr>
+      <w:rPr>
+        <w:rFonts w:ascii="Wingdings" w:hAnsi="Wingdings" w:hint="default"/>
+        <w:sz w:val="20"/>
+      </w:rPr>
+    </w:lvl>
+    <w:lvl w:ilvl="3" w:tentative="1">
+      <w:start w:val="1"/>
+      <w:numFmt w:val="bullet"/>
+      <w:lvlText w:val=""/>
+      <w:lvlJc w:val="left"/>
+      <w:pPr>
+        <w:tabs>
+          <w:tab w:val="num" w:pos="2880"/>
+        </w:tabs>
+        <w:ind w:left="2880" w:hanging="360"/>
+      </w:pPr>
+      <w:rPr>
+        <w:rFonts w:ascii="Wingdings" w:hAnsi="Wingdings" w:hint="default"/>
+        <w:sz w:val="20"/>
+      </w:rPr>
+    </w:lvl>
+    <w:lvl w:ilvl="4" w:tentative="1">
+      <w:start w:val="1"/>
+      <w:numFmt w:val="bullet"/>
+      <w:lvlText w:val=""/>
+      <w:lvlJc w:val="left"/>
+      <w:pPr>
+        <w:tabs>
+          <w:tab w:val="num" w:pos="3600"/>
+        </w:tabs>
+        <w:ind w:left="3600" w:hanging="360"/>
+      </w:pPr>
+      <w:rPr>
+        <w:rFonts w:ascii="Wingdings" w:hAnsi="Wingdings" w:hint="default"/>
+        <w:sz w:val="20"/>
+      </w:rPr>
+    </w:lvl>
+    <w:lvl w:ilvl="5" w:tentative="1">
+      <w:start w:val="1"/>
+      <w:numFmt w:val="bullet"/>
+      <w:lvlText w:val=""/>
+      <w:lvlJc w:val="left"/>
+      <w:pPr>
+        <w:tabs>
+          <w:tab w:val="num" w:pos="4320"/>
+        </w:tabs>
+        <w:ind w:left="4320" w:hanging="360"/>
+      </w:pPr>
+      <w:rPr>
+        <w:rFonts w:ascii="Wingdings" w:hAnsi="Wingdings" w:hint="default"/>
+        <w:sz w:val="20"/>
+      </w:rPr>
+    </w:lvl>
+    <w:lvl w:ilvl="6" w:tentative="1">
+      <w:start w:val="1"/>
+      <w:numFmt w:val="bullet"/>
+      <w:lvlText w:val=""/>
+      <w:lvlJc w:val="left"/>
+      <w:pPr>
+        <w:tabs>
+          <w:tab w:val="num" w:pos="5040"/>
+        </w:tabs>
+        <w:ind w:left="5040" w:hanging="360"/>
+      </w:pPr>
+      <w:rPr>
+        <w:rFonts w:ascii="Wingdings" w:hAnsi="Wingdings" w:hint="default"/>
+        <w:sz w:val="20"/>
+      </w:rPr>
+    </w:lvl>
+    <w:lvl w:ilvl="7" w:tentative="1">
+      <w:start w:val="1"/>
+      <w:numFmt w:val="bullet"/>
+      <w:lvlText w:val=""/>
+      <w:lvlJc w:val="left"/>
+      <w:pPr>
+        <w:tabs>
+          <w:tab w:val="num" w:pos="5760"/>
+        </w:tabs>
+        <w:ind w:left="5760" w:hanging="360"/>
+      </w:pPr>
+      <w:rPr>
+        <w:rFonts w:ascii="Wingdings" w:hAnsi="Wingdings" w:hint="default"/>
+        <w:sz w:val="20"/>
+      </w:rPr>
+    </w:lvl>
+    <w:lvl w:ilvl="8" w:tentative="1">
+      <w:start w:val="1"/>
+      <w:numFmt w:val="bullet"/>
+      <w:lvlText w:val=""/>
+      <w:lvlJc w:val="left"/>
+      <w:pPr>
+        <w:tabs>
+          <w:tab w:val="num" w:pos="6480"/>
+        </w:tabs>
+        <w:ind w:left="6480" w:hanging="360"/>
+      </w:pPr>
+      <w:rPr>
+        <w:rFonts w:ascii="Wingdings" w:hAnsi="Wingdings" w:hint="default"/>
+        <w:sz w:val="20"/>
+      </w:rPr>
+    </w:lvl>
+  </w:abstractNum>
+  <w:abstractNum w:abstractNumId="25" w15:restartNumberingAfterBreak="0">
     <w:nsid w:val="607B0E64"/>
     <w:multiLevelType w:val="multilevel"/>
     <w:tmpl w:val="8F8C6BB4"/>
@@ -6907,7 +5934,156 @@
       </w:rPr>
     </w:lvl>
   </w:abstractNum>
-  <w:abstractNum w:abstractNumId="17" w15:restartNumberingAfterBreak="0">
+  <w:abstractNum w:abstractNumId="26" w15:restartNumberingAfterBreak="0">
+    <w:nsid w:val="62AA4EB2"/>
+    <w:multiLevelType w:val="multilevel"/>
+    <w:tmpl w:val="87040990"/>
+    <w:lvl w:ilvl="0">
+      <w:start w:val="1"/>
+      <w:numFmt w:val="bullet"/>
+      <w:lvlText w:val=""/>
+      <w:lvlJc w:val="left"/>
+      <w:pPr>
+        <w:tabs>
+          <w:tab w:val="num" w:pos="720"/>
+        </w:tabs>
+        <w:ind w:left="720" w:hanging="360"/>
+      </w:pPr>
+      <w:rPr>
+        <w:rFonts w:ascii="Symbol" w:hAnsi="Symbol" w:hint="default"/>
+        <w:sz w:val="20"/>
+      </w:rPr>
+    </w:lvl>
+    <w:lvl w:ilvl="1" w:tentative="1">
+      <w:start w:val="1"/>
+      <w:numFmt w:val="bullet"/>
+      <w:lvlText w:val="o"/>
+      <w:lvlJc w:val="left"/>
+      <w:pPr>
+        <w:tabs>
+          <w:tab w:val="num" w:pos="1440"/>
+        </w:tabs>
+        <w:ind w:left="1440" w:hanging="360"/>
+      </w:pPr>
+      <w:rPr>
+        <w:rFonts w:ascii="Courier New" w:hAnsi="Courier New" w:hint="default"/>
+        <w:sz w:val="20"/>
+      </w:rPr>
+    </w:lvl>
+    <w:lvl w:ilvl="2" w:tentative="1">
+      <w:start w:val="1"/>
+      <w:numFmt w:val="bullet"/>
+      <w:lvlText w:val=""/>
+      <w:lvlJc w:val="left"/>
+      <w:pPr>
+        <w:tabs>
+          <w:tab w:val="num" w:pos="2160"/>
+        </w:tabs>
+        <w:ind w:left="2160" w:hanging="360"/>
+      </w:pPr>
+      <w:rPr>
+        <w:rFonts w:ascii="Wingdings" w:hAnsi="Wingdings" w:hint="default"/>
+        <w:sz w:val="20"/>
+      </w:rPr>
+    </w:lvl>
+    <w:lvl w:ilvl="3" w:tentative="1">
+      <w:start w:val="1"/>
+      <w:numFmt w:val="bullet"/>
+      <w:lvlText w:val=""/>
+      <w:lvlJc w:val="left"/>
+      <w:pPr>
+        <w:tabs>
+          <w:tab w:val="num" w:pos="2880"/>
+        </w:tabs>
+        <w:ind w:left="2880" w:hanging="360"/>
+      </w:pPr>
+      <w:rPr>
+        <w:rFonts w:ascii="Wingdings" w:hAnsi="Wingdings" w:hint="default"/>
+        <w:sz w:val="20"/>
+      </w:rPr>
+    </w:lvl>
+    <w:lvl w:ilvl="4" w:tentative="1">
+      <w:start w:val="1"/>
+      <w:numFmt w:val="bullet"/>
+      <w:lvlText w:val=""/>
+      <w:lvlJc w:val="left"/>
+      <w:pPr>
+        <w:tabs>
+          <w:tab w:val="num" w:pos="3600"/>
+        </w:tabs>
+        <w:ind w:left="3600" w:hanging="360"/>
+      </w:pPr>
+      <w:rPr>
+        <w:rFonts w:ascii="Wingdings" w:hAnsi="Wingdings" w:hint="default"/>
+        <w:sz w:val="20"/>
+      </w:rPr>
+    </w:lvl>
+    <w:lvl w:ilvl="5" w:tentative="1">
+      <w:start w:val="1"/>
+      <w:numFmt w:val="bullet"/>
+      <w:lvlText w:val=""/>
+      <w:lvlJc w:val="left"/>
+      <w:pPr>
+        <w:tabs>
+          <w:tab w:val="num" w:pos="4320"/>
+        </w:tabs>
+        <w:ind w:left="4320" w:hanging="360"/>
+      </w:pPr>
+      <w:rPr>
+        <w:rFonts w:ascii="Wingdings" w:hAnsi="Wingdings" w:hint="default"/>
+        <w:sz w:val="20"/>
+      </w:rPr>
+    </w:lvl>
+    <w:lvl w:ilvl="6" w:tentative="1">
+      <w:start w:val="1"/>
+      <w:numFmt w:val="bullet"/>
+      <w:lvlText w:val=""/>
+      <w:lvlJc w:val="left"/>
+      <w:pPr>
+        <w:tabs>
+          <w:tab w:val="num" w:pos="5040"/>
+        </w:tabs>
+        <w:ind w:left="5040" w:hanging="360"/>
+      </w:pPr>
+      <w:rPr>
+        <w:rFonts w:ascii="Wingdings" w:hAnsi="Wingdings" w:hint="default"/>
+        <w:sz w:val="20"/>
+      </w:rPr>
+    </w:lvl>
+    <w:lvl w:ilvl="7" w:tentative="1">
+      <w:start w:val="1"/>
+      <w:numFmt w:val="bullet"/>
+      <w:lvlText w:val=""/>
+      <w:lvlJc w:val="left"/>
+      <w:pPr>
+        <w:tabs>
+          <w:tab w:val="num" w:pos="5760"/>
+        </w:tabs>
+        <w:ind w:left="5760" w:hanging="360"/>
+      </w:pPr>
+      <w:rPr>
+        <w:rFonts w:ascii="Wingdings" w:hAnsi="Wingdings" w:hint="default"/>
+        <w:sz w:val="20"/>
+      </w:rPr>
+    </w:lvl>
+    <w:lvl w:ilvl="8" w:tentative="1">
+      <w:start w:val="1"/>
+      <w:numFmt w:val="bullet"/>
+      <w:lvlText w:val=""/>
+      <w:lvlJc w:val="left"/>
+      <w:pPr>
+        <w:tabs>
+          <w:tab w:val="num" w:pos="6480"/>
+        </w:tabs>
+        <w:ind w:left="6480" w:hanging="360"/>
+      </w:pPr>
+      <w:rPr>
+        <w:rFonts w:ascii="Wingdings" w:hAnsi="Wingdings" w:hint="default"/>
+        <w:sz w:val="20"/>
+      </w:rPr>
+    </w:lvl>
+  </w:abstractNum>
+  <w:abstractNum w:abstractNumId="27" w15:restartNumberingAfterBreak="0">
     <w:nsid w:val="678F13C6"/>
     <w:multiLevelType w:val="multilevel"/>
     <w:tmpl w:val="B04A8764"/>
@@ -7056,7 +6232,7 @@
       </w:rPr>
     </w:lvl>
   </w:abstractNum>
-  <w:abstractNum w:abstractNumId="18" w15:restartNumberingAfterBreak="0">
+  <w:abstractNum w:abstractNumId="28" w15:restartNumberingAfterBreak="0">
     <w:nsid w:val="696C1507"/>
     <w:multiLevelType w:val="multilevel"/>
     <w:tmpl w:val="D45ED92A"/>
@@ -7205,7 +6381,7 @@
       </w:rPr>
     </w:lvl>
   </w:abstractNum>
-  <w:abstractNum w:abstractNumId="19" w15:restartNumberingAfterBreak="0">
+  <w:abstractNum w:abstractNumId="29" w15:restartNumberingAfterBreak="0">
     <w:nsid w:val="6AA75D6F"/>
     <w:multiLevelType w:val="multilevel"/>
     <w:tmpl w:val="78EEC33C"/>
@@ -7354,7 +6530,7 @@
       </w:rPr>
     </w:lvl>
   </w:abstractNum>
-  <w:abstractNum w:abstractNumId="20" w15:restartNumberingAfterBreak="0">
+  <w:abstractNum w:abstractNumId="30" w15:restartNumberingAfterBreak="0">
     <w:nsid w:val="6EE065FD"/>
     <w:multiLevelType w:val="multilevel"/>
     <w:tmpl w:val="F4063250"/>
@@ -7503,7 +6679,305 @@
       </w:rPr>
     </w:lvl>
   </w:abstractNum>
-  <w:abstractNum w:abstractNumId="21" w15:restartNumberingAfterBreak="0">
+  <w:abstractNum w:abstractNumId="31" w15:restartNumberingAfterBreak="0">
+    <w:nsid w:val="71353E04"/>
+    <w:multiLevelType w:val="multilevel"/>
+    <w:tmpl w:val="CC6A93F4"/>
+    <w:lvl w:ilvl="0">
+      <w:start w:val="1"/>
+      <w:numFmt w:val="bullet"/>
+      <w:lvlText w:val=""/>
+      <w:lvlJc w:val="left"/>
+      <w:pPr>
+        <w:tabs>
+          <w:tab w:val="num" w:pos="720"/>
+        </w:tabs>
+        <w:ind w:left="720" w:hanging="360"/>
+      </w:pPr>
+      <w:rPr>
+        <w:rFonts w:ascii="Symbol" w:hAnsi="Symbol" w:hint="default"/>
+        <w:sz w:val="20"/>
+      </w:rPr>
+    </w:lvl>
+    <w:lvl w:ilvl="1" w:tentative="1">
+      <w:start w:val="1"/>
+      <w:numFmt w:val="bullet"/>
+      <w:lvlText w:val="o"/>
+      <w:lvlJc w:val="left"/>
+      <w:pPr>
+        <w:tabs>
+          <w:tab w:val="num" w:pos="1440"/>
+        </w:tabs>
+        <w:ind w:left="1440" w:hanging="360"/>
+      </w:pPr>
+      <w:rPr>
+        <w:rFonts w:ascii="Courier New" w:hAnsi="Courier New" w:hint="default"/>
+        <w:sz w:val="20"/>
+      </w:rPr>
+    </w:lvl>
+    <w:lvl w:ilvl="2" w:tentative="1">
+      <w:start w:val="1"/>
+      <w:numFmt w:val="bullet"/>
+      <w:lvlText w:val=""/>
+      <w:lvlJc w:val="left"/>
+      <w:pPr>
+        <w:tabs>
+          <w:tab w:val="num" w:pos="2160"/>
+        </w:tabs>
+        <w:ind w:left="2160" w:hanging="360"/>
+      </w:pPr>
+      <w:rPr>
+        <w:rFonts w:ascii="Wingdings" w:hAnsi="Wingdings" w:hint="default"/>
+        <w:sz w:val="20"/>
+      </w:rPr>
+    </w:lvl>
+    <w:lvl w:ilvl="3" w:tentative="1">
+      <w:start w:val="1"/>
+      <w:numFmt w:val="bullet"/>
+      <w:lvlText w:val=""/>
+      <w:lvlJc w:val="left"/>
+      <w:pPr>
+        <w:tabs>
+          <w:tab w:val="num" w:pos="2880"/>
+        </w:tabs>
+        <w:ind w:left="2880" w:hanging="360"/>
+      </w:pPr>
+      <w:rPr>
+        <w:rFonts w:ascii="Wingdings" w:hAnsi="Wingdings" w:hint="default"/>
+        <w:sz w:val="20"/>
+      </w:rPr>
+    </w:lvl>
+    <w:lvl w:ilvl="4" w:tentative="1">
+      <w:start w:val="1"/>
+      <w:numFmt w:val="bullet"/>
+      <w:lvlText w:val=""/>
+      <w:lvlJc w:val="left"/>
+      <w:pPr>
+        <w:tabs>
+          <w:tab w:val="num" w:pos="3600"/>
+        </w:tabs>
+        <w:ind w:left="3600" w:hanging="360"/>
+      </w:pPr>
+      <w:rPr>
+        <w:rFonts w:ascii="Wingdings" w:hAnsi="Wingdings" w:hint="default"/>
+        <w:sz w:val="20"/>
+      </w:rPr>
+    </w:lvl>
+    <w:lvl w:ilvl="5" w:tentative="1">
+      <w:start w:val="1"/>
+      <w:numFmt w:val="bullet"/>
+      <w:lvlText w:val=""/>
+      <w:lvlJc w:val="left"/>
+      <w:pPr>
+        <w:tabs>
+          <w:tab w:val="num" w:pos="4320"/>
+        </w:tabs>
+        <w:ind w:left="4320" w:hanging="360"/>
+      </w:pPr>
+      <w:rPr>
+        <w:rFonts w:ascii="Wingdings" w:hAnsi="Wingdings" w:hint="default"/>
+        <w:sz w:val="20"/>
+      </w:rPr>
+    </w:lvl>
+    <w:lvl w:ilvl="6" w:tentative="1">
+      <w:start w:val="1"/>
+      <w:numFmt w:val="bullet"/>
+      <w:lvlText w:val=""/>
+      <w:lvlJc w:val="left"/>
+      <w:pPr>
+        <w:tabs>
+          <w:tab w:val="num" w:pos="5040"/>
+        </w:tabs>
+        <w:ind w:left="5040" w:hanging="360"/>
+      </w:pPr>
+      <w:rPr>
+        <w:rFonts w:ascii="Wingdings" w:hAnsi="Wingdings" w:hint="default"/>
+        <w:sz w:val="20"/>
+      </w:rPr>
+    </w:lvl>
+    <w:lvl w:ilvl="7" w:tentative="1">
+      <w:start w:val="1"/>
+      <w:numFmt w:val="bullet"/>
+      <w:lvlText w:val=""/>
+      <w:lvlJc w:val="left"/>
+      <w:pPr>
+        <w:tabs>
+          <w:tab w:val="num" w:pos="5760"/>
+        </w:tabs>
+        <w:ind w:left="5760" w:hanging="360"/>
+      </w:pPr>
+      <w:rPr>
+        <w:rFonts w:ascii="Wingdings" w:hAnsi="Wingdings" w:hint="default"/>
+        <w:sz w:val="20"/>
+      </w:rPr>
+    </w:lvl>
+    <w:lvl w:ilvl="8" w:tentative="1">
+      <w:start w:val="1"/>
+      <w:numFmt w:val="bullet"/>
+      <w:lvlText w:val=""/>
+      <w:lvlJc w:val="left"/>
+      <w:pPr>
+        <w:tabs>
+          <w:tab w:val="num" w:pos="6480"/>
+        </w:tabs>
+        <w:ind w:left="6480" w:hanging="360"/>
+      </w:pPr>
+      <w:rPr>
+        <w:rFonts w:ascii="Wingdings" w:hAnsi="Wingdings" w:hint="default"/>
+        <w:sz w:val="20"/>
+      </w:rPr>
+    </w:lvl>
+  </w:abstractNum>
+  <w:abstractNum w:abstractNumId="32" w15:restartNumberingAfterBreak="0">
+    <w:nsid w:val="73152ECE"/>
+    <w:multiLevelType w:val="multilevel"/>
+    <w:tmpl w:val="BC6AAE40"/>
+    <w:lvl w:ilvl="0">
+      <w:start w:val="1"/>
+      <w:numFmt w:val="bullet"/>
+      <w:lvlText w:val=""/>
+      <w:lvlJc w:val="left"/>
+      <w:pPr>
+        <w:tabs>
+          <w:tab w:val="num" w:pos="720"/>
+        </w:tabs>
+        <w:ind w:left="720" w:hanging="360"/>
+      </w:pPr>
+      <w:rPr>
+        <w:rFonts w:ascii="Symbol" w:hAnsi="Symbol" w:hint="default"/>
+        <w:sz w:val="20"/>
+      </w:rPr>
+    </w:lvl>
+    <w:lvl w:ilvl="1" w:tentative="1">
+      <w:start w:val="1"/>
+      <w:numFmt w:val="bullet"/>
+      <w:lvlText w:val="o"/>
+      <w:lvlJc w:val="left"/>
+      <w:pPr>
+        <w:tabs>
+          <w:tab w:val="num" w:pos="1440"/>
+        </w:tabs>
+        <w:ind w:left="1440" w:hanging="360"/>
+      </w:pPr>
+      <w:rPr>
+        <w:rFonts w:ascii="Courier New" w:hAnsi="Courier New" w:hint="default"/>
+        <w:sz w:val="20"/>
+      </w:rPr>
+    </w:lvl>
+    <w:lvl w:ilvl="2" w:tentative="1">
+      <w:start w:val="1"/>
+      <w:numFmt w:val="bullet"/>
+      <w:lvlText w:val=""/>
+      <w:lvlJc w:val="left"/>
+      <w:pPr>
+        <w:tabs>
+          <w:tab w:val="num" w:pos="2160"/>
+        </w:tabs>
+        <w:ind w:left="2160" w:hanging="360"/>
+      </w:pPr>
+      <w:rPr>
+        <w:rFonts w:ascii="Wingdings" w:hAnsi="Wingdings" w:hint="default"/>
+        <w:sz w:val="20"/>
+      </w:rPr>
+    </w:lvl>
+    <w:lvl w:ilvl="3" w:tentative="1">
+      <w:start w:val="1"/>
+      <w:numFmt w:val="bullet"/>
+      <w:lvlText w:val=""/>
+      <w:lvlJc w:val="left"/>
+      <w:pPr>
+        <w:tabs>
+          <w:tab w:val="num" w:pos="2880"/>
+        </w:tabs>
+        <w:ind w:left="2880" w:hanging="360"/>
+      </w:pPr>
+      <w:rPr>
+        <w:rFonts w:ascii="Wingdings" w:hAnsi="Wingdings" w:hint="default"/>
+        <w:sz w:val="20"/>
+      </w:rPr>
+    </w:lvl>
+    <w:lvl w:ilvl="4" w:tentative="1">
+      <w:start w:val="1"/>
+      <w:numFmt w:val="bullet"/>
+      <w:lvlText w:val=""/>
+      <w:lvlJc w:val="left"/>
+      <w:pPr>
+        <w:tabs>
+          <w:tab w:val="num" w:pos="3600"/>
+        </w:tabs>
+        <w:ind w:left="3600" w:hanging="360"/>
+      </w:pPr>
+      <w:rPr>
+        <w:rFonts w:ascii="Wingdings" w:hAnsi="Wingdings" w:hint="default"/>
+        <w:sz w:val="20"/>
+      </w:rPr>
+    </w:lvl>
+    <w:lvl w:ilvl="5" w:tentative="1">
+      <w:start w:val="1"/>
+      <w:numFmt w:val="bullet"/>
+      <w:lvlText w:val=""/>
+      <w:lvlJc w:val="left"/>
+      <w:pPr>
+        <w:tabs>
+          <w:tab w:val="num" w:pos="4320"/>
+        </w:tabs>
+        <w:ind w:left="4320" w:hanging="360"/>
+      </w:pPr>
+      <w:rPr>
+        <w:rFonts w:ascii="Wingdings" w:hAnsi="Wingdings" w:hint="default"/>
+        <w:sz w:val="20"/>
+      </w:rPr>
+    </w:lvl>
+    <w:lvl w:ilvl="6" w:tentative="1">
+      <w:start w:val="1"/>
+      <w:numFmt w:val="bullet"/>
+      <w:lvlText w:val=""/>
+      <w:lvlJc w:val="left"/>
+      <w:pPr>
+        <w:tabs>
+          <w:tab w:val="num" w:pos="5040"/>
+        </w:tabs>
+        <w:ind w:left="5040" w:hanging="360"/>
+      </w:pPr>
+      <w:rPr>
+        <w:rFonts w:ascii="Wingdings" w:hAnsi="Wingdings" w:hint="default"/>
+        <w:sz w:val="20"/>
+      </w:rPr>
+    </w:lvl>
+    <w:lvl w:ilvl="7" w:tentative="1">
+      <w:start w:val="1"/>
+      <w:numFmt w:val="bullet"/>
+      <w:lvlText w:val=""/>
+      <w:lvlJc w:val="left"/>
+      <w:pPr>
+        <w:tabs>
+          <w:tab w:val="num" w:pos="5760"/>
+        </w:tabs>
+        <w:ind w:left="5760" w:hanging="360"/>
+      </w:pPr>
+      <w:rPr>
+        <w:rFonts w:ascii="Wingdings" w:hAnsi="Wingdings" w:hint="default"/>
+        <w:sz w:val="20"/>
+      </w:rPr>
+    </w:lvl>
+    <w:lvl w:ilvl="8" w:tentative="1">
+      <w:start w:val="1"/>
+      <w:numFmt w:val="bullet"/>
+      <w:lvlText w:val=""/>
+      <w:lvlJc w:val="left"/>
+      <w:pPr>
+        <w:tabs>
+          <w:tab w:val="num" w:pos="6480"/>
+        </w:tabs>
+        <w:ind w:left="6480" w:hanging="360"/>
+      </w:pPr>
+      <w:rPr>
+        <w:rFonts w:ascii="Wingdings" w:hAnsi="Wingdings" w:hint="default"/>
+        <w:sz w:val="20"/>
+      </w:rPr>
+    </w:lvl>
+  </w:abstractNum>
+  <w:abstractNum w:abstractNumId="33" w15:restartNumberingAfterBreak="0">
     <w:nsid w:val="75DB32E0"/>
     <w:multiLevelType w:val="multilevel"/>
     <w:tmpl w:val="E7A419AA"/>
@@ -7653,70 +7127,106 @@
     </w:lvl>
   </w:abstractNum>
   <w:num w:numId="1">
+    <w:abstractNumId w:val="20"/>
+  </w:num>
+  <w:num w:numId="2">
+    <w:abstractNumId w:val="28"/>
+  </w:num>
+  <w:num w:numId="3">
+    <w:abstractNumId w:val="27"/>
+  </w:num>
+  <w:num w:numId="4">
     <w:abstractNumId w:val="13"/>
   </w:num>
-  <w:num w:numId="2">
-    <w:abstractNumId w:val="18"/>
+  <w:num w:numId="5">
+    <w:abstractNumId w:val="8"/>
   </w:num>
-  <w:num w:numId="3">
-    <w:abstractNumId w:val="17"/>
-  </w:num>
-  <w:num w:numId="4">
+  <w:num w:numId="6">
     <w:abstractNumId w:val="9"/>
   </w:num>
-  <w:num w:numId="5">
-    <w:abstractNumId w:val="4"/>
-  </w:num>
-  <w:num w:numId="6">
-    <w:abstractNumId w:val="5"/>
-  </w:num>
   <w:num w:numId="7">
-    <w:abstractNumId w:val="10"/>
+    <w:abstractNumId w:val="16"/>
   </w:num>
   <w:num w:numId="8">
-    <w:abstractNumId w:val="2"/>
+    <w:abstractNumId w:val="6"/>
   </w:num>
   <w:num w:numId="9">
-    <w:abstractNumId w:val="7"/>
+    <w:abstractNumId w:val="11"/>
   </w:num>
   <w:num w:numId="10">
     <w:abstractNumId w:val="1"/>
   </w:num>
   <w:num w:numId="11">
-    <w:abstractNumId w:val="16"/>
+    <w:abstractNumId w:val="25"/>
   </w:num>
   <w:num w:numId="12">
-    <w:abstractNumId w:val="15"/>
+    <w:abstractNumId w:val="22"/>
   </w:num>
   <w:num w:numId="13">
-    <w:abstractNumId w:val="6"/>
+    <w:abstractNumId w:val="10"/>
   </w:num>
   <w:num w:numId="14">
-    <w:abstractNumId w:val="20"/>
+    <w:abstractNumId w:val="30"/>
   </w:num>
   <w:num w:numId="15">
-    <w:abstractNumId w:val="3"/>
+    <w:abstractNumId w:val="7"/>
   </w:num>
   <w:num w:numId="16">
-    <w:abstractNumId w:val="21"/>
+    <w:abstractNumId w:val="33"/>
   </w:num>
   <w:num w:numId="17">
-    <w:abstractNumId w:val="12"/>
+    <w:abstractNumId w:val="19"/>
   </w:num>
   <w:num w:numId="18">
     <w:abstractNumId w:val="0"/>
   </w:num>
   <w:num w:numId="19">
-    <w:abstractNumId w:val="19"/>
+    <w:abstractNumId w:val="29"/>
   </w:num>
   <w:num w:numId="20">
-    <w:abstractNumId w:val="11"/>
+    <w:abstractNumId w:val="17"/>
   </w:num>
   <w:num w:numId="21">
-    <w:abstractNumId w:val="8"/>
+    <w:abstractNumId w:val="12"/>
   </w:num>
   <w:num w:numId="22">
+    <w:abstractNumId w:val="21"/>
+  </w:num>
+  <w:num w:numId="23">
+    <w:abstractNumId w:val="31"/>
+  </w:num>
+  <w:num w:numId="24">
     <w:abstractNumId w:val="14"/>
+  </w:num>
+  <w:num w:numId="25">
+    <w:abstractNumId w:val="18"/>
+  </w:num>
+  <w:num w:numId="26">
+    <w:abstractNumId w:val="4"/>
+  </w:num>
+  <w:num w:numId="27">
+    <w:abstractNumId w:val="32"/>
+  </w:num>
+  <w:num w:numId="28">
+    <w:abstractNumId w:val="15"/>
+  </w:num>
+  <w:num w:numId="29">
+    <w:abstractNumId w:val="23"/>
+  </w:num>
+  <w:num w:numId="30">
+    <w:abstractNumId w:val="3"/>
+  </w:num>
+  <w:num w:numId="31">
+    <w:abstractNumId w:val="24"/>
+  </w:num>
+  <w:num w:numId="32">
+    <w:abstractNumId w:val="26"/>
+  </w:num>
+  <w:num w:numId="33">
+    <w:abstractNumId w:val="2"/>
+  </w:num>
+  <w:num w:numId="34">
+    <w:abstractNumId w:val="5"/>
   </w:num>
 </w:numbering>
 </file>
@@ -8119,6 +7629,50 @@
     <w:name w:val="Normal"/>
     <w:qFormat/>
   </w:style>
+  <w:style w:type="paragraph" w:styleId="Heading1">
+    <w:name w:val="heading 1"/>
+    <w:basedOn w:val="Normal"/>
+    <w:next w:val="Normal"/>
+    <w:link w:val="Heading1Char"/>
+    <w:uiPriority w:val="9"/>
+    <w:qFormat/>
+    <w:rsid w:val="005074FB"/>
+    <w:pPr>
+      <w:keepNext/>
+      <w:keepLines/>
+      <w:spacing w:before="240" w:after="0"/>
+      <w:outlineLvl w:val="0"/>
+    </w:pPr>
+    <w:rPr>
+      <w:rFonts w:asciiTheme="majorHAnsi" w:eastAsiaTheme="majorEastAsia" w:hAnsiTheme="majorHAnsi" w:cstheme="majorBidi"/>
+      <w:color w:val="2F5496" w:themeColor="accent1" w:themeShade="BF"/>
+      <w:sz w:val="32"/>
+      <w:szCs w:val="32"/>
+    </w:rPr>
+  </w:style>
+  <w:style w:type="paragraph" w:styleId="Heading2">
+    <w:name w:val="heading 2"/>
+    <w:basedOn w:val="Normal"/>
+    <w:next w:val="Normal"/>
+    <w:link w:val="Heading2Char"/>
+    <w:uiPriority w:val="9"/>
+    <w:semiHidden/>
+    <w:unhideWhenUsed/>
+    <w:qFormat/>
+    <w:rsid w:val="005074FB"/>
+    <w:pPr>
+      <w:keepNext/>
+      <w:keepLines/>
+      <w:spacing w:before="40" w:after="0"/>
+      <w:outlineLvl w:val="1"/>
+    </w:pPr>
+    <w:rPr>
+      <w:rFonts w:asciiTheme="majorHAnsi" w:eastAsiaTheme="majorEastAsia" w:hAnsiTheme="majorHAnsi" w:cstheme="majorBidi"/>
+      <w:color w:val="2F5496" w:themeColor="accent1" w:themeShade="BF"/>
+      <w:sz w:val="26"/>
+      <w:szCs w:val="26"/>
+    </w:rPr>
+  </w:style>
   <w:style w:type="paragraph" w:styleId="Heading3">
     <w:name w:val="heading 3"/>
     <w:basedOn w:val="Normal"/>
@@ -8216,7 +7770,6 @@
     <w:name w:val="Normal (Web)"/>
     <w:basedOn w:val="Normal"/>
     <w:uiPriority w:val="99"/>
-    <w:semiHidden/>
     <w:unhideWhenUsed/>
     <w:rsid w:val="00DE27E7"/>
     <w:pPr>
@@ -8303,6 +7856,44 @@
     <w:rPr>
       <w:b/>
       <w:bCs/>
+    </w:rPr>
+  </w:style>
+  <w:style w:type="character" w:customStyle="1" w:styleId="Heading1Char">
+    <w:name w:val="Heading 1 Char"/>
+    <w:basedOn w:val="DefaultParagraphFont"/>
+    <w:link w:val="Heading1"/>
+    <w:uiPriority w:val="9"/>
+    <w:rsid w:val="005074FB"/>
+    <w:rPr>
+      <w:rFonts w:asciiTheme="majorHAnsi" w:eastAsiaTheme="majorEastAsia" w:hAnsiTheme="majorHAnsi" w:cstheme="majorBidi"/>
+      <w:color w:val="2F5496" w:themeColor="accent1" w:themeShade="BF"/>
+      <w:sz w:val="32"/>
+      <w:szCs w:val="32"/>
+    </w:rPr>
+  </w:style>
+  <w:style w:type="character" w:customStyle="1" w:styleId="Heading2Char">
+    <w:name w:val="Heading 2 Char"/>
+    <w:basedOn w:val="DefaultParagraphFont"/>
+    <w:link w:val="Heading2"/>
+    <w:uiPriority w:val="9"/>
+    <w:semiHidden/>
+    <w:rsid w:val="005074FB"/>
+    <w:rPr>
+      <w:rFonts w:asciiTheme="majorHAnsi" w:eastAsiaTheme="majorEastAsia" w:hAnsiTheme="majorHAnsi" w:cstheme="majorBidi"/>
+      <w:color w:val="2F5496" w:themeColor="accent1" w:themeShade="BF"/>
+      <w:sz w:val="26"/>
+      <w:szCs w:val="26"/>
+    </w:rPr>
+  </w:style>
+  <w:style w:type="character" w:styleId="Emphasis">
+    <w:name w:val="Emphasis"/>
+    <w:basedOn w:val="DefaultParagraphFont"/>
+    <w:uiPriority w:val="20"/>
+    <w:qFormat/>
+    <w:rsid w:val="005074FB"/>
+    <w:rPr>
+      <w:i/>
+      <w:iCs/>
     </w:rPr>
   </w:style>
 </w:styles>
